--- a/Rapport_Stage/Rapport_Stage_ElBakkouri_Meryem_v4.docx
+++ b/Rapport_Stage/Rapport_Stage_ElBakkouri_Meryem_v4.docx
@@ -19,7 +19,7 @@
           <w:lang w:val="fr-FR" w:eastAsia="fr-FR"/>
         </w:rPr>
         <w:drawing>
-          <wp:anchor distT="0" distB="0" distL="114300" distR="114300" simplePos="0" relativeHeight="251659264" behindDoc="0" locked="0" layoutInCell="1" allowOverlap="1" wp14:anchorId="46C501B0" wp14:editId="0EDEA3D1">
+          <wp:anchor distT="0" distB="0" distL="114300" distR="114300" simplePos="0" relativeHeight="251657216" behindDoc="0" locked="0" layoutInCell="1" allowOverlap="1" wp14:anchorId="46C501B0" wp14:editId="0EDEA3D1">
             <wp:simplePos x="0" y="0"/>
             <wp:positionH relativeFrom="margin">
               <wp:posOffset>4123690</wp:posOffset>
@@ -77,7 +77,7 @@
           <w:lang w:val="fr-FR" w:eastAsia="fr-FR"/>
         </w:rPr>
         <w:drawing>
-          <wp:anchor distT="0" distB="0" distL="114300" distR="114300" simplePos="0" relativeHeight="251653120" behindDoc="0" locked="0" layoutInCell="1" allowOverlap="1" wp14:anchorId="799AB8F5" wp14:editId="3FB6762E">
+          <wp:anchor distT="0" distB="0" distL="114300" distR="114300" simplePos="0" relativeHeight="251655168" behindDoc="0" locked="0" layoutInCell="1" allowOverlap="1" wp14:anchorId="799AB8F5" wp14:editId="3FB6762E">
             <wp:simplePos x="0" y="0"/>
             <wp:positionH relativeFrom="margin">
               <wp:posOffset>-303530</wp:posOffset>
@@ -183,25 +183,6 @@
     </w:p>
     <w:p>
       <w:pPr>
-        <w:spacing w:before="280" w:after="120"/>
-        <w:jc w:val="center"/>
-        <w:rPr>
-          <w:rFonts w:asciiTheme="majorBidi" w:hAnsiTheme="majorBidi" w:cstheme="majorBidi"/>
-          <w:lang w:val="fr-FR"/>
-        </w:rPr>
-      </w:pPr>
-      <w:r>
-        <w:rPr>
-          <w:rFonts w:asciiTheme="majorBidi" w:hAnsiTheme="majorBidi" w:cstheme="majorBidi"/>
-          <w:b/>
-          <w:sz w:val="40"/>
-          <w:lang w:val="fr-FR"/>
-        </w:rPr>
-        <w:t>RAPPORT DE STAGE DE FIN D’ANNEE</w:t>
-      </w:r>
-    </w:p>
-    <w:p>
-      <w:pPr>
         <w:pBdr>
           <w:bottom w:val="single" w:sz="8" w:space="1" w:color="9C6B1E"/>
         </w:pBdr>
@@ -214,6 +195,37 @@
     </w:p>
     <w:p>
       <w:pPr>
+        <w:spacing w:before="280" w:after="120"/>
+        <w:jc w:val="center"/>
+        <w:rPr>
+          <w:rFonts w:asciiTheme="majorBidi" w:hAnsiTheme="majorBidi" w:cstheme="majorBidi"/>
+          <w:lang w:val="fr-FR"/>
+        </w:rPr>
+      </w:pPr>
+      <w:r>
+        <w:rPr>
+          <w:rFonts w:asciiTheme="majorBidi" w:hAnsiTheme="majorBidi" w:cstheme="majorBidi"/>
+          <w:b/>
+          <w:sz w:val="40"/>
+          <w:lang w:val="fr-FR"/>
+        </w:rPr>
+        <w:t>RAPPORT DE STAGE DE FIN D’ANNEE</w:t>
+      </w:r>
+    </w:p>
+    <w:p>
+      <w:pPr>
+        <w:pBdr>
+          <w:bottom w:val="single" w:sz="8" w:space="1" w:color="9C6B1E"/>
+        </w:pBdr>
+        <w:spacing w:before="80" w:after="80"/>
+        <w:rPr>
+          <w:rFonts w:asciiTheme="majorBidi" w:hAnsiTheme="majorBidi" w:cstheme="majorBidi"/>
+          <w:lang w:val="fr-FR"/>
+        </w:rPr>
+      </w:pPr>
+    </w:p>
+    <w:p>
+      <w:pPr>
         <w:spacing w:before="560" w:after="40"/>
         <w:jc w:val="center"/>
         <w:rPr>
@@ -231,8 +243,8 @@
         <w:jc w:val="center"/>
         <w:rPr>
           <w:rFonts w:asciiTheme="majorBidi" w:hAnsiTheme="majorBidi" w:cstheme="majorBidi"/>
-          <w:sz w:val="28"/>
-          <w:szCs w:val="28"/>
+          <w:sz w:val="32"/>
+          <w:szCs w:val="32"/>
           <w:lang w:val="fr-FR"/>
         </w:rPr>
       </w:pPr>
@@ -240,8 +252,8 @@
         <w:rPr>
           <w:rFonts w:asciiTheme="majorBidi" w:hAnsiTheme="majorBidi" w:cstheme="majorBidi"/>
           <w:b/>
-          <w:sz w:val="36"/>
-          <w:szCs w:val="28"/>
+          <w:sz w:val="40"/>
+          <w:szCs w:val="32"/>
           <w:lang w:val="fr-FR"/>
         </w:rPr>
         <w:t>Conception et développement d'une application de gestion</w:t>
@@ -249,8 +261,8 @@
       <w:r>
         <w:rPr>
           <w:rFonts w:asciiTheme="majorBidi" w:hAnsiTheme="majorBidi" w:cstheme="majorBidi"/>
-          <w:sz w:val="28"/>
-          <w:szCs w:val="28"/>
+          <w:sz w:val="32"/>
+          <w:szCs w:val="32"/>
           <w:lang w:val="fr-FR"/>
         </w:rPr>
         <w:t xml:space="preserve"> </w:t>
@@ -259,11 +271,11 @@
         <w:rPr>
           <w:rFonts w:asciiTheme="majorBidi" w:hAnsiTheme="majorBidi" w:cstheme="majorBidi"/>
           <w:b/>
-          <w:sz w:val="36"/>
-          <w:szCs w:val="28"/>
-          <w:lang w:val="fr-FR"/>
-        </w:rPr>
-        <w:t>et de reporting météorologique automatisé pour l'ORMVAG</w:t>
+          <w:sz w:val="40"/>
+          <w:szCs w:val="32"/>
+          <w:lang w:val="fr-FR"/>
+        </w:rPr>
+        <w:t>et de reporting météorologique automatisé pour l'ORMVAG, avec étude exploratoire de modèles d'apprentissage automatique</w:t>
       </w:r>
     </w:p>
     <w:p>
@@ -272,36 +284,11 @@
         <w:jc w:val="center"/>
         <w:rPr>
           <w:rFonts w:asciiTheme="majorBidi" w:hAnsiTheme="majorBidi" w:cstheme="majorBidi"/>
-          <w:i/>
-          <w:sz w:val="28"/>
-          <w:szCs w:val="24"/>
-          <w:lang w:val="fr-FR"/>
-        </w:rPr>
-      </w:pPr>
-      <w:r>
-        <w:rPr>
-          <w:rFonts w:asciiTheme="majorBidi" w:hAnsiTheme="majorBidi" w:cstheme="majorBidi"/>
-          <w:i/>
-          <w:sz w:val="28"/>
-          <w:szCs w:val="24"/>
-          <w:lang w:val="fr-FR"/>
-        </w:rPr>
-        <w:t>Intégration de modules de prévision et de détection d'anomalies par apprentissage automatique</w:t>
-      </w:r>
-    </w:p>
-    <w:p>
-      <w:pPr>
-        <w:spacing w:after="800"/>
-        <w:jc w:val="center"/>
-        <w:rPr>
-          <w:rFonts w:asciiTheme="majorBidi" w:hAnsiTheme="majorBidi" w:cstheme="majorBidi"/>
           <w:sz w:val="24"/>
           <w:szCs w:val="24"/>
           <w:lang w:val="fr-FR"/>
         </w:rPr>
       </w:pPr>
-      <w:bookmarkStart w:id="0" w:name="_GoBack"/>
-      <w:bookmarkEnd w:id="0"/>
       <w:r>
         <w:rPr>
           <w:rFonts w:asciiTheme="majorBidi" w:hAnsiTheme="majorBidi" w:cstheme="majorBidi"/>
@@ -312,7 +299,7 @@
         <mc:AlternateContent>
           <mc:Choice Requires="wps">
             <w:drawing>
-              <wp:anchor distT="45720" distB="45720" distL="114300" distR="114300" simplePos="0" relativeHeight="251665408" behindDoc="0" locked="0" layoutInCell="1" allowOverlap="1" wp14:anchorId="5FB0246B" wp14:editId="0372028E">
+              <wp:anchor distT="45720" distB="45720" distL="114300" distR="114300" simplePos="0" relativeHeight="251659264" behindDoc="0" locked="0" layoutInCell="1" allowOverlap="1" wp14:anchorId="5FB0246B" wp14:editId="0372028E">
                 <wp:simplePos x="0" y="0"/>
                 <wp:positionH relativeFrom="column">
                   <wp:posOffset>3744291</wp:posOffset>
@@ -375,7 +362,7 @@
                                 <w:szCs w:val="28"/>
                                 <w:lang w:val="fr-FR"/>
                               </w:rPr>
-                              <w:t xml:space="preserve">Réalisé par:</w:t>
+                              <w:t>Réalisé par:</w:t>
                             </w:r>
                           </w:p>
                           <w:p>
@@ -422,7 +409,7 @@
                 <v:stroke joinstyle="miter"/>
                 <v:path gradientshapeok="t" o:connecttype="rect"/>
               </v:shapetype>
-              <v:shape id="Zone de texte 2" o:spid="_x0000_s1026" type="#_x0000_t202" style="position:absolute;left:0;text-align:left;margin-left:294.85pt;margin-top:21.75pt;width:192.25pt;height:125.4pt;z-index:251665408;visibility:visible;mso-wrap-style:square;mso-width-percent:0;mso-height-percent:0;mso-wrap-distance-left:9pt;mso-wrap-distance-top:3.6pt;mso-wrap-distance-right:9pt;mso-wrap-distance-bottom:3.6pt;mso-position-horizontal:absolute;mso-position-horizontal-relative:text;mso-position-vertical:absolute;mso-position-vertical-relative:text;mso-width-percent:0;mso-height-percent:0;mso-width-relative:margin;mso-height-relative:margin;v-text-anchor:top" o:gfxdata="UEsDBBQABgAIAAAAIQC2gziS/gAAAOEBAAATAAAAW0NvbnRlbnRfVHlwZXNdLnhtbJSRQU7DMBBF 90jcwfIWJU67QAgl6YK0S0CoHGBkTxKLZGx5TGhvj5O2G0SRWNoz/78nu9wcxkFMGNg6quQqL6RA 0s5Y6ir5vt9lD1JwBDIwOMJKHpHlpr69KfdHjyxSmriSfYz+USnWPY7AufNIadK6MEJMx9ApD/oD OlTrorhX2lFEilmcO2RdNtjC5xDF9pCuTyYBB5bi6bQ4syoJ3g9WQ0ymaiLzg5KdCXlKLjvcW893 SUOqXwnz5DrgnHtJTxOsQfEKIT7DmDSUCaxw7Rqn8787ZsmRM9e2VmPeBN4uqYvTtW7jvijg9N/y JsXecLq0q+WD6m8AAAD//wMAUEsDBBQABgAIAAAAIQA4/SH/1gAAAJQBAAALAAAAX3JlbHMvLnJl bHOkkMFqwzAMhu+DvYPRfXGawxijTi+j0GvpHsDYimMaW0Yy2fr2M4PBMnrbUb/Q94l/f/hMi1qR JVI2sOt6UJgd+ZiDgffL8ekFlFSbvV0oo4EbChzGx4f9GRdb25HMsYhqlCwG5lrLq9biZkxWOiqY 22YiTra2kYMu1l1tQD30/bPm3wwYN0x18gb45AdQl1tp5j/sFB2T0FQ7R0nTNEV3j6o9feQzro1i OWA14Fm+Q8a1a8+Bvu/d/dMb2JY5uiPbhG/ktn4cqGU/er3pcvwCAAD//wMAUEsDBBQABgAIAAAA IQAlc912MQIAAEsEAAAOAAAAZHJzL2Uyb0RvYy54bWysVE2P0zAQvSPxHyzfaZqo2W2jpqulSxHS 8iEtXLg5tpNYOJ5gu03Kr9+x0y2l3BA5WB7P+HnmvZms78ZOk4O0ToEpaTqbUyINB6FMU9JvX3dv lpQ4z4xgGows6VE6erd5/Wo99IXMoAUtpCUIYlwx9CVtve+LJHG8lR1zM+ilQWcNtmMeTdskwrIB 0TudZPP5TTKAFb0FLp3D04fJSTcRv64l95/r2klPdEkxNx9XG9cqrMlmzYrGsr5V/JQG+4csOqYM PnqGemCekb1Vf0F1iltwUPsZhy6BulZcxhqwmnR+Vc1Ty3oZa0FyXH+myf0/WP7p8MUSJUqapbeU GNahSN9RKiIk8XL0kmSBpKF3BcY+9Rjtx7cwotixYNc/Av/hiIFty0wj762FoZVMYJJpuJlcXJ1w XACpho8g8C229xCBxtp2gUHkhCA6inU8C4R5EI6H2WKRLm9ySjj60nyV5csoYcKKl+u9df69hI6E TUktdkCEZ4dH50M6rHgJCa850ErslNbRsE211ZYcGHbLLn6xgqswbchQ0lWe5RMDf0CExpVnkKqZ OLhC6JTHrteqK+lyHr6pDwNt74yIPemZ0tMeM9bmxGOgbiLRj9V40qUCcURGLUzdjdOImxbsL0oG 7OySup97ZiUl+oNBVVbpYhFGIRqL/DZDw156qksPMxyhSuopmbZbH8cn8GXgHtWrVeQ1yDxlcsoV OzbSfZquMBKXdoz6/Q/YPAMAAP//AwBQSwMEFAAGAAgAAAAhAJiEBszhAAAACgEAAA8AAABkcnMv ZG93bnJldi54bWxMj8tOwzAQRfdI/IM1SOyoQ5o+EjKpEIjuKkRAhaUTD0lEPI5itw39eswKlqN7 dO+ZfDOZXhxpdJ1lhNtZBIK4trrjBuHt9elmDcJ5xVr1lgnhmxxsisuLXGXanviFjqVvRChhlymE 1vshk9LVLRnlZnYgDtmnHY3y4RwbqUd1CuWml3EULaVRHYeFVg300FL9VR4Mgquj5f45KffvldzS OdX68WO7Q7y+mu7vQHia/B8Mv/pBHYrgVNkDayd6hMU6XQUUIZkvQAQgXSUxiAohTpM5yCKX/18o fgAAAP//AwBQSwECLQAUAAYACAAAACEAtoM4kv4AAADhAQAAEwAAAAAAAAAAAAAAAAAAAAAAW0Nv bnRlbnRfVHlwZXNdLnhtbFBLAQItABQABgAIAAAAIQA4/SH/1gAAAJQBAAALAAAAAAAAAAAAAAAA AC8BAABfcmVscy8ucmVsc1BLAQItABQABgAIAAAAIQAlc912MQIAAEsEAAAOAAAAAAAAAAAAAAAA AC4CAABkcnMvZTJvRG9jLnhtbFBLAQItABQABgAIAAAAIQCYhAbM4QAAAAoBAAAPAAAAAAAAAAAA AAAAAIsEAABkcnMvZG93bnJldi54bWxQSwUGAAAAAAQABADzAAAAmQUAAAAA " strokecolor="white [3212]">
+              <v:shape id="Zone de texte 2" o:spid="_x0000_s1026" type="#_x0000_t202" style="position:absolute;left:0;text-align:left;margin-left:294.85pt;margin-top:21.75pt;width:192.25pt;height:125.4pt;z-index:251659264;visibility:visible;mso-wrap-style:square;mso-width-percent:0;mso-height-percent:0;mso-wrap-distance-left:9pt;mso-wrap-distance-top:3.6pt;mso-wrap-distance-right:9pt;mso-wrap-distance-bottom:3.6pt;mso-position-horizontal:absolute;mso-position-horizontal-relative:text;mso-position-vertical:absolute;mso-position-vertical-relative:text;mso-width-percent:0;mso-height-percent:0;mso-width-relative:margin;mso-height-relative:margin;v-text-anchor:top" o:gfxdata="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" strokecolor="white [3212]">
                 <v:textbox>
                   <w:txbxContent>
                     <w:p>
@@ -445,7 +432,7 @@
                           <w:szCs w:val="28"/>
                           <w:lang w:val="fr-FR"/>
                         </w:rPr>
-                        <w:t xml:space="preserve">Réalisé par:</w:t>
+                        <w:t>Réalisé par:</w:t>
                       </w:r>
                     </w:p>
                     <w:p>
@@ -585,6 +572,7 @@
     </w:p>
     <w:p>
       <w:pPr>
+        <w:jc w:val="center"/>
         <w:rPr>
           <w:rFonts w:asciiTheme="majorBidi" w:hAnsiTheme="majorBidi" w:cstheme="majorBidi"/>
           <w:lang w:val="fr-FR"/>
@@ -619,7 +607,7 @@
           <w:lang w:val="fr-FR"/>
         </w:rPr>
       </w:pPr>
-      <w:bookmarkStart w:id="1" w:name="_Toc235311101"/>
+      <w:bookmarkStart w:id="0" w:name="_Toc235449916"/>
       <w:r>
         <w:rPr>
           <w:lang w:val="fr-FR"/>
@@ -627,73 +615,70 @@
         <w:lastRenderedPageBreak/>
         <w:t>Remerciements</w:t>
       </w:r>
-      <w:bookmarkEnd w:id="1"/>
-    </w:p>
-    <w:p>
-      <w:pPr>
-        <w:spacing w:line="312" w:lineRule="auto"/>
-        <w:jc w:val="both"/>
-        <w:rPr>
-          <w:rFonts w:asciiTheme="majorBidi" w:hAnsiTheme="majorBidi" w:cstheme="majorBidi"/>
-          <w:lang w:val="fr-FR"/>
-        </w:rPr>
-      </w:pPr>
-      <w:r>
-        <w:rPr>
-          <w:rFonts w:asciiTheme="majorBidi" w:hAnsiTheme="majorBidi" w:cstheme="majorBidi"/>
-          <w:lang w:val="fr-FR"/>
-        </w:rPr>
-        <w:t xml:space="preserve">Je tiens tout d'abord à exprimer ma profonde gratitude à Monsieur FOUIMA</w:t>
-      </w:r>
-      <w:r>
-        <w:rPr>
-          <w:rFonts w:asciiTheme="majorBidi" w:hAnsiTheme="majorBidi" w:cstheme="majorBidi"/>
-          <w:sz w:val="28"/>
-          <w:szCs w:val="28"/>
-          <w:lang w:val="fr-FR"/>
-        </w:rPr>
-        <w:t xml:space="preserve"> </w:t>
-      </w:r>
-      <w:r>
-        <w:rPr>
-          <w:rFonts w:asciiTheme="majorBidi" w:hAnsiTheme="majorBidi" w:cstheme="majorBidi"/>
-          <w:lang w:val="fr-FR"/>
-        </w:rPr>
-        <w:t>Mehdi, mon encadrant au sein de l'Office Régional de Mise en Valeur Agricole du Gharb (ORMVAG), pour son accueil, sa disponibilité et la confiance qu'il m'a accordée tout au long de ce stage, ainsi que pour ses conseils avisés qui ont guidé la conduite de ce projet.</w:t>
-      </w:r>
-    </w:p>
-    <w:p>
-      <w:pPr>
-        <w:spacing w:line="312" w:lineRule="auto"/>
-        <w:jc w:val="both"/>
-        <w:rPr>
-          <w:rFonts w:asciiTheme="majorBidi" w:hAnsiTheme="majorBidi" w:cstheme="majorBidi"/>
-          <w:lang w:val="fr-FR"/>
-        </w:rPr>
-      </w:pPr>
-      <w:r>
-        <w:rPr>
-          <w:rFonts w:asciiTheme="majorBidi" w:hAnsiTheme="majorBidi" w:cstheme="majorBidi"/>
-          <w:lang w:val="fr-FR"/>
-        </w:rPr>
-        <w:t>Je remercie chaleureusement l'ensemble du personnel de l'ORMVAG, notamment le Service des Études et Données (SED), pour leur accueil, leur esprit d'équipe et le partage de leur expertise du domaine agroclimatique, indispensable à la bonne compréhension des besoins métier de ce projet.</w:t>
-      </w:r>
-    </w:p>
-    <w:p>
-      <w:pPr>
-        <w:spacing w:line="312" w:lineRule="auto"/>
-        <w:jc w:val="both"/>
-        <w:rPr>
-          <w:rFonts w:asciiTheme="majorBidi" w:hAnsiTheme="majorBidi" w:cstheme="majorBidi"/>
-          <w:lang w:val="fr-FR"/>
-        </w:rPr>
-      </w:pPr>
-      <w:r>
-        <w:rPr>
-          <w:rFonts w:asciiTheme="majorBidi" w:hAnsiTheme="majorBidi" w:cstheme="majorBidi"/>
-          <w:lang w:val="fr-FR"/>
-        </w:rPr>
-        <w:t>Enfin, je remercie l'ensemble du corps professoral de l'IAV Hassan II pour la formation reçue tout au long de mon cursus, ainsi que ma famille et mes proches pour leur soutien constant.</w:t>
+      <w:bookmarkEnd w:id="0"/>
+    </w:p>
+    <w:p>
+      <w:pPr>
+        <w:pStyle w:val="NormalWeb"/>
+        <w:spacing w:before="0" w:beforeAutospacing="0" w:after="200" w:afterAutospacing="0"/>
+        <w:rPr>
+          <w:rFonts w:asciiTheme="majorBidi" w:hAnsiTheme="majorBidi" w:cstheme="majorBidi"/>
+        </w:rPr>
+      </w:pPr>
+      <w:r>
+        <w:rPr>
+          <w:rFonts w:asciiTheme="majorBidi" w:hAnsiTheme="majorBidi" w:cstheme="majorBidi"/>
+          <w:color w:val="000000"/>
+        </w:rPr>
+        <w:t>Je tiens tout d'abord à exprimer ma profonde gratitude à Monsieur Mehdi FOUIMA, mon encadrant au sein de l'Office Régional de Mise en Valeur Agricole du Gharb (ORMVAG), pour son accueil chaleureux, sa disponibilité de tous les instants et la confiance qu'il m'a témoignée tout au long de ce stage. Ses conseils avisés et son suivi rigoureux ont grandement contribué à la bonne conduite de ce projet.</w:t>
+      </w:r>
+    </w:p>
+    <w:p>
+      <w:pPr>
+        <w:pStyle w:val="NormalWeb"/>
+        <w:spacing w:before="0" w:beforeAutospacing="0" w:after="200" w:afterAutospacing="0"/>
+        <w:rPr>
+          <w:rFonts w:asciiTheme="majorBidi" w:hAnsiTheme="majorBidi" w:cstheme="majorBidi"/>
+        </w:rPr>
+      </w:pPr>
+      <w:r>
+        <w:rPr>
+          <w:rFonts w:asciiTheme="majorBidi" w:hAnsiTheme="majorBidi" w:cstheme="majorBidi"/>
+          <w:color w:val="000000"/>
+        </w:rPr>
+        <w:t>Mes remerciements s'adressent également à l'ensemble du personnel de l'ORMVAG, et plus particulièrement à l'équipe du Service des Études et Données (SED), pour leur accueil convivial, leur esprit d'équipe et le partage généreux de leur expertise dans le domaine agroclimatique, qui m'a permis de mieux appréhender les besoins métier de ce projet.</w:t>
+      </w:r>
+    </w:p>
+    <w:p>
+      <w:pPr>
+        <w:pStyle w:val="NormalWeb"/>
+        <w:spacing w:before="0" w:beforeAutospacing="0" w:after="200" w:afterAutospacing="0"/>
+        <w:rPr>
+          <w:rFonts w:asciiTheme="majorBidi" w:hAnsiTheme="majorBidi" w:cstheme="majorBidi"/>
+        </w:rPr>
+      </w:pPr>
+      <w:r>
+        <w:rPr>
+          <w:rFonts w:asciiTheme="majorBidi" w:hAnsiTheme="majorBidi" w:cstheme="majorBidi"/>
+          <w:color w:val="000000"/>
+        </w:rPr>
+        <w:t>Je souhaite également exprimer ma reconnaissance à l'ensemble du corps professoral de l'IAV Hassan II pour la qualité de la formation dispensée tout au long de mon cursus, qui a constitué le socle de ce travail.</w:t>
+      </w:r>
+    </w:p>
+    <w:p>
+      <w:pPr>
+        <w:pStyle w:val="NormalWeb"/>
+        <w:spacing w:before="0" w:beforeAutospacing="0" w:after="200" w:afterAutospacing="0"/>
+        <w:rPr>
+          <w:rFonts w:asciiTheme="majorBidi" w:hAnsiTheme="majorBidi" w:cstheme="majorBidi"/>
+        </w:rPr>
+      </w:pPr>
+      <w:r>
+        <w:rPr>
+          <w:rFonts w:asciiTheme="majorBidi" w:hAnsiTheme="majorBidi" w:cstheme="majorBidi"/>
+          <w:color w:val="000000"/>
+        </w:rPr>
+        <w:t>Enfin, je ne saurais terminer sans remercier ma famille et mes proches pour leur soutien indéfectible et leurs encouragements constants tout au long de ce parcours.</w:t>
       </w:r>
     </w:p>
     <w:p>
@@ -718,7 +703,7 @@
           <w:lang w:val="fr-FR"/>
         </w:rPr>
       </w:pPr>
-      <w:bookmarkStart w:id="2" w:name="_Toc235311102"/>
+      <w:bookmarkStart w:id="1" w:name="_Toc235449917"/>
       <w:r>
         <w:rPr>
           <w:lang w:val="fr-FR"/>
@@ -726,7 +711,7 @@
         <w:lastRenderedPageBreak/>
         <w:t>Table des matières</w:t>
       </w:r>
-      <w:bookmarkEnd w:id="2"/>
+      <w:bookmarkEnd w:id="1"/>
     </w:p>
     <w:p>
       <w:pPr>
@@ -770,7 +755,7 @@
         </w:rPr>
         <w:fldChar w:fldCharType="separate"/>
       </w:r>
-      <w:hyperlink w:anchor="_Toc235311101" w:history="1">
+      <w:hyperlink w:anchor="_Toc235449916" w:history="1">
         <w:r>
           <w:rPr>
             <w:rStyle w:val="Lienhypertexte"/>
@@ -787,10 +772,52 @@
             <w:webHidden/>
           </w:rPr>
           <w:tab/>
+        </w:r>
+        <w:r>
+          <w:rPr>
+            <w:rFonts w:asciiTheme="majorBidi" w:hAnsiTheme="majorBidi" w:cstheme="majorBidi"/>
+            <w:noProof/>
+            <w:webHidden/>
+          </w:rPr>
           <w:fldChar w:fldCharType="begin"/>
-          <w:instrText xml:space="preserve"> PAGEREF _Toc235311101 \h </w:instrText>
+        </w:r>
+        <w:r>
+          <w:rPr>
+            <w:rFonts w:asciiTheme="majorBidi" w:hAnsiTheme="majorBidi" w:cstheme="majorBidi"/>
+            <w:noProof/>
+            <w:webHidden/>
+          </w:rPr>
+          <w:instrText xml:space="preserve"> PAGEREF _Toc235449916 \h </w:instrText>
+        </w:r>
+        <w:r>
+          <w:rPr>
+            <w:rFonts w:asciiTheme="majorBidi" w:hAnsiTheme="majorBidi" w:cstheme="majorBidi"/>
+            <w:noProof/>
+            <w:webHidden/>
+          </w:rPr>
+        </w:r>
+        <w:r>
+          <w:rPr>
+            <w:rFonts w:asciiTheme="majorBidi" w:hAnsiTheme="majorBidi" w:cstheme="majorBidi"/>
+            <w:noProof/>
+            <w:webHidden/>
+          </w:rPr>
           <w:fldChar w:fldCharType="separate"/>
+        </w:r>
+        <w:r>
+          <w:rPr>
+            <w:rFonts w:asciiTheme="majorBidi" w:hAnsiTheme="majorBidi" w:cstheme="majorBidi"/>
+            <w:noProof/>
+            <w:webHidden/>
+          </w:rPr>
           <w:t>2</w:t>
+        </w:r>
+        <w:r>
+          <w:rPr>
+            <w:rFonts w:asciiTheme="majorBidi" w:hAnsiTheme="majorBidi" w:cstheme="majorBidi"/>
+            <w:noProof/>
+            <w:webHidden/>
+          </w:rPr>
           <w:fldChar w:fldCharType="end"/>
         </w:r>
       </w:hyperlink>
@@ -807,7 +834,7 @@
           <w:lang w:val="fr-FR" w:eastAsia="fr-FR"/>
         </w:rPr>
       </w:pPr>
-      <w:hyperlink w:anchor="_Toc235311102" w:history="1">
+      <w:hyperlink w:anchor="_Toc235449917" w:history="1">
         <w:r>
           <w:rPr>
             <w:rStyle w:val="Lienhypertexte"/>
@@ -824,10 +851,52 @@
             <w:webHidden/>
           </w:rPr>
           <w:tab/>
+        </w:r>
+        <w:r>
+          <w:rPr>
+            <w:rFonts w:asciiTheme="majorBidi" w:hAnsiTheme="majorBidi" w:cstheme="majorBidi"/>
+            <w:noProof/>
+            <w:webHidden/>
+          </w:rPr>
           <w:fldChar w:fldCharType="begin"/>
-          <w:instrText xml:space="preserve"> PAGEREF _Toc235311102 \h </w:instrText>
+        </w:r>
+        <w:r>
+          <w:rPr>
+            <w:rFonts w:asciiTheme="majorBidi" w:hAnsiTheme="majorBidi" w:cstheme="majorBidi"/>
+            <w:noProof/>
+            <w:webHidden/>
+          </w:rPr>
+          <w:instrText xml:space="preserve"> PAGEREF _Toc235449917 \h </w:instrText>
+        </w:r>
+        <w:r>
+          <w:rPr>
+            <w:rFonts w:asciiTheme="majorBidi" w:hAnsiTheme="majorBidi" w:cstheme="majorBidi"/>
+            <w:noProof/>
+            <w:webHidden/>
+          </w:rPr>
+        </w:r>
+        <w:r>
+          <w:rPr>
+            <w:rFonts w:asciiTheme="majorBidi" w:hAnsiTheme="majorBidi" w:cstheme="majorBidi"/>
+            <w:noProof/>
+            <w:webHidden/>
+          </w:rPr>
           <w:fldChar w:fldCharType="separate"/>
+        </w:r>
+        <w:r>
+          <w:rPr>
+            <w:rFonts w:asciiTheme="majorBidi" w:hAnsiTheme="majorBidi" w:cstheme="majorBidi"/>
+            <w:noProof/>
+            <w:webHidden/>
+          </w:rPr>
           <w:t>3</w:t>
+        </w:r>
+        <w:r>
+          <w:rPr>
+            <w:rFonts w:asciiTheme="majorBidi" w:hAnsiTheme="majorBidi" w:cstheme="majorBidi"/>
+            <w:noProof/>
+            <w:webHidden/>
+          </w:rPr>
           <w:fldChar w:fldCharType="end"/>
         </w:r>
       </w:hyperlink>
@@ -844,7 +913,7 @@
           <w:lang w:val="fr-FR" w:eastAsia="fr-FR"/>
         </w:rPr>
       </w:pPr>
-      <w:hyperlink w:anchor="_Toc235311103" w:history="1">
+      <w:hyperlink w:anchor="_Toc235449918" w:history="1">
         <w:r>
           <w:rPr>
             <w:rStyle w:val="Lienhypertexte"/>
@@ -861,10 +930,52 @@
             <w:webHidden/>
           </w:rPr>
           <w:tab/>
+        </w:r>
+        <w:r>
+          <w:rPr>
+            <w:rFonts w:asciiTheme="majorBidi" w:hAnsiTheme="majorBidi" w:cstheme="majorBidi"/>
+            <w:noProof/>
+            <w:webHidden/>
+          </w:rPr>
           <w:fldChar w:fldCharType="begin"/>
-          <w:instrText xml:space="preserve"> PAGEREF _Toc235311103 \h </w:instrText>
+        </w:r>
+        <w:r>
+          <w:rPr>
+            <w:rFonts w:asciiTheme="majorBidi" w:hAnsiTheme="majorBidi" w:cstheme="majorBidi"/>
+            <w:noProof/>
+            <w:webHidden/>
+          </w:rPr>
+          <w:instrText xml:space="preserve"> PAGEREF _Toc235449918 \h </w:instrText>
+        </w:r>
+        <w:r>
+          <w:rPr>
+            <w:rFonts w:asciiTheme="majorBidi" w:hAnsiTheme="majorBidi" w:cstheme="majorBidi"/>
+            <w:noProof/>
+            <w:webHidden/>
+          </w:rPr>
+        </w:r>
+        <w:r>
+          <w:rPr>
+            <w:rFonts w:asciiTheme="majorBidi" w:hAnsiTheme="majorBidi" w:cstheme="majorBidi"/>
+            <w:noProof/>
+            <w:webHidden/>
+          </w:rPr>
           <w:fldChar w:fldCharType="separate"/>
+        </w:r>
+        <w:r>
+          <w:rPr>
+            <w:rFonts w:asciiTheme="majorBidi" w:hAnsiTheme="majorBidi" w:cstheme="majorBidi"/>
+            <w:noProof/>
+            <w:webHidden/>
+          </w:rPr>
           <w:t>5</w:t>
+        </w:r>
+        <w:r>
+          <w:rPr>
+            <w:rFonts w:asciiTheme="majorBidi" w:hAnsiTheme="majorBidi" w:cstheme="majorBidi"/>
+            <w:noProof/>
+            <w:webHidden/>
+          </w:rPr>
           <w:fldChar w:fldCharType="end"/>
         </w:r>
       </w:hyperlink>
@@ -881,7 +992,7 @@
           <w:lang w:val="fr-FR" w:eastAsia="fr-FR"/>
         </w:rPr>
       </w:pPr>
-      <w:hyperlink w:anchor="_Toc235311104" w:history="1">
+      <w:hyperlink w:anchor="_Toc235449919" w:history="1">
         <w:r>
           <w:rPr>
             <w:rStyle w:val="Lienhypertexte"/>
@@ -898,10 +1009,52 @@
             <w:webHidden/>
           </w:rPr>
           <w:tab/>
+        </w:r>
+        <w:r>
+          <w:rPr>
+            <w:rFonts w:asciiTheme="majorBidi" w:hAnsiTheme="majorBidi" w:cstheme="majorBidi"/>
+            <w:noProof/>
+            <w:webHidden/>
+          </w:rPr>
           <w:fldChar w:fldCharType="begin"/>
-          <w:instrText xml:space="preserve"> PAGEREF _Toc235311104 \h </w:instrText>
+        </w:r>
+        <w:r>
+          <w:rPr>
+            <w:rFonts w:asciiTheme="majorBidi" w:hAnsiTheme="majorBidi" w:cstheme="majorBidi"/>
+            <w:noProof/>
+            <w:webHidden/>
+          </w:rPr>
+          <w:instrText xml:space="preserve"> PAGEREF _Toc235449919 \h </w:instrText>
+        </w:r>
+        <w:r>
+          <w:rPr>
+            <w:rFonts w:asciiTheme="majorBidi" w:hAnsiTheme="majorBidi" w:cstheme="majorBidi"/>
+            <w:noProof/>
+            <w:webHidden/>
+          </w:rPr>
+        </w:r>
+        <w:r>
+          <w:rPr>
+            <w:rFonts w:asciiTheme="majorBidi" w:hAnsiTheme="majorBidi" w:cstheme="majorBidi"/>
+            <w:noProof/>
+            <w:webHidden/>
+          </w:rPr>
           <w:fldChar w:fldCharType="separate"/>
+        </w:r>
+        <w:r>
+          <w:rPr>
+            <w:rFonts w:asciiTheme="majorBidi" w:hAnsiTheme="majorBidi" w:cstheme="majorBidi"/>
+            <w:noProof/>
+            <w:webHidden/>
+          </w:rPr>
           <w:t>6</w:t>
+        </w:r>
+        <w:r>
+          <w:rPr>
+            <w:rFonts w:asciiTheme="majorBidi" w:hAnsiTheme="majorBidi" w:cstheme="majorBidi"/>
+            <w:noProof/>
+            <w:webHidden/>
+          </w:rPr>
           <w:fldChar w:fldCharType="end"/>
         </w:r>
       </w:hyperlink>
@@ -918,7 +1071,7 @@
           <w:lang w:val="fr-FR" w:eastAsia="fr-FR"/>
         </w:rPr>
       </w:pPr>
-      <w:hyperlink w:anchor="_Toc235311105" w:history="1">
+      <w:hyperlink w:anchor="_Toc235449920" w:history="1">
         <w:r>
           <w:rPr>
             <w:rStyle w:val="Lienhypertexte"/>
@@ -935,10 +1088,52 @@
             <w:webHidden/>
           </w:rPr>
           <w:tab/>
+        </w:r>
+        <w:r>
+          <w:rPr>
+            <w:rFonts w:asciiTheme="majorBidi" w:hAnsiTheme="majorBidi" w:cstheme="majorBidi"/>
+            <w:noProof/>
+            <w:webHidden/>
+          </w:rPr>
           <w:fldChar w:fldCharType="begin"/>
-          <w:instrText xml:space="preserve"> PAGEREF _Toc235311105 \h </w:instrText>
+        </w:r>
+        <w:r>
+          <w:rPr>
+            <w:rFonts w:asciiTheme="majorBidi" w:hAnsiTheme="majorBidi" w:cstheme="majorBidi"/>
+            <w:noProof/>
+            <w:webHidden/>
+          </w:rPr>
+          <w:instrText xml:space="preserve"> PAGEREF _Toc235449920 \h </w:instrText>
+        </w:r>
+        <w:r>
+          <w:rPr>
+            <w:rFonts w:asciiTheme="majorBidi" w:hAnsiTheme="majorBidi" w:cstheme="majorBidi"/>
+            <w:noProof/>
+            <w:webHidden/>
+          </w:rPr>
+        </w:r>
+        <w:r>
+          <w:rPr>
+            <w:rFonts w:asciiTheme="majorBidi" w:hAnsiTheme="majorBidi" w:cstheme="majorBidi"/>
+            <w:noProof/>
+            <w:webHidden/>
+          </w:rPr>
           <w:fldChar w:fldCharType="separate"/>
+        </w:r>
+        <w:r>
+          <w:rPr>
+            <w:rFonts w:asciiTheme="majorBidi" w:hAnsiTheme="majorBidi" w:cstheme="majorBidi"/>
+            <w:noProof/>
+            <w:webHidden/>
+          </w:rPr>
           <w:t>6</w:t>
+        </w:r>
+        <w:r>
+          <w:rPr>
+            <w:rFonts w:asciiTheme="majorBidi" w:hAnsiTheme="majorBidi" w:cstheme="majorBidi"/>
+            <w:noProof/>
+            <w:webHidden/>
+          </w:rPr>
           <w:fldChar w:fldCharType="end"/>
         </w:r>
       </w:hyperlink>
@@ -955,7 +1150,7 @@
           <w:lang w:val="fr-FR" w:eastAsia="fr-FR"/>
         </w:rPr>
       </w:pPr>
-      <w:hyperlink w:anchor="_Toc235311106" w:history="1">
+      <w:hyperlink w:anchor="_Toc235449921" w:history="1">
         <w:r>
           <w:rPr>
             <w:rStyle w:val="Lienhypertexte"/>
@@ -972,10 +1167,52 @@
             <w:webHidden/>
           </w:rPr>
           <w:tab/>
+        </w:r>
+        <w:r>
+          <w:rPr>
+            <w:rFonts w:asciiTheme="majorBidi" w:hAnsiTheme="majorBidi" w:cstheme="majorBidi"/>
+            <w:noProof/>
+            <w:webHidden/>
+          </w:rPr>
           <w:fldChar w:fldCharType="begin"/>
-          <w:instrText xml:space="preserve"> PAGEREF _Toc235311106 \h </w:instrText>
+        </w:r>
+        <w:r>
+          <w:rPr>
+            <w:rFonts w:asciiTheme="majorBidi" w:hAnsiTheme="majorBidi" w:cstheme="majorBidi"/>
+            <w:noProof/>
+            <w:webHidden/>
+          </w:rPr>
+          <w:instrText xml:space="preserve"> PAGEREF _Toc235449921 \h </w:instrText>
+        </w:r>
+        <w:r>
+          <w:rPr>
+            <w:rFonts w:asciiTheme="majorBidi" w:hAnsiTheme="majorBidi" w:cstheme="majorBidi"/>
+            <w:noProof/>
+            <w:webHidden/>
+          </w:rPr>
+        </w:r>
+        <w:r>
+          <w:rPr>
+            <w:rFonts w:asciiTheme="majorBidi" w:hAnsiTheme="majorBidi" w:cstheme="majorBidi"/>
+            <w:noProof/>
+            <w:webHidden/>
+          </w:rPr>
           <w:fldChar w:fldCharType="separate"/>
+        </w:r>
+        <w:r>
+          <w:rPr>
+            <w:rFonts w:asciiTheme="majorBidi" w:hAnsiTheme="majorBidi" w:cstheme="majorBidi"/>
+            <w:noProof/>
+            <w:webHidden/>
+          </w:rPr>
           <w:t>6</w:t>
+        </w:r>
+        <w:r>
+          <w:rPr>
+            <w:rFonts w:asciiTheme="majorBidi" w:hAnsiTheme="majorBidi" w:cstheme="majorBidi"/>
+            <w:noProof/>
+            <w:webHidden/>
+          </w:rPr>
           <w:fldChar w:fldCharType="end"/>
         </w:r>
       </w:hyperlink>
@@ -992,7 +1229,7 @@
           <w:lang w:val="fr-FR" w:eastAsia="fr-FR"/>
         </w:rPr>
       </w:pPr>
-      <w:hyperlink w:anchor="_Toc235311107" w:history="1">
+      <w:hyperlink w:anchor="_Toc235449922" w:history="1">
         <w:r>
           <w:rPr>
             <w:rStyle w:val="Lienhypertexte"/>
@@ -1009,10 +1246,52 @@
             <w:webHidden/>
           </w:rPr>
           <w:tab/>
+        </w:r>
+        <w:r>
+          <w:rPr>
+            <w:rFonts w:asciiTheme="majorBidi" w:hAnsiTheme="majorBidi" w:cstheme="majorBidi"/>
+            <w:noProof/>
+            <w:webHidden/>
+          </w:rPr>
           <w:fldChar w:fldCharType="begin"/>
-          <w:instrText xml:space="preserve"> PAGEREF _Toc235311107 \h </w:instrText>
+        </w:r>
+        <w:r>
+          <w:rPr>
+            <w:rFonts w:asciiTheme="majorBidi" w:hAnsiTheme="majorBidi" w:cstheme="majorBidi"/>
+            <w:noProof/>
+            <w:webHidden/>
+          </w:rPr>
+          <w:instrText xml:space="preserve"> PAGEREF _Toc235449922 \h </w:instrText>
+        </w:r>
+        <w:r>
+          <w:rPr>
+            <w:rFonts w:asciiTheme="majorBidi" w:hAnsiTheme="majorBidi" w:cstheme="majorBidi"/>
+            <w:noProof/>
+            <w:webHidden/>
+          </w:rPr>
+        </w:r>
+        <w:r>
+          <w:rPr>
+            <w:rFonts w:asciiTheme="majorBidi" w:hAnsiTheme="majorBidi" w:cstheme="majorBidi"/>
+            <w:noProof/>
+            <w:webHidden/>
+          </w:rPr>
           <w:fldChar w:fldCharType="separate"/>
+        </w:r>
+        <w:r>
+          <w:rPr>
+            <w:rFonts w:asciiTheme="majorBidi" w:hAnsiTheme="majorBidi" w:cstheme="majorBidi"/>
+            <w:noProof/>
+            <w:webHidden/>
+          </w:rPr>
           <w:t>6</w:t>
+        </w:r>
+        <w:r>
+          <w:rPr>
+            <w:rFonts w:asciiTheme="majorBidi" w:hAnsiTheme="majorBidi" w:cstheme="majorBidi"/>
+            <w:noProof/>
+            <w:webHidden/>
+          </w:rPr>
           <w:fldChar w:fldCharType="end"/>
         </w:r>
       </w:hyperlink>
@@ -1029,7 +1308,7 @@
           <w:lang w:val="fr-FR" w:eastAsia="fr-FR"/>
         </w:rPr>
       </w:pPr>
-      <w:hyperlink w:anchor="_Toc235311108" w:history="1">
+      <w:hyperlink w:anchor="_Toc235449923" w:history="1">
         <w:r>
           <w:rPr>
             <w:rStyle w:val="Lienhypertexte"/>
@@ -1046,10 +1325,52 @@
             <w:webHidden/>
           </w:rPr>
           <w:tab/>
+        </w:r>
+        <w:r>
+          <w:rPr>
+            <w:rFonts w:asciiTheme="majorBidi" w:hAnsiTheme="majorBidi" w:cstheme="majorBidi"/>
+            <w:noProof/>
+            <w:webHidden/>
+          </w:rPr>
           <w:fldChar w:fldCharType="begin"/>
-          <w:instrText xml:space="preserve"> PAGEREF _Toc235311108 \h </w:instrText>
+        </w:r>
+        <w:r>
+          <w:rPr>
+            <w:rFonts w:asciiTheme="majorBidi" w:hAnsiTheme="majorBidi" w:cstheme="majorBidi"/>
+            <w:noProof/>
+            <w:webHidden/>
+          </w:rPr>
+          <w:instrText xml:space="preserve"> PAGEREF _Toc235449923 \h </w:instrText>
+        </w:r>
+        <w:r>
+          <w:rPr>
+            <w:rFonts w:asciiTheme="majorBidi" w:hAnsiTheme="majorBidi" w:cstheme="majorBidi"/>
+            <w:noProof/>
+            <w:webHidden/>
+          </w:rPr>
+        </w:r>
+        <w:r>
+          <w:rPr>
+            <w:rFonts w:asciiTheme="majorBidi" w:hAnsiTheme="majorBidi" w:cstheme="majorBidi"/>
+            <w:noProof/>
+            <w:webHidden/>
+          </w:rPr>
           <w:fldChar w:fldCharType="separate"/>
+        </w:r>
+        <w:r>
+          <w:rPr>
+            <w:rFonts w:asciiTheme="majorBidi" w:hAnsiTheme="majorBidi" w:cstheme="majorBidi"/>
+            <w:noProof/>
+            <w:webHidden/>
+          </w:rPr>
           <w:t>8</w:t>
+        </w:r>
+        <w:r>
+          <w:rPr>
+            <w:rFonts w:asciiTheme="majorBidi" w:hAnsiTheme="majorBidi" w:cstheme="majorBidi"/>
+            <w:noProof/>
+            <w:webHidden/>
+          </w:rPr>
           <w:fldChar w:fldCharType="end"/>
         </w:r>
       </w:hyperlink>
@@ -1066,7 +1387,7 @@
           <w:lang w:val="fr-FR" w:eastAsia="fr-FR"/>
         </w:rPr>
       </w:pPr>
-      <w:hyperlink w:anchor="_Toc235311109" w:history="1">
+      <w:hyperlink w:anchor="_Toc235449924" w:history="1">
         <w:r>
           <w:rPr>
             <w:rStyle w:val="Lienhypertexte"/>
@@ -1083,10 +1404,52 @@
             <w:webHidden/>
           </w:rPr>
           <w:tab/>
+        </w:r>
+        <w:r>
+          <w:rPr>
+            <w:rFonts w:asciiTheme="majorBidi" w:hAnsiTheme="majorBidi" w:cstheme="majorBidi"/>
+            <w:noProof/>
+            <w:webHidden/>
+          </w:rPr>
           <w:fldChar w:fldCharType="begin"/>
-          <w:instrText xml:space="preserve"> PAGEREF _Toc235311109 \h </w:instrText>
+        </w:r>
+        <w:r>
+          <w:rPr>
+            <w:rFonts w:asciiTheme="majorBidi" w:hAnsiTheme="majorBidi" w:cstheme="majorBidi"/>
+            <w:noProof/>
+            <w:webHidden/>
+          </w:rPr>
+          <w:instrText xml:space="preserve"> PAGEREF _Toc235449924 \h </w:instrText>
+        </w:r>
+        <w:r>
+          <w:rPr>
+            <w:rFonts w:asciiTheme="majorBidi" w:hAnsiTheme="majorBidi" w:cstheme="majorBidi"/>
+            <w:noProof/>
+            <w:webHidden/>
+          </w:rPr>
+        </w:r>
+        <w:r>
+          <w:rPr>
+            <w:rFonts w:asciiTheme="majorBidi" w:hAnsiTheme="majorBidi" w:cstheme="majorBidi"/>
+            <w:noProof/>
+            <w:webHidden/>
+          </w:rPr>
           <w:fldChar w:fldCharType="separate"/>
+        </w:r>
+        <w:r>
+          <w:rPr>
+            <w:rFonts w:asciiTheme="majorBidi" w:hAnsiTheme="majorBidi" w:cstheme="majorBidi"/>
+            <w:noProof/>
+            <w:webHidden/>
+          </w:rPr>
           <w:t>8</w:t>
+        </w:r>
+        <w:r>
+          <w:rPr>
+            <w:rFonts w:asciiTheme="majorBidi" w:hAnsiTheme="majorBidi" w:cstheme="majorBidi"/>
+            <w:noProof/>
+            <w:webHidden/>
+          </w:rPr>
           <w:fldChar w:fldCharType="end"/>
         </w:r>
       </w:hyperlink>
@@ -1103,7 +1466,7 @@
           <w:lang w:val="fr-FR" w:eastAsia="fr-FR"/>
         </w:rPr>
       </w:pPr>
-      <w:hyperlink w:anchor="_Toc235311110" w:history="1">
+      <w:hyperlink w:anchor="_Toc235449925" w:history="1">
         <w:r>
           <w:rPr>
             <w:rStyle w:val="Lienhypertexte"/>
@@ -1120,10 +1483,52 @@
             <w:webHidden/>
           </w:rPr>
           <w:tab/>
+        </w:r>
+        <w:r>
+          <w:rPr>
+            <w:rFonts w:asciiTheme="majorBidi" w:hAnsiTheme="majorBidi" w:cstheme="majorBidi"/>
+            <w:noProof/>
+            <w:webHidden/>
+          </w:rPr>
           <w:fldChar w:fldCharType="begin"/>
-          <w:instrText xml:space="preserve"> PAGEREF _Toc235311110 \h </w:instrText>
+        </w:r>
+        <w:r>
+          <w:rPr>
+            <w:rFonts w:asciiTheme="majorBidi" w:hAnsiTheme="majorBidi" w:cstheme="majorBidi"/>
+            <w:noProof/>
+            <w:webHidden/>
+          </w:rPr>
+          <w:instrText xml:space="preserve"> PAGEREF _Toc235449925 \h </w:instrText>
+        </w:r>
+        <w:r>
+          <w:rPr>
+            <w:rFonts w:asciiTheme="majorBidi" w:hAnsiTheme="majorBidi" w:cstheme="majorBidi"/>
+            <w:noProof/>
+            <w:webHidden/>
+          </w:rPr>
+        </w:r>
+        <w:r>
+          <w:rPr>
+            <w:rFonts w:asciiTheme="majorBidi" w:hAnsiTheme="majorBidi" w:cstheme="majorBidi"/>
+            <w:noProof/>
+            <w:webHidden/>
+          </w:rPr>
           <w:fldChar w:fldCharType="separate"/>
+        </w:r>
+        <w:r>
+          <w:rPr>
+            <w:rFonts w:asciiTheme="majorBidi" w:hAnsiTheme="majorBidi" w:cstheme="majorBidi"/>
+            <w:noProof/>
+            <w:webHidden/>
+          </w:rPr>
           <w:t>8</w:t>
+        </w:r>
+        <w:r>
+          <w:rPr>
+            <w:rFonts w:asciiTheme="majorBidi" w:hAnsiTheme="majorBidi" w:cstheme="majorBidi"/>
+            <w:noProof/>
+            <w:webHidden/>
+          </w:rPr>
           <w:fldChar w:fldCharType="end"/>
         </w:r>
       </w:hyperlink>
@@ -1140,7 +1545,7 @@
           <w:lang w:val="fr-FR" w:eastAsia="fr-FR"/>
         </w:rPr>
       </w:pPr>
-      <w:hyperlink w:anchor="_Toc235311111" w:history="1">
+      <w:hyperlink w:anchor="_Toc235449926" w:history="1">
         <w:r>
           <w:rPr>
             <w:rStyle w:val="Lienhypertexte"/>
@@ -1157,10 +1562,52 @@
             <w:webHidden/>
           </w:rPr>
           <w:tab/>
+        </w:r>
+        <w:r>
+          <w:rPr>
+            <w:rFonts w:asciiTheme="majorBidi" w:hAnsiTheme="majorBidi" w:cstheme="majorBidi"/>
+            <w:noProof/>
+            <w:webHidden/>
+          </w:rPr>
           <w:fldChar w:fldCharType="begin"/>
-          <w:instrText xml:space="preserve"> PAGEREF _Toc235311111 \h </w:instrText>
+        </w:r>
+        <w:r>
+          <w:rPr>
+            <w:rFonts w:asciiTheme="majorBidi" w:hAnsiTheme="majorBidi" w:cstheme="majorBidi"/>
+            <w:noProof/>
+            <w:webHidden/>
+          </w:rPr>
+          <w:instrText xml:space="preserve"> PAGEREF _Toc235449926 \h </w:instrText>
+        </w:r>
+        <w:r>
+          <w:rPr>
+            <w:rFonts w:asciiTheme="majorBidi" w:hAnsiTheme="majorBidi" w:cstheme="majorBidi"/>
+            <w:noProof/>
+            <w:webHidden/>
+          </w:rPr>
+        </w:r>
+        <w:r>
+          <w:rPr>
+            <w:rFonts w:asciiTheme="majorBidi" w:hAnsiTheme="majorBidi" w:cstheme="majorBidi"/>
+            <w:noProof/>
+            <w:webHidden/>
+          </w:rPr>
           <w:fldChar w:fldCharType="separate"/>
+        </w:r>
+        <w:r>
+          <w:rPr>
+            <w:rFonts w:asciiTheme="majorBidi" w:hAnsiTheme="majorBidi" w:cstheme="majorBidi"/>
+            <w:noProof/>
+            <w:webHidden/>
+          </w:rPr>
           <w:t>8</w:t>
+        </w:r>
+        <w:r>
+          <w:rPr>
+            <w:rFonts w:asciiTheme="majorBidi" w:hAnsiTheme="majorBidi" w:cstheme="majorBidi"/>
+            <w:noProof/>
+            <w:webHidden/>
+          </w:rPr>
           <w:fldChar w:fldCharType="end"/>
         </w:r>
       </w:hyperlink>
@@ -1177,7 +1624,7 @@
           <w:lang w:val="fr-FR" w:eastAsia="fr-FR"/>
         </w:rPr>
       </w:pPr>
-      <w:hyperlink w:anchor="_Toc235311112" w:history="1">
+      <w:hyperlink w:anchor="_Toc235449927" w:history="1">
         <w:r>
           <w:rPr>
             <w:rStyle w:val="Lienhypertexte"/>
@@ -1193,10 +1640,52 @@
             <w:webHidden/>
           </w:rPr>
           <w:tab/>
+        </w:r>
+        <w:r>
+          <w:rPr>
+            <w:rFonts w:asciiTheme="majorBidi" w:hAnsiTheme="majorBidi" w:cstheme="majorBidi"/>
+            <w:noProof/>
+            <w:webHidden/>
+          </w:rPr>
           <w:fldChar w:fldCharType="begin"/>
-          <w:instrText xml:space="preserve"> PAGEREF _Toc235311112 \h </w:instrText>
+        </w:r>
+        <w:r>
+          <w:rPr>
+            <w:rFonts w:asciiTheme="majorBidi" w:hAnsiTheme="majorBidi" w:cstheme="majorBidi"/>
+            <w:noProof/>
+            <w:webHidden/>
+          </w:rPr>
+          <w:instrText xml:space="preserve"> PAGEREF _Toc235449927 \h </w:instrText>
+        </w:r>
+        <w:r>
+          <w:rPr>
+            <w:rFonts w:asciiTheme="majorBidi" w:hAnsiTheme="majorBidi" w:cstheme="majorBidi"/>
+            <w:noProof/>
+            <w:webHidden/>
+          </w:rPr>
+        </w:r>
+        <w:r>
+          <w:rPr>
+            <w:rFonts w:asciiTheme="majorBidi" w:hAnsiTheme="majorBidi" w:cstheme="majorBidi"/>
+            <w:noProof/>
+            <w:webHidden/>
+          </w:rPr>
           <w:fldChar w:fldCharType="separate"/>
+        </w:r>
+        <w:r>
+          <w:rPr>
+            <w:rFonts w:asciiTheme="majorBidi" w:hAnsiTheme="majorBidi" w:cstheme="majorBidi"/>
+            <w:noProof/>
+            <w:webHidden/>
+          </w:rPr>
           <w:t>8</w:t>
+        </w:r>
+        <w:r>
+          <w:rPr>
+            <w:rFonts w:asciiTheme="majorBidi" w:hAnsiTheme="majorBidi" w:cstheme="majorBidi"/>
+            <w:noProof/>
+            <w:webHidden/>
+          </w:rPr>
           <w:fldChar w:fldCharType="end"/>
         </w:r>
       </w:hyperlink>
@@ -1213,7 +1702,7 @@
           <w:lang w:val="fr-FR" w:eastAsia="fr-FR"/>
         </w:rPr>
       </w:pPr>
-      <w:hyperlink w:anchor="_Toc235311113" w:history="1">
+      <w:hyperlink w:anchor="_Toc235449928" w:history="1">
         <w:r>
           <w:rPr>
             <w:rStyle w:val="Lienhypertexte"/>
@@ -1229,10 +1718,52 @@
             <w:webHidden/>
           </w:rPr>
           <w:tab/>
+        </w:r>
+        <w:r>
+          <w:rPr>
+            <w:rFonts w:asciiTheme="majorBidi" w:hAnsiTheme="majorBidi" w:cstheme="majorBidi"/>
+            <w:noProof/>
+            <w:webHidden/>
+          </w:rPr>
           <w:fldChar w:fldCharType="begin"/>
-          <w:instrText xml:space="preserve"> PAGEREF _Toc235311113 \h </w:instrText>
+        </w:r>
+        <w:r>
+          <w:rPr>
+            <w:rFonts w:asciiTheme="majorBidi" w:hAnsiTheme="majorBidi" w:cstheme="majorBidi"/>
+            <w:noProof/>
+            <w:webHidden/>
+          </w:rPr>
+          <w:instrText xml:space="preserve"> PAGEREF _Toc235449928 \h </w:instrText>
+        </w:r>
+        <w:r>
+          <w:rPr>
+            <w:rFonts w:asciiTheme="majorBidi" w:hAnsiTheme="majorBidi" w:cstheme="majorBidi"/>
+            <w:noProof/>
+            <w:webHidden/>
+          </w:rPr>
+        </w:r>
+        <w:r>
+          <w:rPr>
+            <w:rFonts w:asciiTheme="majorBidi" w:hAnsiTheme="majorBidi" w:cstheme="majorBidi"/>
+            <w:noProof/>
+            <w:webHidden/>
+          </w:rPr>
           <w:fldChar w:fldCharType="separate"/>
+        </w:r>
+        <w:r>
+          <w:rPr>
+            <w:rFonts w:asciiTheme="majorBidi" w:hAnsiTheme="majorBidi" w:cstheme="majorBidi"/>
+            <w:noProof/>
+            <w:webHidden/>
+          </w:rPr>
           <w:t>8</w:t>
+        </w:r>
+        <w:r>
+          <w:rPr>
+            <w:rFonts w:asciiTheme="majorBidi" w:hAnsiTheme="majorBidi" w:cstheme="majorBidi"/>
+            <w:noProof/>
+            <w:webHidden/>
+          </w:rPr>
           <w:fldChar w:fldCharType="end"/>
         </w:r>
       </w:hyperlink>
@@ -1249,7 +1780,7 @@
           <w:lang w:val="fr-FR" w:eastAsia="fr-FR"/>
         </w:rPr>
       </w:pPr>
-      <w:hyperlink w:anchor="_Toc235311114" w:history="1">
+      <w:hyperlink w:anchor="_Toc235449929" w:history="1">
         <w:r>
           <w:rPr>
             <w:rStyle w:val="Lienhypertexte"/>
@@ -1265,10 +1796,52 @@
             <w:webHidden/>
           </w:rPr>
           <w:tab/>
+        </w:r>
+        <w:r>
+          <w:rPr>
+            <w:rFonts w:asciiTheme="majorBidi" w:hAnsiTheme="majorBidi" w:cstheme="majorBidi"/>
+            <w:noProof/>
+            <w:webHidden/>
+          </w:rPr>
           <w:fldChar w:fldCharType="begin"/>
-          <w:instrText xml:space="preserve"> PAGEREF _Toc235311114 \h </w:instrText>
+        </w:r>
+        <w:r>
+          <w:rPr>
+            <w:rFonts w:asciiTheme="majorBidi" w:hAnsiTheme="majorBidi" w:cstheme="majorBidi"/>
+            <w:noProof/>
+            <w:webHidden/>
+          </w:rPr>
+          <w:instrText xml:space="preserve"> PAGEREF _Toc235449929 \h </w:instrText>
+        </w:r>
+        <w:r>
+          <w:rPr>
+            <w:rFonts w:asciiTheme="majorBidi" w:hAnsiTheme="majorBidi" w:cstheme="majorBidi"/>
+            <w:noProof/>
+            <w:webHidden/>
+          </w:rPr>
+        </w:r>
+        <w:r>
+          <w:rPr>
+            <w:rFonts w:asciiTheme="majorBidi" w:hAnsiTheme="majorBidi" w:cstheme="majorBidi"/>
+            <w:noProof/>
+            <w:webHidden/>
+          </w:rPr>
           <w:fldChar w:fldCharType="separate"/>
+        </w:r>
+        <w:r>
+          <w:rPr>
+            <w:rFonts w:asciiTheme="majorBidi" w:hAnsiTheme="majorBidi" w:cstheme="majorBidi"/>
+            <w:noProof/>
+            <w:webHidden/>
+          </w:rPr>
           <w:t>9</w:t>
+        </w:r>
+        <w:r>
+          <w:rPr>
+            <w:rFonts w:asciiTheme="majorBidi" w:hAnsiTheme="majorBidi" w:cstheme="majorBidi"/>
+            <w:noProof/>
+            <w:webHidden/>
+          </w:rPr>
           <w:fldChar w:fldCharType="end"/>
         </w:r>
       </w:hyperlink>
@@ -1285,7 +1858,7 @@
           <w:lang w:val="fr-FR" w:eastAsia="fr-FR"/>
         </w:rPr>
       </w:pPr>
-      <w:hyperlink w:anchor="_Toc235311115" w:history="1">
+      <w:hyperlink w:anchor="_Toc235449930" w:history="1">
         <w:r>
           <w:rPr>
             <w:rStyle w:val="Lienhypertexte"/>
@@ -1301,10 +1874,52 @@
             <w:webHidden/>
           </w:rPr>
           <w:tab/>
+        </w:r>
+        <w:r>
+          <w:rPr>
+            <w:rFonts w:asciiTheme="majorBidi" w:hAnsiTheme="majorBidi" w:cstheme="majorBidi"/>
+            <w:noProof/>
+            <w:webHidden/>
+          </w:rPr>
           <w:fldChar w:fldCharType="begin"/>
-          <w:instrText xml:space="preserve"> PAGEREF _Toc235311115 \h </w:instrText>
+        </w:r>
+        <w:r>
+          <w:rPr>
+            <w:rFonts w:asciiTheme="majorBidi" w:hAnsiTheme="majorBidi" w:cstheme="majorBidi"/>
+            <w:noProof/>
+            <w:webHidden/>
+          </w:rPr>
+          <w:instrText xml:space="preserve"> PAGEREF _Toc235449930 \h </w:instrText>
+        </w:r>
+        <w:r>
+          <w:rPr>
+            <w:rFonts w:asciiTheme="majorBidi" w:hAnsiTheme="majorBidi" w:cstheme="majorBidi"/>
+            <w:noProof/>
+            <w:webHidden/>
+          </w:rPr>
+        </w:r>
+        <w:r>
+          <w:rPr>
+            <w:rFonts w:asciiTheme="majorBidi" w:hAnsiTheme="majorBidi" w:cstheme="majorBidi"/>
+            <w:noProof/>
+            <w:webHidden/>
+          </w:rPr>
           <w:fldChar w:fldCharType="separate"/>
+        </w:r>
+        <w:r>
+          <w:rPr>
+            <w:rFonts w:asciiTheme="majorBidi" w:hAnsiTheme="majorBidi" w:cstheme="majorBidi"/>
+            <w:noProof/>
+            <w:webHidden/>
+          </w:rPr>
           <w:t>9</w:t>
+        </w:r>
+        <w:r>
+          <w:rPr>
+            <w:rFonts w:asciiTheme="majorBidi" w:hAnsiTheme="majorBidi" w:cstheme="majorBidi"/>
+            <w:noProof/>
+            <w:webHidden/>
+          </w:rPr>
           <w:fldChar w:fldCharType="end"/>
         </w:r>
       </w:hyperlink>
@@ -1321,7 +1936,7 @@
           <w:lang w:val="fr-FR" w:eastAsia="fr-FR"/>
         </w:rPr>
       </w:pPr>
-      <w:hyperlink w:anchor="_Toc235311116" w:history="1">
+      <w:hyperlink w:anchor="_Toc235449931" w:history="1">
         <w:r>
           <w:rPr>
             <w:rStyle w:val="Lienhypertexte"/>
@@ -1337,10 +1952,52 @@
             <w:webHidden/>
           </w:rPr>
           <w:tab/>
+        </w:r>
+        <w:r>
+          <w:rPr>
+            <w:rFonts w:asciiTheme="majorBidi" w:hAnsiTheme="majorBidi" w:cstheme="majorBidi"/>
+            <w:noProof/>
+            <w:webHidden/>
+          </w:rPr>
           <w:fldChar w:fldCharType="begin"/>
-          <w:instrText xml:space="preserve"> PAGEREF _Toc235311116 \h </w:instrText>
+        </w:r>
+        <w:r>
+          <w:rPr>
+            <w:rFonts w:asciiTheme="majorBidi" w:hAnsiTheme="majorBidi" w:cstheme="majorBidi"/>
+            <w:noProof/>
+            <w:webHidden/>
+          </w:rPr>
+          <w:instrText xml:space="preserve"> PAGEREF _Toc235449931 \h </w:instrText>
+        </w:r>
+        <w:r>
+          <w:rPr>
+            <w:rFonts w:asciiTheme="majorBidi" w:hAnsiTheme="majorBidi" w:cstheme="majorBidi"/>
+            <w:noProof/>
+            <w:webHidden/>
+          </w:rPr>
+        </w:r>
+        <w:r>
+          <w:rPr>
+            <w:rFonts w:asciiTheme="majorBidi" w:hAnsiTheme="majorBidi" w:cstheme="majorBidi"/>
+            <w:noProof/>
+            <w:webHidden/>
+          </w:rPr>
           <w:fldChar w:fldCharType="separate"/>
+        </w:r>
+        <w:r>
+          <w:rPr>
+            <w:rFonts w:asciiTheme="majorBidi" w:hAnsiTheme="majorBidi" w:cstheme="majorBidi"/>
+            <w:noProof/>
+            <w:webHidden/>
+          </w:rPr>
           <w:t>9</w:t>
+        </w:r>
+        <w:r>
+          <w:rPr>
+            <w:rFonts w:asciiTheme="majorBidi" w:hAnsiTheme="majorBidi" w:cstheme="majorBidi"/>
+            <w:noProof/>
+            <w:webHidden/>
+          </w:rPr>
           <w:fldChar w:fldCharType="end"/>
         </w:r>
       </w:hyperlink>
@@ -1357,7 +2014,7 @@
           <w:lang w:val="fr-FR" w:eastAsia="fr-FR"/>
         </w:rPr>
       </w:pPr>
-      <w:hyperlink w:anchor="_Toc235311117" w:history="1">
+      <w:hyperlink w:anchor="_Toc235449932" w:history="1">
         <w:r>
           <w:rPr>
             <w:rStyle w:val="Lienhypertexte"/>
@@ -1373,10 +2030,52 @@
             <w:webHidden/>
           </w:rPr>
           <w:tab/>
+        </w:r>
+        <w:r>
+          <w:rPr>
+            <w:rFonts w:asciiTheme="majorBidi" w:hAnsiTheme="majorBidi" w:cstheme="majorBidi"/>
+            <w:noProof/>
+            <w:webHidden/>
+          </w:rPr>
           <w:fldChar w:fldCharType="begin"/>
-          <w:instrText xml:space="preserve"> PAGEREF _Toc235311117 \h </w:instrText>
+        </w:r>
+        <w:r>
+          <w:rPr>
+            <w:rFonts w:asciiTheme="majorBidi" w:hAnsiTheme="majorBidi" w:cstheme="majorBidi"/>
+            <w:noProof/>
+            <w:webHidden/>
+          </w:rPr>
+          <w:instrText xml:space="preserve"> PAGEREF _Toc235449932 \h </w:instrText>
+        </w:r>
+        <w:r>
+          <w:rPr>
+            <w:rFonts w:asciiTheme="majorBidi" w:hAnsiTheme="majorBidi" w:cstheme="majorBidi"/>
+            <w:noProof/>
+            <w:webHidden/>
+          </w:rPr>
+        </w:r>
+        <w:r>
+          <w:rPr>
+            <w:rFonts w:asciiTheme="majorBidi" w:hAnsiTheme="majorBidi" w:cstheme="majorBidi"/>
+            <w:noProof/>
+            <w:webHidden/>
+          </w:rPr>
           <w:fldChar w:fldCharType="separate"/>
+        </w:r>
+        <w:r>
+          <w:rPr>
+            <w:rFonts w:asciiTheme="majorBidi" w:hAnsiTheme="majorBidi" w:cstheme="majorBidi"/>
+            <w:noProof/>
+            <w:webHidden/>
+          </w:rPr>
           <w:t>9</w:t>
+        </w:r>
+        <w:r>
+          <w:rPr>
+            <w:rFonts w:asciiTheme="majorBidi" w:hAnsiTheme="majorBidi" w:cstheme="majorBidi"/>
+            <w:noProof/>
+            <w:webHidden/>
+          </w:rPr>
           <w:fldChar w:fldCharType="end"/>
         </w:r>
       </w:hyperlink>
@@ -1393,7 +2092,7 @@
           <w:lang w:val="fr-FR" w:eastAsia="fr-FR"/>
         </w:rPr>
       </w:pPr>
-      <w:hyperlink w:anchor="_Toc235311118" w:history="1">
+      <w:hyperlink w:anchor="_Toc235449933" w:history="1">
         <w:r>
           <w:rPr>
             <w:rStyle w:val="Lienhypertexte"/>
@@ -1409,10 +2108,52 @@
             <w:webHidden/>
           </w:rPr>
           <w:tab/>
+        </w:r>
+        <w:r>
+          <w:rPr>
+            <w:rFonts w:asciiTheme="majorBidi" w:hAnsiTheme="majorBidi" w:cstheme="majorBidi"/>
+            <w:noProof/>
+            <w:webHidden/>
+          </w:rPr>
           <w:fldChar w:fldCharType="begin"/>
-          <w:instrText xml:space="preserve"> PAGEREF _Toc235311118 \h </w:instrText>
+        </w:r>
+        <w:r>
+          <w:rPr>
+            <w:rFonts w:asciiTheme="majorBidi" w:hAnsiTheme="majorBidi" w:cstheme="majorBidi"/>
+            <w:noProof/>
+            <w:webHidden/>
+          </w:rPr>
+          <w:instrText xml:space="preserve"> PAGEREF _Toc235449933 \h </w:instrText>
+        </w:r>
+        <w:r>
+          <w:rPr>
+            <w:rFonts w:asciiTheme="majorBidi" w:hAnsiTheme="majorBidi" w:cstheme="majorBidi"/>
+            <w:noProof/>
+            <w:webHidden/>
+          </w:rPr>
+        </w:r>
+        <w:r>
+          <w:rPr>
+            <w:rFonts w:asciiTheme="majorBidi" w:hAnsiTheme="majorBidi" w:cstheme="majorBidi"/>
+            <w:noProof/>
+            <w:webHidden/>
+          </w:rPr>
           <w:fldChar w:fldCharType="separate"/>
+        </w:r>
+        <w:r>
+          <w:rPr>
+            <w:rFonts w:asciiTheme="majorBidi" w:hAnsiTheme="majorBidi" w:cstheme="majorBidi"/>
+            <w:noProof/>
+            <w:webHidden/>
+          </w:rPr>
           <w:t>9</w:t>
+        </w:r>
+        <w:r>
+          <w:rPr>
+            <w:rFonts w:asciiTheme="majorBidi" w:hAnsiTheme="majorBidi" w:cstheme="majorBidi"/>
+            <w:noProof/>
+            <w:webHidden/>
+          </w:rPr>
           <w:fldChar w:fldCharType="end"/>
         </w:r>
       </w:hyperlink>
@@ -1429,7 +2170,7 @@
           <w:lang w:val="fr-FR" w:eastAsia="fr-FR"/>
         </w:rPr>
       </w:pPr>
-      <w:hyperlink w:anchor="_Toc235311119" w:history="1">
+      <w:hyperlink w:anchor="_Toc235449934" w:history="1">
         <w:r>
           <w:rPr>
             <w:rStyle w:val="Lienhypertexte"/>
@@ -1446,10 +2187,52 @@
             <w:webHidden/>
           </w:rPr>
           <w:tab/>
+        </w:r>
+        <w:r>
+          <w:rPr>
+            <w:rFonts w:asciiTheme="majorBidi" w:hAnsiTheme="majorBidi" w:cstheme="majorBidi"/>
+            <w:noProof/>
+            <w:webHidden/>
+          </w:rPr>
           <w:fldChar w:fldCharType="begin"/>
-          <w:instrText xml:space="preserve"> PAGEREF _Toc235311119 \h </w:instrText>
+        </w:r>
+        <w:r>
+          <w:rPr>
+            <w:rFonts w:asciiTheme="majorBidi" w:hAnsiTheme="majorBidi" w:cstheme="majorBidi"/>
+            <w:noProof/>
+            <w:webHidden/>
+          </w:rPr>
+          <w:instrText xml:space="preserve"> PAGEREF _Toc235449934 \h </w:instrText>
+        </w:r>
+        <w:r>
+          <w:rPr>
+            <w:rFonts w:asciiTheme="majorBidi" w:hAnsiTheme="majorBidi" w:cstheme="majorBidi"/>
+            <w:noProof/>
+            <w:webHidden/>
+          </w:rPr>
+        </w:r>
+        <w:r>
+          <w:rPr>
+            <w:rFonts w:asciiTheme="majorBidi" w:hAnsiTheme="majorBidi" w:cstheme="majorBidi"/>
+            <w:noProof/>
+            <w:webHidden/>
+          </w:rPr>
           <w:fldChar w:fldCharType="separate"/>
+        </w:r>
+        <w:r>
+          <w:rPr>
+            <w:rFonts w:asciiTheme="majorBidi" w:hAnsiTheme="majorBidi" w:cstheme="majorBidi"/>
+            <w:noProof/>
+            <w:webHidden/>
+          </w:rPr>
           <w:t>10</w:t>
+        </w:r>
+        <w:r>
+          <w:rPr>
+            <w:rFonts w:asciiTheme="majorBidi" w:hAnsiTheme="majorBidi" w:cstheme="majorBidi"/>
+            <w:noProof/>
+            <w:webHidden/>
+          </w:rPr>
           <w:fldChar w:fldCharType="end"/>
         </w:r>
       </w:hyperlink>
@@ -1466,7 +2249,7 @@
           <w:lang w:val="fr-FR" w:eastAsia="fr-FR"/>
         </w:rPr>
       </w:pPr>
-      <w:hyperlink w:anchor="_Toc235311120" w:history="1">
+      <w:hyperlink w:anchor="_Toc235449935" w:history="1">
         <w:r>
           <w:rPr>
             <w:rStyle w:val="Lienhypertexte"/>
@@ -1483,10 +2266,52 @@
             <w:webHidden/>
           </w:rPr>
           <w:tab/>
+        </w:r>
+        <w:r>
+          <w:rPr>
+            <w:rFonts w:asciiTheme="majorBidi" w:hAnsiTheme="majorBidi" w:cstheme="majorBidi"/>
+            <w:noProof/>
+            <w:webHidden/>
+          </w:rPr>
           <w:fldChar w:fldCharType="begin"/>
-          <w:instrText xml:space="preserve"> PAGEREF _Toc235311120 \h </w:instrText>
+        </w:r>
+        <w:r>
+          <w:rPr>
+            <w:rFonts w:asciiTheme="majorBidi" w:hAnsiTheme="majorBidi" w:cstheme="majorBidi"/>
+            <w:noProof/>
+            <w:webHidden/>
+          </w:rPr>
+          <w:instrText xml:space="preserve"> PAGEREF _Toc235449935 \h </w:instrText>
+        </w:r>
+        <w:r>
+          <w:rPr>
+            <w:rFonts w:asciiTheme="majorBidi" w:hAnsiTheme="majorBidi" w:cstheme="majorBidi"/>
+            <w:noProof/>
+            <w:webHidden/>
+          </w:rPr>
+        </w:r>
+        <w:r>
+          <w:rPr>
+            <w:rFonts w:asciiTheme="majorBidi" w:hAnsiTheme="majorBidi" w:cstheme="majorBidi"/>
+            <w:noProof/>
+            <w:webHidden/>
+          </w:rPr>
           <w:fldChar w:fldCharType="separate"/>
+        </w:r>
+        <w:r>
+          <w:rPr>
+            <w:rFonts w:asciiTheme="majorBidi" w:hAnsiTheme="majorBidi" w:cstheme="majorBidi"/>
+            <w:noProof/>
+            <w:webHidden/>
+          </w:rPr>
           <w:t>10</w:t>
+        </w:r>
+        <w:r>
+          <w:rPr>
+            <w:rFonts w:asciiTheme="majorBidi" w:hAnsiTheme="majorBidi" w:cstheme="majorBidi"/>
+            <w:noProof/>
+            <w:webHidden/>
+          </w:rPr>
           <w:fldChar w:fldCharType="end"/>
         </w:r>
       </w:hyperlink>
@@ -1503,7 +2328,7 @@
           <w:lang w:val="fr-FR" w:eastAsia="fr-FR"/>
         </w:rPr>
       </w:pPr>
-      <w:hyperlink w:anchor="_Toc235311121" w:history="1">
+      <w:hyperlink w:anchor="_Toc235449936" w:history="1">
         <w:r>
           <w:rPr>
             <w:rStyle w:val="Lienhypertexte"/>
@@ -1520,10 +2345,52 @@
             <w:webHidden/>
           </w:rPr>
           <w:tab/>
+        </w:r>
+        <w:r>
+          <w:rPr>
+            <w:rFonts w:asciiTheme="majorBidi" w:hAnsiTheme="majorBidi" w:cstheme="majorBidi"/>
+            <w:noProof/>
+            <w:webHidden/>
+          </w:rPr>
           <w:fldChar w:fldCharType="begin"/>
-          <w:instrText xml:space="preserve"> PAGEREF _Toc235311121 \h </w:instrText>
+        </w:r>
+        <w:r>
+          <w:rPr>
+            <w:rFonts w:asciiTheme="majorBidi" w:hAnsiTheme="majorBidi" w:cstheme="majorBidi"/>
+            <w:noProof/>
+            <w:webHidden/>
+          </w:rPr>
+          <w:instrText xml:space="preserve"> PAGEREF _Toc235449936 \h </w:instrText>
+        </w:r>
+        <w:r>
+          <w:rPr>
+            <w:rFonts w:asciiTheme="majorBidi" w:hAnsiTheme="majorBidi" w:cstheme="majorBidi"/>
+            <w:noProof/>
+            <w:webHidden/>
+          </w:rPr>
+        </w:r>
+        <w:r>
+          <w:rPr>
+            <w:rFonts w:asciiTheme="majorBidi" w:hAnsiTheme="majorBidi" w:cstheme="majorBidi"/>
+            <w:noProof/>
+            <w:webHidden/>
+          </w:rPr>
           <w:fldChar w:fldCharType="separate"/>
+        </w:r>
+        <w:r>
+          <w:rPr>
+            <w:rFonts w:asciiTheme="majorBidi" w:hAnsiTheme="majorBidi" w:cstheme="majorBidi"/>
+            <w:noProof/>
+            <w:webHidden/>
+          </w:rPr>
           <w:t>10</w:t>
+        </w:r>
+        <w:r>
+          <w:rPr>
+            <w:rFonts w:asciiTheme="majorBidi" w:hAnsiTheme="majorBidi" w:cstheme="majorBidi"/>
+            <w:noProof/>
+            <w:webHidden/>
+          </w:rPr>
           <w:fldChar w:fldCharType="end"/>
         </w:r>
       </w:hyperlink>
@@ -1540,7 +2407,7 @@
           <w:lang w:val="fr-FR" w:eastAsia="fr-FR"/>
         </w:rPr>
       </w:pPr>
-      <w:hyperlink w:anchor="_Toc235311122" w:history="1">
+      <w:hyperlink w:anchor="_Toc235449937" w:history="1">
         <w:r>
           <w:rPr>
             <w:rStyle w:val="Lienhypertexte"/>
@@ -1557,10 +2424,52 @@
             <w:webHidden/>
           </w:rPr>
           <w:tab/>
+        </w:r>
+        <w:r>
+          <w:rPr>
+            <w:rFonts w:asciiTheme="majorBidi" w:hAnsiTheme="majorBidi" w:cstheme="majorBidi"/>
+            <w:noProof/>
+            <w:webHidden/>
+          </w:rPr>
           <w:fldChar w:fldCharType="begin"/>
-          <w:instrText xml:space="preserve"> PAGEREF _Toc235311122 \h </w:instrText>
+        </w:r>
+        <w:r>
+          <w:rPr>
+            <w:rFonts w:asciiTheme="majorBidi" w:hAnsiTheme="majorBidi" w:cstheme="majorBidi"/>
+            <w:noProof/>
+            <w:webHidden/>
+          </w:rPr>
+          <w:instrText xml:space="preserve"> PAGEREF _Toc235449937 \h </w:instrText>
+        </w:r>
+        <w:r>
+          <w:rPr>
+            <w:rFonts w:asciiTheme="majorBidi" w:hAnsiTheme="majorBidi" w:cstheme="majorBidi"/>
+            <w:noProof/>
+            <w:webHidden/>
+          </w:rPr>
+        </w:r>
+        <w:r>
+          <w:rPr>
+            <w:rFonts w:asciiTheme="majorBidi" w:hAnsiTheme="majorBidi" w:cstheme="majorBidi"/>
+            <w:noProof/>
+            <w:webHidden/>
+          </w:rPr>
           <w:fldChar w:fldCharType="separate"/>
+        </w:r>
+        <w:r>
+          <w:rPr>
+            <w:rFonts w:asciiTheme="majorBidi" w:hAnsiTheme="majorBidi" w:cstheme="majorBidi"/>
+            <w:noProof/>
+            <w:webHidden/>
+          </w:rPr>
           <w:t>11</w:t>
+        </w:r>
+        <w:r>
+          <w:rPr>
+            <w:rFonts w:asciiTheme="majorBidi" w:hAnsiTheme="majorBidi" w:cstheme="majorBidi"/>
+            <w:noProof/>
+            <w:webHidden/>
+          </w:rPr>
           <w:fldChar w:fldCharType="end"/>
         </w:r>
       </w:hyperlink>
@@ -1577,7 +2486,7 @@
           <w:lang w:val="fr-FR" w:eastAsia="fr-FR"/>
         </w:rPr>
       </w:pPr>
-      <w:hyperlink w:anchor="_Toc235311123" w:history="1">
+      <w:hyperlink w:anchor="_Toc235449938" w:history="1">
         <w:r>
           <w:rPr>
             <w:rStyle w:val="Lienhypertexte"/>
@@ -1594,10 +2503,52 @@
             <w:webHidden/>
           </w:rPr>
           <w:tab/>
+        </w:r>
+        <w:r>
+          <w:rPr>
+            <w:rFonts w:asciiTheme="majorBidi" w:hAnsiTheme="majorBidi" w:cstheme="majorBidi"/>
+            <w:noProof/>
+            <w:webHidden/>
+          </w:rPr>
           <w:fldChar w:fldCharType="begin"/>
-          <w:instrText xml:space="preserve"> PAGEREF _Toc235311123 \h </w:instrText>
+        </w:r>
+        <w:r>
+          <w:rPr>
+            <w:rFonts w:asciiTheme="majorBidi" w:hAnsiTheme="majorBidi" w:cstheme="majorBidi"/>
+            <w:noProof/>
+            <w:webHidden/>
+          </w:rPr>
+          <w:instrText xml:space="preserve"> PAGEREF _Toc235449938 \h </w:instrText>
+        </w:r>
+        <w:r>
+          <w:rPr>
+            <w:rFonts w:asciiTheme="majorBidi" w:hAnsiTheme="majorBidi" w:cstheme="majorBidi"/>
+            <w:noProof/>
+            <w:webHidden/>
+          </w:rPr>
+        </w:r>
+        <w:r>
+          <w:rPr>
+            <w:rFonts w:asciiTheme="majorBidi" w:hAnsiTheme="majorBidi" w:cstheme="majorBidi"/>
+            <w:noProof/>
+            <w:webHidden/>
+          </w:rPr>
           <w:fldChar w:fldCharType="separate"/>
+        </w:r>
+        <w:r>
+          <w:rPr>
+            <w:rFonts w:asciiTheme="majorBidi" w:hAnsiTheme="majorBidi" w:cstheme="majorBidi"/>
+            <w:noProof/>
+            <w:webHidden/>
+          </w:rPr>
           <w:t>11</w:t>
+        </w:r>
+        <w:r>
+          <w:rPr>
+            <w:rFonts w:asciiTheme="majorBidi" w:hAnsiTheme="majorBidi" w:cstheme="majorBidi"/>
+            <w:noProof/>
+            <w:webHidden/>
+          </w:rPr>
           <w:fldChar w:fldCharType="end"/>
         </w:r>
       </w:hyperlink>
@@ -1614,7 +2565,7 @@
           <w:lang w:val="fr-FR" w:eastAsia="fr-FR"/>
         </w:rPr>
       </w:pPr>
-      <w:hyperlink w:anchor="_Toc235311124" w:history="1">
+      <w:hyperlink w:anchor="_Toc235449939" w:history="1">
         <w:r>
           <w:rPr>
             <w:rStyle w:val="Lienhypertexte"/>
@@ -1631,10 +2582,52 @@
             <w:webHidden/>
           </w:rPr>
           <w:tab/>
+        </w:r>
+        <w:r>
+          <w:rPr>
+            <w:rFonts w:asciiTheme="majorBidi" w:hAnsiTheme="majorBidi" w:cstheme="majorBidi"/>
+            <w:noProof/>
+            <w:webHidden/>
+          </w:rPr>
           <w:fldChar w:fldCharType="begin"/>
-          <w:instrText xml:space="preserve"> PAGEREF _Toc235311124 \h </w:instrText>
+        </w:r>
+        <w:r>
+          <w:rPr>
+            <w:rFonts w:asciiTheme="majorBidi" w:hAnsiTheme="majorBidi" w:cstheme="majorBidi"/>
+            <w:noProof/>
+            <w:webHidden/>
+          </w:rPr>
+          <w:instrText xml:space="preserve"> PAGEREF _Toc235449939 \h </w:instrText>
+        </w:r>
+        <w:r>
+          <w:rPr>
+            <w:rFonts w:asciiTheme="majorBidi" w:hAnsiTheme="majorBidi" w:cstheme="majorBidi"/>
+            <w:noProof/>
+            <w:webHidden/>
+          </w:rPr>
+        </w:r>
+        <w:r>
+          <w:rPr>
+            <w:rFonts w:asciiTheme="majorBidi" w:hAnsiTheme="majorBidi" w:cstheme="majorBidi"/>
+            <w:noProof/>
+            <w:webHidden/>
+          </w:rPr>
           <w:fldChar w:fldCharType="separate"/>
+        </w:r>
+        <w:r>
+          <w:rPr>
+            <w:rFonts w:asciiTheme="majorBidi" w:hAnsiTheme="majorBidi" w:cstheme="majorBidi"/>
+            <w:noProof/>
+            <w:webHidden/>
+          </w:rPr>
           <w:t>13</w:t>
+        </w:r>
+        <w:r>
+          <w:rPr>
+            <w:rFonts w:asciiTheme="majorBidi" w:hAnsiTheme="majorBidi" w:cstheme="majorBidi"/>
+            <w:noProof/>
+            <w:webHidden/>
+          </w:rPr>
           <w:fldChar w:fldCharType="end"/>
         </w:r>
       </w:hyperlink>
@@ -1651,7 +2644,7 @@
           <w:lang w:val="fr-FR" w:eastAsia="fr-FR"/>
         </w:rPr>
       </w:pPr>
-      <w:hyperlink w:anchor="_Toc235311125" w:history="1">
+      <w:hyperlink w:anchor="_Toc235449940" w:history="1">
         <w:r>
           <w:rPr>
             <w:rStyle w:val="Lienhypertexte"/>
@@ -1659,7 +2652,7 @@
             <w:noProof/>
             <w:lang w:val="fr-FR"/>
           </w:rPr>
-          <w:t>3.5.1 Architecture détaillée du réseau LSTM</w:t>
+          <w:t>3.5.1 Détecteur d'anomalies Isolation Forest</w:t>
         </w:r>
         <w:r>
           <w:rPr>
@@ -1668,47 +2661,52 @@
             <w:webHidden/>
           </w:rPr>
           <w:tab/>
+        </w:r>
+        <w:r>
+          <w:rPr>
+            <w:rFonts w:asciiTheme="majorBidi" w:hAnsiTheme="majorBidi" w:cstheme="majorBidi"/>
+            <w:noProof/>
+            <w:webHidden/>
+          </w:rPr>
           <w:fldChar w:fldCharType="begin"/>
-          <w:instrText xml:space="preserve"> PAGEREF _Toc235311125 \h </w:instrText>
+        </w:r>
+        <w:r>
+          <w:rPr>
+            <w:rFonts w:asciiTheme="majorBidi" w:hAnsiTheme="majorBidi" w:cstheme="majorBidi"/>
+            <w:noProof/>
+            <w:webHidden/>
+          </w:rPr>
+          <w:instrText xml:space="preserve"> PAGEREF _Toc235449940 \h </w:instrText>
+        </w:r>
+        <w:r>
+          <w:rPr>
+            <w:rFonts w:asciiTheme="majorBidi" w:hAnsiTheme="majorBidi" w:cstheme="majorBidi"/>
+            <w:noProof/>
+            <w:webHidden/>
+          </w:rPr>
+        </w:r>
+        <w:r>
+          <w:rPr>
+            <w:rFonts w:asciiTheme="majorBidi" w:hAnsiTheme="majorBidi" w:cstheme="majorBidi"/>
+            <w:noProof/>
+            <w:webHidden/>
+          </w:rPr>
           <w:fldChar w:fldCharType="separate"/>
+        </w:r>
+        <w:r>
+          <w:rPr>
+            <w:rFonts w:asciiTheme="majorBidi" w:hAnsiTheme="majorBidi" w:cstheme="majorBidi"/>
+            <w:noProof/>
+            <w:webHidden/>
+          </w:rPr>
           <w:t>13</w:t>
-          <w:fldChar w:fldCharType="end"/>
-        </w:r>
-      </w:hyperlink>
-    </w:p>
-    <w:p>
-      <w:pPr>
-        <w:pStyle w:val="TM3"/>
-        <w:tabs>
-          <w:tab w:val="right" w:leader="dot" w:pos="9062"/>
-        </w:tabs>
-        <w:rPr>
-          <w:rFonts w:asciiTheme="majorBidi" w:hAnsiTheme="majorBidi" w:cstheme="majorBidi"/>
-          <w:noProof/>
-          <w:lang w:val="fr-FR" w:eastAsia="fr-FR"/>
-        </w:rPr>
-      </w:pPr>
-      <w:hyperlink w:anchor="_Toc235311126" w:history="1">
-        <w:r>
-          <w:rPr>
-            <w:rStyle w:val="Lienhypertexte"/>
-            <w:rFonts w:asciiTheme="majorBidi" w:hAnsiTheme="majorBidi" w:cstheme="majorBidi"/>
-            <w:noProof/>
-            <w:lang w:val="fr-FR"/>
-          </w:rPr>
-          <w:t>3.5.2 Détecteur d'anomalies Isolation Forest</w:t>
-        </w:r>
-        <w:r>
-          <w:rPr>
-            <w:rFonts w:asciiTheme="majorBidi" w:hAnsiTheme="majorBidi" w:cstheme="majorBidi"/>
-            <w:noProof/>
-            <w:webHidden/>
-          </w:rPr>
-          <w:tab/>
-          <w:fldChar w:fldCharType="begin"/>
-          <w:instrText xml:space="preserve"> PAGEREF _Toc235311126 \h </w:instrText>
-          <w:fldChar w:fldCharType="separate"/>
-          <w:t>14</w:t>
+        </w:r>
+        <w:r>
+          <w:rPr>
+            <w:rFonts w:asciiTheme="majorBidi" w:hAnsiTheme="majorBidi" w:cstheme="majorBidi"/>
+            <w:noProof/>
+            <w:webHidden/>
+          </w:rPr>
           <w:fldChar w:fldCharType="end"/>
         </w:r>
       </w:hyperlink>
@@ -1725,7 +2723,7 @@
           <w:lang w:val="fr-FR" w:eastAsia="fr-FR"/>
         </w:rPr>
       </w:pPr>
-      <w:hyperlink w:anchor="_Toc235311127" w:history="1">
+      <w:hyperlink w:anchor="_Toc235449941" w:history="1">
         <w:r>
           <w:rPr>
             <w:rStyle w:val="Lienhypertexte"/>
@@ -1742,10 +2740,52 @@
             <w:webHidden/>
           </w:rPr>
           <w:tab/>
+        </w:r>
+        <w:r>
+          <w:rPr>
+            <w:rFonts w:asciiTheme="majorBidi" w:hAnsiTheme="majorBidi" w:cstheme="majorBidi"/>
+            <w:noProof/>
+            <w:webHidden/>
+          </w:rPr>
           <w:fldChar w:fldCharType="begin"/>
-          <w:instrText xml:space="preserve"> PAGEREF _Toc235311127 \h </w:instrText>
+        </w:r>
+        <w:r>
+          <w:rPr>
+            <w:rFonts w:asciiTheme="majorBidi" w:hAnsiTheme="majorBidi" w:cstheme="majorBidi"/>
+            <w:noProof/>
+            <w:webHidden/>
+          </w:rPr>
+          <w:instrText xml:space="preserve"> PAGEREF _Toc235449941 \h </w:instrText>
+        </w:r>
+        <w:r>
+          <w:rPr>
+            <w:rFonts w:asciiTheme="majorBidi" w:hAnsiTheme="majorBidi" w:cstheme="majorBidi"/>
+            <w:noProof/>
+            <w:webHidden/>
+          </w:rPr>
+        </w:r>
+        <w:r>
+          <w:rPr>
+            <w:rFonts w:asciiTheme="majorBidi" w:hAnsiTheme="majorBidi" w:cstheme="majorBidi"/>
+            <w:noProof/>
+            <w:webHidden/>
+          </w:rPr>
           <w:fldChar w:fldCharType="separate"/>
-          <w:t>16</w:t>
+        </w:r>
+        <w:r>
+          <w:rPr>
+            <w:rFonts w:asciiTheme="majorBidi" w:hAnsiTheme="majorBidi" w:cstheme="majorBidi"/>
+            <w:noProof/>
+            <w:webHidden/>
+          </w:rPr>
+          <w:t>14</w:t>
+        </w:r>
+        <w:r>
+          <w:rPr>
+            <w:rFonts w:asciiTheme="majorBidi" w:hAnsiTheme="majorBidi" w:cstheme="majorBidi"/>
+            <w:noProof/>
+            <w:webHidden/>
+          </w:rPr>
           <w:fldChar w:fldCharType="end"/>
         </w:r>
       </w:hyperlink>
@@ -1762,7 +2802,7 @@
           <w:lang w:val="fr-FR" w:eastAsia="fr-FR"/>
         </w:rPr>
       </w:pPr>
-      <w:hyperlink w:anchor="_Toc235311128" w:history="1">
+      <w:hyperlink w:anchor="_Toc235449942" w:history="1">
         <w:r>
           <w:rPr>
             <w:rStyle w:val="Lienhypertexte"/>
@@ -1779,10 +2819,52 @@
             <w:webHidden/>
           </w:rPr>
           <w:tab/>
+        </w:r>
+        <w:r>
+          <w:rPr>
+            <w:rFonts w:asciiTheme="majorBidi" w:hAnsiTheme="majorBidi" w:cstheme="majorBidi"/>
+            <w:noProof/>
+            <w:webHidden/>
+          </w:rPr>
           <w:fldChar w:fldCharType="begin"/>
-          <w:instrText xml:space="preserve"> PAGEREF _Toc235311128 \h </w:instrText>
+        </w:r>
+        <w:r>
+          <w:rPr>
+            <w:rFonts w:asciiTheme="majorBidi" w:hAnsiTheme="majorBidi" w:cstheme="majorBidi"/>
+            <w:noProof/>
+            <w:webHidden/>
+          </w:rPr>
+          <w:instrText xml:space="preserve"> PAGEREF _Toc235449942 \h </w:instrText>
+        </w:r>
+        <w:r>
+          <w:rPr>
+            <w:rFonts w:asciiTheme="majorBidi" w:hAnsiTheme="majorBidi" w:cstheme="majorBidi"/>
+            <w:noProof/>
+            <w:webHidden/>
+          </w:rPr>
+        </w:r>
+        <w:r>
+          <w:rPr>
+            <w:rFonts w:asciiTheme="majorBidi" w:hAnsiTheme="majorBidi" w:cstheme="majorBidi"/>
+            <w:noProof/>
+            <w:webHidden/>
+          </w:rPr>
           <w:fldChar w:fldCharType="separate"/>
-          <w:t>16</w:t>
+        </w:r>
+        <w:r>
+          <w:rPr>
+            <w:rFonts w:asciiTheme="majorBidi" w:hAnsiTheme="majorBidi" w:cstheme="majorBidi"/>
+            <w:noProof/>
+            <w:webHidden/>
+          </w:rPr>
+          <w:t>14</w:t>
+        </w:r>
+        <w:r>
+          <w:rPr>
+            <w:rFonts w:asciiTheme="majorBidi" w:hAnsiTheme="majorBidi" w:cstheme="majorBidi"/>
+            <w:noProof/>
+            <w:webHidden/>
+          </w:rPr>
           <w:fldChar w:fldCharType="end"/>
         </w:r>
       </w:hyperlink>
@@ -1799,7 +2881,7 @@
           <w:lang w:val="fr-FR" w:eastAsia="fr-FR"/>
         </w:rPr>
       </w:pPr>
-      <w:hyperlink w:anchor="_Toc235311129" w:history="1">
+      <w:hyperlink w:anchor="_Toc235449943" w:history="1">
         <w:r>
           <w:rPr>
             <w:rStyle w:val="Lienhypertexte"/>
@@ -1816,10 +2898,52 @@
             <w:webHidden/>
           </w:rPr>
           <w:tab/>
+        </w:r>
+        <w:r>
+          <w:rPr>
+            <w:rFonts w:asciiTheme="majorBidi" w:hAnsiTheme="majorBidi" w:cstheme="majorBidi"/>
+            <w:noProof/>
+            <w:webHidden/>
+          </w:rPr>
           <w:fldChar w:fldCharType="begin"/>
-          <w:instrText xml:space="preserve"> PAGEREF _Toc235311129 \h </w:instrText>
+        </w:r>
+        <w:r>
+          <w:rPr>
+            <w:rFonts w:asciiTheme="majorBidi" w:hAnsiTheme="majorBidi" w:cstheme="majorBidi"/>
+            <w:noProof/>
+            <w:webHidden/>
+          </w:rPr>
+          <w:instrText xml:space="preserve"> PAGEREF _Toc235449943 \h </w:instrText>
+        </w:r>
+        <w:r>
+          <w:rPr>
+            <w:rFonts w:asciiTheme="majorBidi" w:hAnsiTheme="majorBidi" w:cstheme="majorBidi"/>
+            <w:noProof/>
+            <w:webHidden/>
+          </w:rPr>
+        </w:r>
+        <w:r>
+          <w:rPr>
+            <w:rFonts w:asciiTheme="majorBidi" w:hAnsiTheme="majorBidi" w:cstheme="majorBidi"/>
+            <w:noProof/>
+            <w:webHidden/>
+          </w:rPr>
           <w:fldChar w:fldCharType="separate"/>
-          <w:t>16</w:t>
+        </w:r>
+        <w:r>
+          <w:rPr>
+            <w:rFonts w:asciiTheme="majorBidi" w:hAnsiTheme="majorBidi" w:cstheme="majorBidi"/>
+            <w:noProof/>
+            <w:webHidden/>
+          </w:rPr>
+          <w:t>14</w:t>
+        </w:r>
+        <w:r>
+          <w:rPr>
+            <w:rFonts w:asciiTheme="majorBidi" w:hAnsiTheme="majorBidi" w:cstheme="majorBidi"/>
+            <w:noProof/>
+            <w:webHidden/>
+          </w:rPr>
           <w:fldChar w:fldCharType="end"/>
         </w:r>
       </w:hyperlink>
@@ -1836,7 +2960,7 @@
           <w:lang w:val="fr-FR" w:eastAsia="fr-FR"/>
         </w:rPr>
       </w:pPr>
-      <w:hyperlink w:anchor="_Toc235311130" w:history="1">
+      <w:hyperlink w:anchor="_Toc235449944" w:history="1">
         <w:r>
           <w:rPr>
             <w:rStyle w:val="Lienhypertexte"/>
@@ -1853,10 +2977,52 @@
             <w:webHidden/>
           </w:rPr>
           <w:tab/>
+        </w:r>
+        <w:r>
+          <w:rPr>
+            <w:rFonts w:asciiTheme="majorBidi" w:hAnsiTheme="majorBidi" w:cstheme="majorBidi"/>
+            <w:noProof/>
+            <w:webHidden/>
+          </w:rPr>
           <w:fldChar w:fldCharType="begin"/>
-          <w:instrText xml:space="preserve"> PAGEREF _Toc235311130 \h </w:instrText>
+        </w:r>
+        <w:r>
+          <w:rPr>
+            <w:rFonts w:asciiTheme="majorBidi" w:hAnsiTheme="majorBidi" w:cstheme="majorBidi"/>
+            <w:noProof/>
+            <w:webHidden/>
+          </w:rPr>
+          <w:instrText xml:space="preserve"> PAGEREF _Toc235449944 \h </w:instrText>
+        </w:r>
+        <w:r>
+          <w:rPr>
+            <w:rFonts w:asciiTheme="majorBidi" w:hAnsiTheme="majorBidi" w:cstheme="majorBidi"/>
+            <w:noProof/>
+            <w:webHidden/>
+          </w:rPr>
+        </w:r>
+        <w:r>
+          <w:rPr>
+            <w:rFonts w:asciiTheme="majorBidi" w:hAnsiTheme="majorBidi" w:cstheme="majorBidi"/>
+            <w:noProof/>
+            <w:webHidden/>
+          </w:rPr>
           <w:fldChar w:fldCharType="separate"/>
-          <w:t>17</w:t>
+        </w:r>
+        <w:r>
+          <w:rPr>
+            <w:rFonts w:asciiTheme="majorBidi" w:hAnsiTheme="majorBidi" w:cstheme="majorBidi"/>
+            <w:noProof/>
+            <w:webHidden/>
+          </w:rPr>
+          <w:t>15</w:t>
+        </w:r>
+        <w:r>
+          <w:rPr>
+            <w:rFonts w:asciiTheme="majorBidi" w:hAnsiTheme="majorBidi" w:cstheme="majorBidi"/>
+            <w:noProof/>
+            <w:webHidden/>
+          </w:rPr>
           <w:fldChar w:fldCharType="end"/>
         </w:r>
       </w:hyperlink>
@@ -1873,7 +3039,7 @@
           <w:lang w:val="fr-FR" w:eastAsia="fr-FR"/>
         </w:rPr>
       </w:pPr>
-      <w:hyperlink w:anchor="_Toc235311131" w:history="1">
+      <w:hyperlink w:anchor="_Toc235449945" w:history="1">
         <w:r>
           <w:rPr>
             <w:rStyle w:val="Lienhypertexte"/>
@@ -1890,10 +3056,52 @@
             <w:webHidden/>
           </w:rPr>
           <w:tab/>
+        </w:r>
+        <w:r>
+          <w:rPr>
+            <w:rFonts w:asciiTheme="majorBidi" w:hAnsiTheme="majorBidi" w:cstheme="majorBidi"/>
+            <w:noProof/>
+            <w:webHidden/>
+          </w:rPr>
           <w:fldChar w:fldCharType="begin"/>
-          <w:instrText xml:space="preserve"> PAGEREF _Toc235311131 \h </w:instrText>
+        </w:r>
+        <w:r>
+          <w:rPr>
+            <w:rFonts w:asciiTheme="majorBidi" w:hAnsiTheme="majorBidi" w:cstheme="majorBidi"/>
+            <w:noProof/>
+            <w:webHidden/>
+          </w:rPr>
+          <w:instrText xml:space="preserve"> PAGEREF _Toc235449945 \h </w:instrText>
+        </w:r>
+        <w:r>
+          <w:rPr>
+            <w:rFonts w:asciiTheme="majorBidi" w:hAnsiTheme="majorBidi" w:cstheme="majorBidi"/>
+            <w:noProof/>
+            <w:webHidden/>
+          </w:rPr>
+        </w:r>
+        <w:r>
+          <w:rPr>
+            <w:rFonts w:asciiTheme="majorBidi" w:hAnsiTheme="majorBidi" w:cstheme="majorBidi"/>
+            <w:noProof/>
+            <w:webHidden/>
+          </w:rPr>
           <w:fldChar w:fldCharType="separate"/>
-          <w:t>18</w:t>
+        </w:r>
+        <w:r>
+          <w:rPr>
+            <w:rFonts w:asciiTheme="majorBidi" w:hAnsiTheme="majorBidi" w:cstheme="majorBidi"/>
+            <w:noProof/>
+            <w:webHidden/>
+          </w:rPr>
+          <w:t>16</w:t>
+        </w:r>
+        <w:r>
+          <w:rPr>
+            <w:rFonts w:asciiTheme="majorBidi" w:hAnsiTheme="majorBidi" w:cstheme="majorBidi"/>
+            <w:noProof/>
+            <w:webHidden/>
+          </w:rPr>
           <w:fldChar w:fldCharType="end"/>
         </w:r>
       </w:hyperlink>
@@ -1910,7 +3118,7 @@
           <w:lang w:val="fr-FR" w:eastAsia="fr-FR"/>
         </w:rPr>
       </w:pPr>
-      <w:hyperlink w:anchor="_Toc235311132" w:history="1">
+      <w:hyperlink w:anchor="_Toc235449946" w:history="1">
         <w:r>
           <w:rPr>
             <w:rStyle w:val="Lienhypertexte"/>
@@ -1927,10 +3135,52 @@
             <w:webHidden/>
           </w:rPr>
           <w:tab/>
+        </w:r>
+        <w:r>
+          <w:rPr>
+            <w:rFonts w:asciiTheme="majorBidi" w:hAnsiTheme="majorBidi" w:cstheme="majorBidi"/>
+            <w:noProof/>
+            <w:webHidden/>
+          </w:rPr>
           <w:fldChar w:fldCharType="begin"/>
-          <w:instrText xml:space="preserve"> PAGEREF _Toc235311132 \h </w:instrText>
+        </w:r>
+        <w:r>
+          <w:rPr>
+            <w:rFonts w:asciiTheme="majorBidi" w:hAnsiTheme="majorBidi" w:cstheme="majorBidi"/>
+            <w:noProof/>
+            <w:webHidden/>
+          </w:rPr>
+          <w:instrText xml:space="preserve"> PAGEREF _Toc235449946 \h </w:instrText>
+        </w:r>
+        <w:r>
+          <w:rPr>
+            <w:rFonts w:asciiTheme="majorBidi" w:hAnsiTheme="majorBidi" w:cstheme="majorBidi"/>
+            <w:noProof/>
+            <w:webHidden/>
+          </w:rPr>
+        </w:r>
+        <w:r>
+          <w:rPr>
+            <w:rFonts w:asciiTheme="majorBidi" w:hAnsiTheme="majorBidi" w:cstheme="majorBidi"/>
+            <w:noProof/>
+            <w:webHidden/>
+          </w:rPr>
           <w:fldChar w:fldCharType="separate"/>
-          <w:t>18</w:t>
+        </w:r>
+        <w:r>
+          <w:rPr>
+            <w:rFonts w:asciiTheme="majorBidi" w:hAnsiTheme="majorBidi" w:cstheme="majorBidi"/>
+            <w:noProof/>
+            <w:webHidden/>
+          </w:rPr>
+          <w:t>16</w:t>
+        </w:r>
+        <w:r>
+          <w:rPr>
+            <w:rFonts w:asciiTheme="majorBidi" w:hAnsiTheme="majorBidi" w:cstheme="majorBidi"/>
+            <w:noProof/>
+            <w:webHidden/>
+          </w:rPr>
           <w:fldChar w:fldCharType="end"/>
         </w:r>
       </w:hyperlink>
@@ -1947,7 +3197,7 @@
           <w:lang w:val="fr-FR" w:eastAsia="fr-FR"/>
         </w:rPr>
       </w:pPr>
-      <w:hyperlink w:anchor="_Toc235311133" w:history="1">
+      <w:hyperlink w:anchor="_Toc235449947" w:history="1">
         <w:r>
           <w:rPr>
             <w:rStyle w:val="Lienhypertexte"/>
@@ -1964,10 +3214,52 @@
             <w:webHidden/>
           </w:rPr>
           <w:tab/>
+        </w:r>
+        <w:r>
+          <w:rPr>
+            <w:rFonts w:asciiTheme="majorBidi" w:hAnsiTheme="majorBidi" w:cstheme="majorBidi"/>
+            <w:noProof/>
+            <w:webHidden/>
+          </w:rPr>
           <w:fldChar w:fldCharType="begin"/>
-          <w:instrText xml:space="preserve"> PAGEREF _Toc235311133 \h </w:instrText>
+        </w:r>
+        <w:r>
+          <w:rPr>
+            <w:rFonts w:asciiTheme="majorBidi" w:hAnsiTheme="majorBidi" w:cstheme="majorBidi"/>
+            <w:noProof/>
+            <w:webHidden/>
+          </w:rPr>
+          <w:instrText xml:space="preserve"> PAGEREF _Toc235449947 \h </w:instrText>
+        </w:r>
+        <w:r>
+          <w:rPr>
+            <w:rFonts w:asciiTheme="majorBidi" w:hAnsiTheme="majorBidi" w:cstheme="majorBidi"/>
+            <w:noProof/>
+            <w:webHidden/>
+          </w:rPr>
+        </w:r>
+        <w:r>
+          <w:rPr>
+            <w:rFonts w:asciiTheme="majorBidi" w:hAnsiTheme="majorBidi" w:cstheme="majorBidi"/>
+            <w:noProof/>
+            <w:webHidden/>
+          </w:rPr>
           <w:fldChar w:fldCharType="separate"/>
-          <w:t>19</w:t>
+        </w:r>
+        <w:r>
+          <w:rPr>
+            <w:rFonts w:asciiTheme="majorBidi" w:hAnsiTheme="majorBidi" w:cstheme="majorBidi"/>
+            <w:noProof/>
+            <w:webHidden/>
+          </w:rPr>
+          <w:t>17</w:t>
+        </w:r>
+        <w:r>
+          <w:rPr>
+            <w:rFonts w:asciiTheme="majorBidi" w:hAnsiTheme="majorBidi" w:cstheme="majorBidi"/>
+            <w:noProof/>
+            <w:webHidden/>
+          </w:rPr>
           <w:fldChar w:fldCharType="end"/>
         </w:r>
       </w:hyperlink>
@@ -1984,7 +3276,7 @@
           <w:lang w:val="fr-FR" w:eastAsia="fr-FR"/>
         </w:rPr>
       </w:pPr>
-      <w:hyperlink w:anchor="_Toc235311134" w:history="1">
+      <w:hyperlink w:anchor="_Toc235449948" w:history="1">
         <w:r>
           <w:rPr>
             <w:rStyle w:val="Lienhypertexte"/>
@@ -2001,10 +3293,52 @@
             <w:webHidden/>
           </w:rPr>
           <w:tab/>
+        </w:r>
+        <w:r>
+          <w:rPr>
+            <w:rFonts w:asciiTheme="majorBidi" w:hAnsiTheme="majorBidi" w:cstheme="majorBidi"/>
+            <w:noProof/>
+            <w:webHidden/>
+          </w:rPr>
           <w:fldChar w:fldCharType="begin"/>
-          <w:instrText xml:space="preserve"> PAGEREF _Toc235311134 \h </w:instrText>
+        </w:r>
+        <w:r>
+          <w:rPr>
+            <w:rFonts w:asciiTheme="majorBidi" w:hAnsiTheme="majorBidi" w:cstheme="majorBidi"/>
+            <w:noProof/>
+            <w:webHidden/>
+          </w:rPr>
+          <w:instrText xml:space="preserve"> PAGEREF _Toc235449948 \h </w:instrText>
+        </w:r>
+        <w:r>
+          <w:rPr>
+            <w:rFonts w:asciiTheme="majorBidi" w:hAnsiTheme="majorBidi" w:cstheme="majorBidi"/>
+            <w:noProof/>
+            <w:webHidden/>
+          </w:rPr>
+        </w:r>
+        <w:r>
+          <w:rPr>
+            <w:rFonts w:asciiTheme="majorBidi" w:hAnsiTheme="majorBidi" w:cstheme="majorBidi"/>
+            <w:noProof/>
+            <w:webHidden/>
+          </w:rPr>
           <w:fldChar w:fldCharType="separate"/>
-          <w:t>20</w:t>
+        </w:r>
+        <w:r>
+          <w:rPr>
+            <w:rFonts w:asciiTheme="majorBidi" w:hAnsiTheme="majorBidi" w:cstheme="majorBidi"/>
+            <w:noProof/>
+            <w:webHidden/>
+          </w:rPr>
+          <w:t>18</w:t>
+        </w:r>
+        <w:r>
+          <w:rPr>
+            <w:rFonts w:asciiTheme="majorBidi" w:hAnsiTheme="majorBidi" w:cstheme="majorBidi"/>
+            <w:noProof/>
+            <w:webHidden/>
+          </w:rPr>
           <w:fldChar w:fldCharType="end"/>
         </w:r>
       </w:hyperlink>
@@ -2021,7 +3355,7 @@
           <w:lang w:val="fr-FR" w:eastAsia="fr-FR"/>
         </w:rPr>
       </w:pPr>
-      <w:hyperlink w:anchor="_Toc235311135" w:history="1">
+      <w:hyperlink w:anchor="_Toc235449949" w:history="1">
         <w:r>
           <w:rPr>
             <w:rStyle w:val="Lienhypertexte"/>
@@ -2029,7 +3363,7 @@
             <w:noProof/>
             <w:lang w:val="fr-FR"/>
           </w:rPr>
-          <w:t>4.8 Module Prévisions (IA)</w:t>
+          <w:t>4.8 Module Indicateurs — détection d'anomalies (IA)</w:t>
         </w:r>
         <w:r>
           <w:rPr>
@@ -2038,10 +3372,52 @@
             <w:webHidden/>
           </w:rPr>
           <w:tab/>
+        </w:r>
+        <w:r>
+          <w:rPr>
+            <w:rFonts w:asciiTheme="majorBidi" w:hAnsiTheme="majorBidi" w:cstheme="majorBidi"/>
+            <w:noProof/>
+            <w:webHidden/>
+          </w:rPr>
           <w:fldChar w:fldCharType="begin"/>
-          <w:instrText xml:space="preserve"> PAGEREF _Toc235311135 \h </w:instrText>
+        </w:r>
+        <w:r>
+          <w:rPr>
+            <w:rFonts w:asciiTheme="majorBidi" w:hAnsiTheme="majorBidi" w:cstheme="majorBidi"/>
+            <w:noProof/>
+            <w:webHidden/>
+          </w:rPr>
+          <w:instrText xml:space="preserve"> PAGEREF _Toc235449949 \h </w:instrText>
+        </w:r>
+        <w:r>
+          <w:rPr>
+            <w:rFonts w:asciiTheme="majorBidi" w:hAnsiTheme="majorBidi" w:cstheme="majorBidi"/>
+            <w:noProof/>
+            <w:webHidden/>
+          </w:rPr>
+        </w:r>
+        <w:r>
+          <w:rPr>
+            <w:rFonts w:asciiTheme="majorBidi" w:hAnsiTheme="majorBidi" w:cstheme="majorBidi"/>
+            <w:noProof/>
+            <w:webHidden/>
+          </w:rPr>
           <w:fldChar w:fldCharType="separate"/>
-          <w:t>23</w:t>
+        </w:r>
+        <w:r>
+          <w:rPr>
+            <w:rFonts w:asciiTheme="majorBidi" w:hAnsiTheme="majorBidi" w:cstheme="majorBidi"/>
+            <w:noProof/>
+            <w:webHidden/>
+          </w:rPr>
+          <w:t>21</w:t>
+        </w:r>
+        <w:r>
+          <w:rPr>
+            <w:rFonts w:asciiTheme="majorBidi" w:hAnsiTheme="majorBidi" w:cstheme="majorBidi"/>
+            <w:noProof/>
+            <w:webHidden/>
+          </w:rPr>
           <w:fldChar w:fldCharType="end"/>
         </w:r>
       </w:hyperlink>
@@ -2058,7 +3434,7 @@
           <w:lang w:val="fr-FR" w:eastAsia="fr-FR"/>
         </w:rPr>
       </w:pPr>
-      <w:hyperlink w:anchor="_Toc235311136" w:history="1">
+      <w:hyperlink w:anchor="_Toc235449950" w:history="1">
         <w:r>
           <w:rPr>
             <w:rStyle w:val="Lienhypertexte"/>
@@ -2066,7 +3442,7 @@
             <w:noProof/>
             <w:lang w:val="fr-FR"/>
           </w:rPr>
-          <w:t>4.9 Module Indicateurs — détection d'anomalies (IA)</w:t>
+          <w:t>4.9 Module Utilisateurs et sécurité</w:t>
         </w:r>
         <w:r>
           <w:rPr>
@@ -2075,10 +3451,52 @@
             <w:webHidden/>
           </w:rPr>
           <w:tab/>
+        </w:r>
+        <w:r>
+          <w:rPr>
+            <w:rFonts w:asciiTheme="majorBidi" w:hAnsiTheme="majorBidi" w:cstheme="majorBidi"/>
+            <w:noProof/>
+            <w:webHidden/>
+          </w:rPr>
           <w:fldChar w:fldCharType="begin"/>
-          <w:instrText xml:space="preserve"> PAGEREF _Toc235311136 \h </w:instrText>
+        </w:r>
+        <w:r>
+          <w:rPr>
+            <w:rFonts w:asciiTheme="majorBidi" w:hAnsiTheme="majorBidi" w:cstheme="majorBidi"/>
+            <w:noProof/>
+            <w:webHidden/>
+          </w:rPr>
+          <w:instrText xml:space="preserve"> PAGEREF _Toc235449950 \h </w:instrText>
+        </w:r>
+        <w:r>
+          <w:rPr>
+            <w:rFonts w:asciiTheme="majorBidi" w:hAnsiTheme="majorBidi" w:cstheme="majorBidi"/>
+            <w:noProof/>
+            <w:webHidden/>
+          </w:rPr>
+        </w:r>
+        <w:r>
+          <w:rPr>
+            <w:rFonts w:asciiTheme="majorBidi" w:hAnsiTheme="majorBidi" w:cstheme="majorBidi"/>
+            <w:noProof/>
+            <w:webHidden/>
+          </w:rPr>
           <w:fldChar w:fldCharType="separate"/>
-          <w:t>23</w:t>
+        </w:r>
+        <w:r>
+          <w:rPr>
+            <w:rFonts w:asciiTheme="majorBidi" w:hAnsiTheme="majorBidi" w:cstheme="majorBidi"/>
+            <w:noProof/>
+            <w:webHidden/>
+          </w:rPr>
+          <w:t>22</w:t>
+        </w:r>
+        <w:r>
+          <w:rPr>
+            <w:rFonts w:asciiTheme="majorBidi" w:hAnsiTheme="majorBidi" w:cstheme="majorBidi"/>
+            <w:noProof/>
+            <w:webHidden/>
+          </w:rPr>
           <w:fldChar w:fldCharType="end"/>
         </w:r>
       </w:hyperlink>
@@ -2095,7 +3513,7 @@
           <w:lang w:val="fr-FR" w:eastAsia="fr-FR"/>
         </w:rPr>
       </w:pPr>
-      <w:hyperlink w:anchor="_Toc235311137" w:history="1">
+      <w:hyperlink w:anchor="_Toc235449951" w:history="1">
         <w:r>
           <w:rPr>
             <w:rStyle w:val="Lienhypertexte"/>
@@ -2103,7 +3521,7 @@
             <w:noProof/>
             <w:lang w:val="fr-FR"/>
           </w:rPr>
-          <w:t>4.10 Module Utilisateurs et sécurité</w:t>
+          <w:t>4.10 Module Sauvegarde</w:t>
         </w:r>
         <w:r>
           <w:rPr>
@@ -2112,10 +3530,52 @@
             <w:webHidden/>
           </w:rPr>
           <w:tab/>
+        </w:r>
+        <w:r>
+          <w:rPr>
+            <w:rFonts w:asciiTheme="majorBidi" w:hAnsiTheme="majorBidi" w:cstheme="majorBidi"/>
+            <w:noProof/>
+            <w:webHidden/>
+          </w:rPr>
           <w:fldChar w:fldCharType="begin"/>
-          <w:instrText xml:space="preserve"> PAGEREF _Toc235311137 \h </w:instrText>
+        </w:r>
+        <w:r>
+          <w:rPr>
+            <w:rFonts w:asciiTheme="majorBidi" w:hAnsiTheme="majorBidi" w:cstheme="majorBidi"/>
+            <w:noProof/>
+            <w:webHidden/>
+          </w:rPr>
+          <w:instrText xml:space="preserve"> PAGEREF _Toc235449951 \h </w:instrText>
+        </w:r>
+        <w:r>
+          <w:rPr>
+            <w:rFonts w:asciiTheme="majorBidi" w:hAnsiTheme="majorBidi" w:cstheme="majorBidi"/>
+            <w:noProof/>
+            <w:webHidden/>
+          </w:rPr>
+        </w:r>
+        <w:r>
+          <w:rPr>
+            <w:rFonts w:asciiTheme="majorBidi" w:hAnsiTheme="majorBidi" w:cstheme="majorBidi"/>
+            <w:noProof/>
+            <w:webHidden/>
+          </w:rPr>
           <w:fldChar w:fldCharType="separate"/>
-          <w:t>24</w:t>
+        </w:r>
+        <w:r>
+          <w:rPr>
+            <w:rFonts w:asciiTheme="majorBidi" w:hAnsiTheme="majorBidi" w:cstheme="majorBidi"/>
+            <w:noProof/>
+            <w:webHidden/>
+          </w:rPr>
+          <w:t>23</w:t>
+        </w:r>
+        <w:r>
+          <w:rPr>
+            <w:rFonts w:asciiTheme="majorBidi" w:hAnsiTheme="majorBidi" w:cstheme="majorBidi"/>
+            <w:noProof/>
+            <w:webHidden/>
+          </w:rPr>
           <w:fldChar w:fldCharType="end"/>
         </w:r>
       </w:hyperlink>
@@ -2132,7 +3592,7 @@
           <w:lang w:val="fr-FR" w:eastAsia="fr-FR"/>
         </w:rPr>
       </w:pPr>
-      <w:hyperlink w:anchor="_Toc235311138" w:history="1">
+      <w:hyperlink w:anchor="_Toc235449952" w:history="1">
         <w:r>
           <w:rPr>
             <w:rStyle w:val="Lienhypertexte"/>
@@ -2140,7 +3600,7 @@
             <w:noProof/>
             <w:lang w:val="fr-FR"/>
           </w:rPr>
-          <w:t>4.11 Module Sauvegarde</w:t>
+          <w:t>4.11 Packaging et distribution (exécutable Windows)</w:t>
         </w:r>
         <w:r>
           <w:rPr>
@@ -2149,10 +3609,131 @@
             <w:webHidden/>
           </w:rPr>
           <w:tab/>
+        </w:r>
+        <w:r>
+          <w:rPr>
+            <w:rFonts w:asciiTheme="majorBidi" w:hAnsiTheme="majorBidi" w:cstheme="majorBidi"/>
+            <w:noProof/>
+            <w:webHidden/>
+          </w:rPr>
           <w:fldChar w:fldCharType="begin"/>
-          <w:instrText xml:space="preserve"> PAGEREF _Toc235311138 \h </w:instrText>
+        </w:r>
+        <w:r>
+          <w:rPr>
+            <w:rFonts w:asciiTheme="majorBidi" w:hAnsiTheme="majorBidi" w:cstheme="majorBidi"/>
+            <w:noProof/>
+            <w:webHidden/>
+          </w:rPr>
+          <w:instrText xml:space="preserve"> PAGEREF _Toc235449952 \h </w:instrText>
+        </w:r>
+        <w:r>
+          <w:rPr>
+            <w:rFonts w:asciiTheme="majorBidi" w:hAnsiTheme="majorBidi" w:cstheme="majorBidi"/>
+            <w:noProof/>
+            <w:webHidden/>
+          </w:rPr>
+        </w:r>
+        <w:r>
+          <w:rPr>
+            <w:rFonts w:asciiTheme="majorBidi" w:hAnsiTheme="majorBidi" w:cstheme="majorBidi"/>
+            <w:noProof/>
+            <w:webHidden/>
+          </w:rPr>
           <w:fldChar w:fldCharType="separate"/>
-          <w:t>25</w:t>
+        </w:r>
+        <w:r>
+          <w:rPr>
+            <w:rFonts w:asciiTheme="majorBidi" w:hAnsiTheme="majorBidi" w:cstheme="majorBidi"/>
+            <w:noProof/>
+            <w:webHidden/>
+          </w:rPr>
+          <w:t>24</w:t>
+        </w:r>
+        <w:r>
+          <w:rPr>
+            <w:rFonts w:asciiTheme="majorBidi" w:hAnsiTheme="majorBidi" w:cstheme="majorBidi"/>
+            <w:noProof/>
+            <w:webHidden/>
+          </w:rPr>
+          <w:fldChar w:fldCharType="end"/>
+        </w:r>
+      </w:hyperlink>
+    </w:p>
+    <w:p>
+      <w:pPr>
+        <w:pStyle w:val="TM1"/>
+        <w:tabs>
+          <w:tab w:val="right" w:leader="dot" w:pos="9062"/>
+        </w:tabs>
+        <w:rPr>
+          <w:rFonts w:asciiTheme="majorBidi" w:hAnsiTheme="majorBidi" w:cstheme="majorBidi"/>
+          <w:noProof/>
+          <w:lang w:val="fr-FR" w:eastAsia="fr-FR"/>
+        </w:rPr>
+      </w:pPr>
+      <w:hyperlink w:anchor="_Toc235449953" w:history="1">
+        <w:r>
+          <w:rPr>
+            <w:rStyle w:val="Lienhypertexte"/>
+            <w:rFonts w:asciiTheme="majorBidi" w:hAnsiTheme="majorBidi" w:cstheme="majorBidi"/>
+            <w:noProof/>
+            <w:lang w:val="fr-FR"/>
+          </w:rPr>
+          <w:t>Chapitre 5 — Tests et validation</w:t>
+        </w:r>
+        <w:r>
+          <w:rPr>
+            <w:rFonts w:asciiTheme="majorBidi" w:hAnsiTheme="majorBidi" w:cstheme="majorBidi"/>
+            <w:noProof/>
+            <w:webHidden/>
+          </w:rPr>
+          <w:tab/>
+        </w:r>
+        <w:r>
+          <w:rPr>
+            <w:rFonts w:asciiTheme="majorBidi" w:hAnsiTheme="majorBidi" w:cstheme="majorBidi"/>
+            <w:noProof/>
+            <w:webHidden/>
+          </w:rPr>
+          <w:fldChar w:fldCharType="begin"/>
+        </w:r>
+        <w:r>
+          <w:rPr>
+            <w:rFonts w:asciiTheme="majorBidi" w:hAnsiTheme="majorBidi" w:cstheme="majorBidi"/>
+            <w:noProof/>
+            <w:webHidden/>
+          </w:rPr>
+          <w:instrText xml:space="preserve"> PAGEREF _Toc235449953 \h </w:instrText>
+        </w:r>
+        <w:r>
+          <w:rPr>
+            <w:rFonts w:asciiTheme="majorBidi" w:hAnsiTheme="majorBidi" w:cstheme="majorBidi"/>
+            <w:noProof/>
+            <w:webHidden/>
+          </w:rPr>
+        </w:r>
+        <w:r>
+          <w:rPr>
+            <w:rFonts w:asciiTheme="majorBidi" w:hAnsiTheme="majorBidi" w:cstheme="majorBidi"/>
+            <w:noProof/>
+            <w:webHidden/>
+          </w:rPr>
+          <w:fldChar w:fldCharType="separate"/>
+        </w:r>
+        <w:r>
+          <w:rPr>
+            <w:rFonts w:asciiTheme="majorBidi" w:hAnsiTheme="majorBidi" w:cstheme="majorBidi"/>
+            <w:noProof/>
+            <w:webHidden/>
+          </w:rPr>
+          <w:t>26</w:t>
+        </w:r>
+        <w:r>
+          <w:rPr>
+            <w:rFonts w:asciiTheme="majorBidi" w:hAnsiTheme="majorBidi" w:cstheme="majorBidi"/>
+            <w:noProof/>
+            <w:webHidden/>
+          </w:rPr>
           <w:fldChar w:fldCharType="end"/>
         </w:r>
       </w:hyperlink>
@@ -2169,7 +3750,7 @@
           <w:lang w:val="fr-FR" w:eastAsia="fr-FR"/>
         </w:rPr>
       </w:pPr>
-      <w:hyperlink w:anchor="_Toc235311139" w:history="1">
+      <w:hyperlink w:anchor="_Toc235449954" w:history="1">
         <w:r>
           <w:rPr>
             <w:rStyle w:val="Lienhypertexte"/>
@@ -2177,7 +3758,7 @@
             <w:noProof/>
             <w:lang w:val="fr-FR"/>
           </w:rPr>
-          <w:t>4.12 Module Machine Learning — pipeline et résultats</w:t>
+          <w:t>5.1 Démarche de test</w:t>
         </w:r>
         <w:r>
           <w:rPr>
@@ -2186,10 +3767,52 @@
             <w:webHidden/>
           </w:rPr>
           <w:tab/>
+        </w:r>
+        <w:r>
+          <w:rPr>
+            <w:rFonts w:asciiTheme="majorBidi" w:hAnsiTheme="majorBidi" w:cstheme="majorBidi"/>
+            <w:noProof/>
+            <w:webHidden/>
+          </w:rPr>
           <w:fldChar w:fldCharType="begin"/>
-          <w:instrText xml:space="preserve"> PAGEREF _Toc235311139 \h </w:instrText>
+        </w:r>
+        <w:r>
+          <w:rPr>
+            <w:rFonts w:asciiTheme="majorBidi" w:hAnsiTheme="majorBidi" w:cstheme="majorBidi"/>
+            <w:noProof/>
+            <w:webHidden/>
+          </w:rPr>
+          <w:instrText xml:space="preserve"> PAGEREF _Toc235449954 \h </w:instrText>
+        </w:r>
+        <w:r>
+          <w:rPr>
+            <w:rFonts w:asciiTheme="majorBidi" w:hAnsiTheme="majorBidi" w:cstheme="majorBidi"/>
+            <w:noProof/>
+            <w:webHidden/>
+          </w:rPr>
+        </w:r>
+        <w:r>
+          <w:rPr>
+            <w:rFonts w:asciiTheme="majorBidi" w:hAnsiTheme="majorBidi" w:cstheme="majorBidi"/>
+            <w:noProof/>
+            <w:webHidden/>
+          </w:rPr>
           <w:fldChar w:fldCharType="separate"/>
+        </w:r>
+        <w:r>
+          <w:rPr>
+            <w:rFonts w:asciiTheme="majorBidi" w:hAnsiTheme="majorBidi" w:cstheme="majorBidi"/>
+            <w:noProof/>
+            <w:webHidden/>
+          </w:rPr>
           <w:t>26</w:t>
+        </w:r>
+        <w:r>
+          <w:rPr>
+            <w:rFonts w:asciiTheme="majorBidi" w:hAnsiTheme="majorBidi" w:cstheme="majorBidi"/>
+            <w:noProof/>
+            <w:webHidden/>
+          </w:rPr>
           <w:fldChar w:fldCharType="end"/>
         </w:r>
       </w:hyperlink>
@@ -2206,15 +3829,93 @@
           <w:lang w:val="fr-FR" w:eastAsia="fr-FR"/>
         </w:rPr>
       </w:pPr>
-      <w:hyperlink w:anchor="_Toc235311140" w:history="1">
+      <w:hyperlink w:anchor="_Toc235449955" w:history="1">
         <w:r>
           <w:rPr>
             <w:rStyle w:val="Lienhypertexte"/>
             <w:rFonts w:asciiTheme="majorBidi" w:hAnsiTheme="majorBidi" w:cstheme="majorBidi"/>
             <w:noProof/>
+          </w:rPr>
+          <w:t>5.2 Tests fonctionnels</w:t>
+        </w:r>
+        <w:r>
+          <w:rPr>
+            <w:rFonts w:asciiTheme="majorBidi" w:hAnsiTheme="majorBidi" w:cstheme="majorBidi"/>
+            <w:noProof/>
+            <w:webHidden/>
+          </w:rPr>
+          <w:tab/>
+        </w:r>
+        <w:r>
+          <w:rPr>
+            <w:rFonts w:asciiTheme="majorBidi" w:hAnsiTheme="majorBidi" w:cstheme="majorBidi"/>
+            <w:noProof/>
+            <w:webHidden/>
+          </w:rPr>
+          <w:fldChar w:fldCharType="begin"/>
+        </w:r>
+        <w:r>
+          <w:rPr>
+            <w:rFonts w:asciiTheme="majorBidi" w:hAnsiTheme="majorBidi" w:cstheme="majorBidi"/>
+            <w:noProof/>
+            <w:webHidden/>
+          </w:rPr>
+          <w:instrText xml:space="preserve"> PAGEREF _Toc235449955 \h </w:instrText>
+        </w:r>
+        <w:r>
+          <w:rPr>
+            <w:rFonts w:asciiTheme="majorBidi" w:hAnsiTheme="majorBidi" w:cstheme="majorBidi"/>
+            <w:noProof/>
+            <w:webHidden/>
+          </w:rPr>
+        </w:r>
+        <w:r>
+          <w:rPr>
+            <w:rFonts w:asciiTheme="majorBidi" w:hAnsiTheme="majorBidi" w:cstheme="majorBidi"/>
+            <w:noProof/>
+            <w:webHidden/>
+          </w:rPr>
+          <w:fldChar w:fldCharType="separate"/>
+        </w:r>
+        <w:r>
+          <w:rPr>
+            <w:rFonts w:asciiTheme="majorBidi" w:hAnsiTheme="majorBidi" w:cstheme="majorBidi"/>
+            <w:noProof/>
+            <w:webHidden/>
+          </w:rPr>
+          <w:t>26</w:t>
+        </w:r>
+        <w:r>
+          <w:rPr>
+            <w:rFonts w:asciiTheme="majorBidi" w:hAnsiTheme="majorBidi" w:cstheme="majorBidi"/>
+            <w:noProof/>
+            <w:webHidden/>
+          </w:rPr>
+          <w:fldChar w:fldCharType="end"/>
+        </w:r>
+      </w:hyperlink>
+    </w:p>
+    <w:p>
+      <w:pPr>
+        <w:pStyle w:val="TM2"/>
+        <w:tabs>
+          <w:tab w:val="right" w:leader="dot" w:pos="9062"/>
+        </w:tabs>
+        <w:rPr>
+          <w:rFonts w:asciiTheme="majorBidi" w:hAnsiTheme="majorBidi" w:cstheme="majorBidi"/>
+          <w:noProof/>
+          <w:lang w:val="fr-FR" w:eastAsia="fr-FR"/>
+        </w:rPr>
+      </w:pPr>
+      <w:hyperlink w:anchor="_Toc235449956" w:history="1">
+        <w:r>
+          <w:rPr>
+            <w:rStyle w:val="Lienhypertexte"/>
+            <w:rFonts w:asciiTheme="majorBidi" w:hAnsiTheme="majorBidi" w:cstheme="majorBidi"/>
+            <w:noProof/>
             <w:lang w:val="fr-FR"/>
           </w:rPr>
-          <w:t>4.13 Packaging et distribution (exécutable Windows)</w:t>
+          <w:t>5.3 Validation des modèles d'apprentissage automatique</w:t>
         </w:r>
         <w:r>
           <w:rPr>
@@ -2223,10 +3924,130 @@
             <w:webHidden/>
           </w:rPr>
           <w:tab/>
+        </w:r>
+        <w:r>
+          <w:rPr>
+            <w:rFonts w:asciiTheme="majorBidi" w:hAnsiTheme="majorBidi" w:cstheme="majorBidi"/>
+            <w:noProof/>
+            <w:webHidden/>
+          </w:rPr>
           <w:fldChar w:fldCharType="begin"/>
-          <w:instrText xml:space="preserve"> PAGEREF _Toc235311140 \h </w:instrText>
+        </w:r>
+        <w:r>
+          <w:rPr>
+            <w:rFonts w:asciiTheme="majorBidi" w:hAnsiTheme="majorBidi" w:cstheme="majorBidi"/>
+            <w:noProof/>
+            <w:webHidden/>
+          </w:rPr>
+          <w:instrText xml:space="preserve"> PAGEREF _Toc235449956 \h </w:instrText>
+        </w:r>
+        <w:r>
+          <w:rPr>
+            <w:rFonts w:asciiTheme="majorBidi" w:hAnsiTheme="majorBidi" w:cstheme="majorBidi"/>
+            <w:noProof/>
+            <w:webHidden/>
+          </w:rPr>
+        </w:r>
+        <w:r>
+          <w:rPr>
+            <w:rFonts w:asciiTheme="majorBidi" w:hAnsiTheme="majorBidi" w:cstheme="majorBidi"/>
+            <w:noProof/>
+            <w:webHidden/>
+          </w:rPr>
           <w:fldChar w:fldCharType="separate"/>
-          <w:t>27</w:t>
+        </w:r>
+        <w:r>
+          <w:rPr>
+            <w:rFonts w:asciiTheme="majorBidi" w:hAnsiTheme="majorBidi" w:cstheme="majorBidi"/>
+            <w:noProof/>
+            <w:webHidden/>
+          </w:rPr>
+          <w:t>26</w:t>
+        </w:r>
+        <w:r>
+          <w:rPr>
+            <w:rFonts w:asciiTheme="majorBidi" w:hAnsiTheme="majorBidi" w:cstheme="majorBidi"/>
+            <w:noProof/>
+            <w:webHidden/>
+          </w:rPr>
+          <w:fldChar w:fldCharType="end"/>
+        </w:r>
+      </w:hyperlink>
+    </w:p>
+    <w:p>
+      <w:pPr>
+        <w:pStyle w:val="TM2"/>
+        <w:tabs>
+          <w:tab w:val="right" w:leader="dot" w:pos="9062"/>
+        </w:tabs>
+        <w:rPr>
+          <w:rFonts w:asciiTheme="majorBidi" w:hAnsiTheme="majorBidi" w:cstheme="majorBidi"/>
+          <w:noProof/>
+          <w:lang w:val="fr-FR" w:eastAsia="fr-FR"/>
+        </w:rPr>
+      </w:pPr>
+      <w:hyperlink w:anchor="_Toc235449957" w:history="1">
+        <w:r>
+          <w:rPr>
+            <w:rStyle w:val="Lienhypertexte"/>
+            <w:rFonts w:asciiTheme="majorBidi" w:hAnsiTheme="majorBidi" w:cstheme="majorBidi"/>
+            <w:noProof/>
+          </w:rPr>
+          <w:t>5.4 Limites identifiées</w:t>
+        </w:r>
+        <w:r>
+          <w:rPr>
+            <w:rFonts w:asciiTheme="majorBidi" w:hAnsiTheme="majorBidi" w:cstheme="majorBidi"/>
+            <w:noProof/>
+            <w:webHidden/>
+          </w:rPr>
+          <w:tab/>
+        </w:r>
+        <w:r>
+          <w:rPr>
+            <w:rFonts w:asciiTheme="majorBidi" w:hAnsiTheme="majorBidi" w:cstheme="majorBidi"/>
+            <w:noProof/>
+            <w:webHidden/>
+          </w:rPr>
+          <w:fldChar w:fldCharType="begin"/>
+        </w:r>
+        <w:r>
+          <w:rPr>
+            <w:rFonts w:asciiTheme="majorBidi" w:hAnsiTheme="majorBidi" w:cstheme="majorBidi"/>
+            <w:noProof/>
+            <w:webHidden/>
+          </w:rPr>
+          <w:instrText xml:space="preserve"> PAGEREF _Toc235449957 \h </w:instrText>
+        </w:r>
+        <w:r>
+          <w:rPr>
+            <w:rFonts w:asciiTheme="majorBidi" w:hAnsiTheme="majorBidi" w:cstheme="majorBidi"/>
+            <w:noProof/>
+            <w:webHidden/>
+          </w:rPr>
+        </w:r>
+        <w:r>
+          <w:rPr>
+            <w:rFonts w:asciiTheme="majorBidi" w:hAnsiTheme="majorBidi" w:cstheme="majorBidi"/>
+            <w:noProof/>
+            <w:webHidden/>
+          </w:rPr>
+          <w:fldChar w:fldCharType="separate"/>
+        </w:r>
+        <w:r>
+          <w:rPr>
+            <w:rFonts w:asciiTheme="majorBidi" w:hAnsiTheme="majorBidi" w:cstheme="majorBidi"/>
+            <w:noProof/>
+            <w:webHidden/>
+          </w:rPr>
+          <w:t>26</w:t>
+        </w:r>
+        <w:r>
+          <w:rPr>
+            <w:rFonts w:asciiTheme="majorBidi" w:hAnsiTheme="majorBidi" w:cstheme="majorBidi"/>
+            <w:noProof/>
+            <w:webHidden/>
+          </w:rPr>
           <w:fldChar w:fldCharType="end"/>
         </w:r>
       </w:hyperlink>
@@ -2243,7 +4064,7 @@
           <w:lang w:val="fr-FR" w:eastAsia="fr-FR"/>
         </w:rPr>
       </w:pPr>
-      <w:hyperlink w:anchor="_Toc235311141" w:history="1">
+      <w:hyperlink w:anchor="_Toc235449958" w:history="1">
         <w:r>
           <w:rPr>
             <w:rStyle w:val="Lienhypertexte"/>
@@ -2251,7 +4072,7 @@
             <w:noProof/>
             <w:lang w:val="fr-FR"/>
           </w:rPr>
-          <w:t>Chapitre 5 — Tests et validation</w:t>
+          <w:t>Chapitre 6 — Étude exploratoire : prévision météorologique par apprentissage automatique</w:t>
         </w:r>
         <w:r>
           <w:rPr>
@@ -2260,10 +4081,52 @@
             <w:webHidden/>
           </w:rPr>
           <w:tab/>
+        </w:r>
+        <w:r>
+          <w:rPr>
+            <w:rFonts w:asciiTheme="majorBidi" w:hAnsiTheme="majorBidi" w:cstheme="majorBidi"/>
+            <w:noProof/>
+            <w:webHidden/>
+          </w:rPr>
           <w:fldChar w:fldCharType="begin"/>
-          <w:instrText xml:space="preserve"> PAGEREF _Toc235311141 \h </w:instrText>
+        </w:r>
+        <w:r>
+          <w:rPr>
+            <w:rFonts w:asciiTheme="majorBidi" w:hAnsiTheme="majorBidi" w:cstheme="majorBidi"/>
+            <w:noProof/>
+            <w:webHidden/>
+          </w:rPr>
+          <w:instrText xml:space="preserve"> PAGEREF _Toc235449958 \h </w:instrText>
+        </w:r>
+        <w:r>
+          <w:rPr>
+            <w:rFonts w:asciiTheme="majorBidi" w:hAnsiTheme="majorBidi" w:cstheme="majorBidi"/>
+            <w:noProof/>
+            <w:webHidden/>
+          </w:rPr>
+        </w:r>
+        <w:r>
+          <w:rPr>
+            <w:rFonts w:asciiTheme="majorBidi" w:hAnsiTheme="majorBidi" w:cstheme="majorBidi"/>
+            <w:noProof/>
+            <w:webHidden/>
+          </w:rPr>
           <w:fldChar w:fldCharType="separate"/>
-          <w:t>29</w:t>
+        </w:r>
+        <w:r>
+          <w:rPr>
+            <w:rFonts w:asciiTheme="majorBidi" w:hAnsiTheme="majorBidi" w:cstheme="majorBidi"/>
+            <w:noProof/>
+            <w:webHidden/>
+          </w:rPr>
+          <w:t>28</w:t>
+        </w:r>
+        <w:r>
+          <w:rPr>
+            <w:rFonts w:asciiTheme="majorBidi" w:hAnsiTheme="majorBidi" w:cstheme="majorBidi"/>
+            <w:noProof/>
+            <w:webHidden/>
+          </w:rPr>
           <w:fldChar w:fldCharType="end"/>
         </w:r>
       </w:hyperlink>
@@ -2280,7 +4143,7 @@
           <w:lang w:val="fr-FR" w:eastAsia="fr-FR"/>
         </w:rPr>
       </w:pPr>
-      <w:hyperlink w:anchor="_Toc235311142" w:history="1">
+      <w:hyperlink w:anchor="_Toc235449959" w:history="1">
         <w:r>
           <w:rPr>
             <w:rStyle w:val="Lienhypertexte"/>
@@ -2288,7 +4151,7 @@
             <w:noProof/>
             <w:lang w:val="fr-FR"/>
           </w:rPr>
-          <w:t>5.1 Démarche de test</w:t>
+          <w:t>6.1 Architecture du réseau LSTM</w:t>
         </w:r>
         <w:r>
           <w:rPr>
@@ -2297,10 +4160,52 @@
             <w:webHidden/>
           </w:rPr>
           <w:tab/>
+        </w:r>
+        <w:r>
+          <w:rPr>
+            <w:rFonts w:asciiTheme="majorBidi" w:hAnsiTheme="majorBidi" w:cstheme="majorBidi"/>
+            <w:noProof/>
+            <w:webHidden/>
+          </w:rPr>
           <w:fldChar w:fldCharType="begin"/>
-          <w:instrText xml:space="preserve"> PAGEREF _Toc235311142 \h </w:instrText>
+        </w:r>
+        <w:r>
+          <w:rPr>
+            <w:rFonts w:asciiTheme="majorBidi" w:hAnsiTheme="majorBidi" w:cstheme="majorBidi"/>
+            <w:noProof/>
+            <w:webHidden/>
+          </w:rPr>
+          <w:instrText xml:space="preserve"> PAGEREF _Toc235449959 \h </w:instrText>
+        </w:r>
+        <w:r>
+          <w:rPr>
+            <w:rFonts w:asciiTheme="majorBidi" w:hAnsiTheme="majorBidi" w:cstheme="majorBidi"/>
+            <w:noProof/>
+            <w:webHidden/>
+          </w:rPr>
+        </w:r>
+        <w:r>
+          <w:rPr>
+            <w:rFonts w:asciiTheme="majorBidi" w:hAnsiTheme="majorBidi" w:cstheme="majorBidi"/>
+            <w:noProof/>
+            <w:webHidden/>
+          </w:rPr>
           <w:fldChar w:fldCharType="separate"/>
-          <w:t>29</w:t>
+        </w:r>
+        <w:r>
+          <w:rPr>
+            <w:rFonts w:asciiTheme="majorBidi" w:hAnsiTheme="majorBidi" w:cstheme="majorBidi"/>
+            <w:noProof/>
+            <w:webHidden/>
+          </w:rPr>
+          <w:t>28</w:t>
+        </w:r>
+        <w:r>
+          <w:rPr>
+            <w:rFonts w:asciiTheme="majorBidi" w:hAnsiTheme="majorBidi" w:cstheme="majorBidi"/>
+            <w:noProof/>
+            <w:webHidden/>
+          </w:rPr>
           <w:fldChar w:fldCharType="end"/>
         </w:r>
       </w:hyperlink>
@@ -2317,14 +4222,15 @@
           <w:lang w:val="fr-FR" w:eastAsia="fr-FR"/>
         </w:rPr>
       </w:pPr>
-      <w:hyperlink w:anchor="_Toc235311143" w:history="1">
+      <w:hyperlink w:anchor="_Toc235449960" w:history="1">
         <w:r>
           <w:rPr>
             <w:rStyle w:val="Lienhypertexte"/>
             <w:rFonts w:asciiTheme="majorBidi" w:hAnsiTheme="majorBidi" w:cstheme="majorBidi"/>
             <w:noProof/>
-          </w:rPr>
-          <w:t>5.2 Tests fonctionnels</w:t>
+            <w:lang w:val="fr-FR"/>
+          </w:rPr>
+          <w:t>6.2 Fonctionnement et choix de conception</w:t>
         </w:r>
         <w:r>
           <w:rPr>
@@ -2333,10 +4239,52 @@
             <w:webHidden/>
           </w:rPr>
           <w:tab/>
+        </w:r>
+        <w:r>
+          <w:rPr>
+            <w:rFonts w:asciiTheme="majorBidi" w:hAnsiTheme="majorBidi" w:cstheme="majorBidi"/>
+            <w:noProof/>
+            <w:webHidden/>
+          </w:rPr>
           <w:fldChar w:fldCharType="begin"/>
-          <w:instrText xml:space="preserve"> PAGEREF _Toc235311143 \h </w:instrText>
+        </w:r>
+        <w:r>
+          <w:rPr>
+            <w:rFonts w:asciiTheme="majorBidi" w:hAnsiTheme="majorBidi" w:cstheme="majorBidi"/>
+            <w:noProof/>
+            <w:webHidden/>
+          </w:rPr>
+          <w:instrText xml:space="preserve"> PAGEREF _Toc235449960 \h </w:instrText>
+        </w:r>
+        <w:r>
+          <w:rPr>
+            <w:rFonts w:asciiTheme="majorBidi" w:hAnsiTheme="majorBidi" w:cstheme="majorBidi"/>
+            <w:noProof/>
+            <w:webHidden/>
+          </w:rPr>
+        </w:r>
+        <w:r>
+          <w:rPr>
+            <w:rFonts w:asciiTheme="majorBidi" w:hAnsiTheme="majorBidi" w:cstheme="majorBidi"/>
+            <w:noProof/>
+            <w:webHidden/>
+          </w:rPr>
           <w:fldChar w:fldCharType="separate"/>
+        </w:r>
+        <w:r>
+          <w:rPr>
+            <w:rFonts w:asciiTheme="majorBidi" w:hAnsiTheme="majorBidi" w:cstheme="majorBidi"/>
+            <w:noProof/>
+            <w:webHidden/>
+          </w:rPr>
           <w:t>29</w:t>
+        </w:r>
+        <w:r>
+          <w:rPr>
+            <w:rFonts w:asciiTheme="majorBidi" w:hAnsiTheme="majorBidi" w:cstheme="majorBidi"/>
+            <w:noProof/>
+            <w:webHidden/>
+          </w:rPr>
           <w:fldChar w:fldCharType="end"/>
         </w:r>
       </w:hyperlink>
@@ -2353,7 +4301,7 @@
           <w:lang w:val="fr-FR" w:eastAsia="fr-FR"/>
         </w:rPr>
       </w:pPr>
-      <w:hyperlink w:anchor="_Toc235311144" w:history="1">
+      <w:hyperlink w:anchor="_Toc235449961" w:history="1">
         <w:r>
           <w:rPr>
             <w:rStyle w:val="Lienhypertexte"/>
@@ -2361,7 +4309,7 @@
             <w:noProof/>
             <w:lang w:val="fr-FR"/>
           </w:rPr>
-          <w:t>5.3 Validation des modèles d'apprentissage automatique</w:t>
+          <w:t>6.3 Résultats de la prévision de pluie et pistes d'amélioration testées</w:t>
         </w:r>
         <w:r>
           <w:rPr>
@@ -2370,10 +4318,52 @@
             <w:webHidden/>
           </w:rPr>
           <w:tab/>
+        </w:r>
+        <w:r>
+          <w:rPr>
+            <w:rFonts w:asciiTheme="majorBidi" w:hAnsiTheme="majorBidi" w:cstheme="majorBidi"/>
+            <w:noProof/>
+            <w:webHidden/>
+          </w:rPr>
           <w:fldChar w:fldCharType="begin"/>
-          <w:instrText xml:space="preserve"> PAGEREF _Toc235311144 \h </w:instrText>
+        </w:r>
+        <w:r>
+          <w:rPr>
+            <w:rFonts w:asciiTheme="majorBidi" w:hAnsiTheme="majorBidi" w:cstheme="majorBidi"/>
+            <w:noProof/>
+            <w:webHidden/>
+          </w:rPr>
+          <w:instrText xml:space="preserve"> PAGEREF _Toc235449961 \h </w:instrText>
+        </w:r>
+        <w:r>
+          <w:rPr>
+            <w:rFonts w:asciiTheme="majorBidi" w:hAnsiTheme="majorBidi" w:cstheme="majorBidi"/>
+            <w:noProof/>
+            <w:webHidden/>
+          </w:rPr>
+        </w:r>
+        <w:r>
+          <w:rPr>
+            <w:rFonts w:asciiTheme="majorBidi" w:hAnsiTheme="majorBidi" w:cstheme="majorBidi"/>
+            <w:noProof/>
+            <w:webHidden/>
+          </w:rPr>
           <w:fldChar w:fldCharType="separate"/>
-          <w:t>29</w:t>
+        </w:r>
+        <w:r>
+          <w:rPr>
+            <w:rFonts w:asciiTheme="majorBidi" w:hAnsiTheme="majorBidi" w:cstheme="majorBidi"/>
+            <w:noProof/>
+            <w:webHidden/>
+          </w:rPr>
+          <w:t>30</w:t>
+        </w:r>
+        <w:r>
+          <w:rPr>
+            <w:rFonts w:asciiTheme="majorBidi" w:hAnsiTheme="majorBidi" w:cstheme="majorBidi"/>
+            <w:noProof/>
+            <w:webHidden/>
+          </w:rPr>
           <w:fldChar w:fldCharType="end"/>
         </w:r>
       </w:hyperlink>
@@ -2390,14 +4380,15 @@
           <w:lang w:val="fr-FR" w:eastAsia="fr-FR"/>
         </w:rPr>
       </w:pPr>
-      <w:hyperlink w:anchor="_Toc235311145" w:history="1">
+      <w:hyperlink w:anchor="_Toc235449962" w:history="1">
         <w:r>
           <w:rPr>
             <w:rStyle w:val="Lienhypertexte"/>
             <w:rFonts w:asciiTheme="majorBidi" w:hAnsiTheme="majorBidi" w:cstheme="majorBidi"/>
             <w:noProof/>
-          </w:rPr>
-          <w:t>5.4 Limites identifiées</w:t>
+            <w:lang w:val="fr-FR"/>
+          </w:rPr>
+          <w:t>6.4 Prévision de l'évapotranspiration (ETo)</w:t>
         </w:r>
         <w:r>
           <w:rPr>
@@ -2406,10 +4397,131 @@
             <w:webHidden/>
           </w:rPr>
           <w:tab/>
+        </w:r>
+        <w:r>
+          <w:rPr>
+            <w:rFonts w:asciiTheme="majorBidi" w:hAnsiTheme="majorBidi" w:cstheme="majorBidi"/>
+            <w:noProof/>
+            <w:webHidden/>
+          </w:rPr>
           <w:fldChar w:fldCharType="begin"/>
-          <w:instrText xml:space="preserve"> PAGEREF _Toc235311145 \h </w:instrText>
+        </w:r>
+        <w:r>
+          <w:rPr>
+            <w:rFonts w:asciiTheme="majorBidi" w:hAnsiTheme="majorBidi" w:cstheme="majorBidi"/>
+            <w:noProof/>
+            <w:webHidden/>
+          </w:rPr>
+          <w:instrText xml:space="preserve"> PAGEREF _Toc235449962 \h </w:instrText>
+        </w:r>
+        <w:r>
+          <w:rPr>
+            <w:rFonts w:asciiTheme="majorBidi" w:hAnsiTheme="majorBidi" w:cstheme="majorBidi"/>
+            <w:noProof/>
+            <w:webHidden/>
+          </w:rPr>
+        </w:r>
+        <w:r>
+          <w:rPr>
+            <w:rFonts w:asciiTheme="majorBidi" w:hAnsiTheme="majorBidi" w:cstheme="majorBidi"/>
+            <w:noProof/>
+            <w:webHidden/>
+          </w:rPr>
           <w:fldChar w:fldCharType="separate"/>
-          <w:t>29</w:t>
+        </w:r>
+        <w:r>
+          <w:rPr>
+            <w:rFonts w:asciiTheme="majorBidi" w:hAnsiTheme="majorBidi" w:cstheme="majorBidi"/>
+            <w:noProof/>
+            <w:webHidden/>
+          </w:rPr>
+          <w:t>31</w:t>
+        </w:r>
+        <w:r>
+          <w:rPr>
+            <w:rFonts w:asciiTheme="majorBidi" w:hAnsiTheme="majorBidi" w:cstheme="majorBidi"/>
+            <w:noProof/>
+            <w:webHidden/>
+          </w:rPr>
+          <w:fldChar w:fldCharType="end"/>
+        </w:r>
+      </w:hyperlink>
+    </w:p>
+    <w:p>
+      <w:pPr>
+        <w:pStyle w:val="TM2"/>
+        <w:tabs>
+          <w:tab w:val="right" w:leader="dot" w:pos="9062"/>
+        </w:tabs>
+        <w:rPr>
+          <w:rFonts w:asciiTheme="majorBidi" w:hAnsiTheme="majorBidi" w:cstheme="majorBidi"/>
+          <w:noProof/>
+          <w:lang w:val="fr-FR" w:eastAsia="fr-FR"/>
+        </w:rPr>
+      </w:pPr>
+      <w:hyperlink w:anchor="_Toc235449963" w:history="1">
+        <w:r>
+          <w:rPr>
+            <w:rStyle w:val="Lienhypertexte"/>
+            <w:rFonts w:asciiTheme="majorBidi" w:hAnsiTheme="majorBidi" w:cstheme="majorBidi"/>
+            <w:noProof/>
+            <w:lang w:val="fr-FR"/>
+          </w:rPr>
+          <w:t>6.5 Typologie des stations et des campagnes agricoles</w:t>
+        </w:r>
+        <w:r>
+          <w:rPr>
+            <w:rFonts w:asciiTheme="majorBidi" w:hAnsiTheme="majorBidi" w:cstheme="majorBidi"/>
+            <w:noProof/>
+            <w:webHidden/>
+          </w:rPr>
+          <w:tab/>
+        </w:r>
+        <w:r>
+          <w:rPr>
+            <w:rFonts w:asciiTheme="majorBidi" w:hAnsiTheme="majorBidi" w:cstheme="majorBidi"/>
+            <w:noProof/>
+            <w:webHidden/>
+          </w:rPr>
+          <w:fldChar w:fldCharType="begin"/>
+        </w:r>
+        <w:r>
+          <w:rPr>
+            <w:rFonts w:asciiTheme="majorBidi" w:hAnsiTheme="majorBidi" w:cstheme="majorBidi"/>
+            <w:noProof/>
+            <w:webHidden/>
+          </w:rPr>
+          <w:instrText xml:space="preserve"> PAGEREF _Toc235449963 \h </w:instrText>
+        </w:r>
+        <w:r>
+          <w:rPr>
+            <w:rFonts w:asciiTheme="majorBidi" w:hAnsiTheme="majorBidi" w:cstheme="majorBidi"/>
+            <w:noProof/>
+            <w:webHidden/>
+          </w:rPr>
+        </w:r>
+        <w:r>
+          <w:rPr>
+            <w:rFonts w:asciiTheme="majorBidi" w:hAnsiTheme="majorBidi" w:cstheme="majorBidi"/>
+            <w:noProof/>
+            <w:webHidden/>
+          </w:rPr>
+          <w:fldChar w:fldCharType="separate"/>
+        </w:r>
+        <w:r>
+          <w:rPr>
+            <w:rFonts w:asciiTheme="majorBidi" w:hAnsiTheme="majorBidi" w:cstheme="majorBidi"/>
+            <w:noProof/>
+            <w:webHidden/>
+          </w:rPr>
+          <w:t>32</w:t>
+        </w:r>
+        <w:r>
+          <w:rPr>
+            <w:rFonts w:asciiTheme="majorBidi" w:hAnsiTheme="majorBidi" w:cstheme="majorBidi"/>
+            <w:noProof/>
+            <w:webHidden/>
+          </w:rPr>
           <w:fldChar w:fldCharType="end"/>
         </w:r>
       </w:hyperlink>
@@ -2426,7 +4538,7 @@
           <w:lang w:val="fr-FR" w:eastAsia="fr-FR"/>
         </w:rPr>
       </w:pPr>
-      <w:hyperlink w:anchor="_Toc235311146" w:history="1">
+      <w:hyperlink w:anchor="_Toc235449964" w:history="1">
         <w:r>
           <w:rPr>
             <w:rStyle w:val="Lienhypertexte"/>
@@ -2443,10 +4555,52 @@
             <w:webHidden/>
           </w:rPr>
           <w:tab/>
+        </w:r>
+        <w:r>
+          <w:rPr>
+            <w:rFonts w:asciiTheme="majorBidi" w:hAnsiTheme="majorBidi" w:cstheme="majorBidi"/>
+            <w:noProof/>
+            <w:webHidden/>
+          </w:rPr>
           <w:fldChar w:fldCharType="begin"/>
-          <w:instrText xml:space="preserve"> PAGEREF _Toc235311146 \h </w:instrText>
+        </w:r>
+        <w:r>
+          <w:rPr>
+            <w:rFonts w:asciiTheme="majorBidi" w:hAnsiTheme="majorBidi" w:cstheme="majorBidi"/>
+            <w:noProof/>
+            <w:webHidden/>
+          </w:rPr>
+          <w:instrText xml:space="preserve"> PAGEREF _Toc235449964 \h </w:instrText>
+        </w:r>
+        <w:r>
+          <w:rPr>
+            <w:rFonts w:asciiTheme="majorBidi" w:hAnsiTheme="majorBidi" w:cstheme="majorBidi"/>
+            <w:noProof/>
+            <w:webHidden/>
+          </w:rPr>
+        </w:r>
+        <w:r>
+          <w:rPr>
+            <w:rFonts w:asciiTheme="majorBidi" w:hAnsiTheme="majorBidi" w:cstheme="majorBidi"/>
+            <w:noProof/>
+            <w:webHidden/>
+          </w:rPr>
           <w:fldChar w:fldCharType="separate"/>
-          <w:t>30</w:t>
+        </w:r>
+        <w:r>
+          <w:rPr>
+            <w:rFonts w:asciiTheme="majorBidi" w:hAnsiTheme="majorBidi" w:cstheme="majorBidi"/>
+            <w:noProof/>
+            <w:webHidden/>
+          </w:rPr>
+          <w:t>33</w:t>
+        </w:r>
+        <w:r>
+          <w:rPr>
+            <w:rFonts w:asciiTheme="majorBidi" w:hAnsiTheme="majorBidi" w:cstheme="majorBidi"/>
+            <w:noProof/>
+            <w:webHidden/>
+          </w:rPr>
           <w:fldChar w:fldCharType="end"/>
         </w:r>
       </w:hyperlink>
@@ -2463,7 +4617,7 @@
           <w:lang w:val="fr-FR" w:eastAsia="fr-FR"/>
         </w:rPr>
       </w:pPr>
-      <w:hyperlink w:anchor="_Toc235311147" w:history="1">
+      <w:hyperlink w:anchor="_Toc235449965" w:history="1">
         <w:r>
           <w:rPr>
             <w:rStyle w:val="Lienhypertexte"/>
@@ -2480,10 +4634,52 @@
             <w:webHidden/>
           </w:rPr>
           <w:tab/>
+        </w:r>
+        <w:r>
+          <w:rPr>
+            <w:rFonts w:asciiTheme="majorBidi" w:hAnsiTheme="majorBidi" w:cstheme="majorBidi"/>
+            <w:noProof/>
+            <w:webHidden/>
+          </w:rPr>
           <w:fldChar w:fldCharType="begin"/>
-          <w:instrText xml:space="preserve"> PAGEREF _Toc235311147 \h </w:instrText>
+        </w:r>
+        <w:r>
+          <w:rPr>
+            <w:rFonts w:asciiTheme="majorBidi" w:hAnsiTheme="majorBidi" w:cstheme="majorBidi"/>
+            <w:noProof/>
+            <w:webHidden/>
+          </w:rPr>
+          <w:instrText xml:space="preserve"> PAGEREF _Toc235449965 \h </w:instrText>
+        </w:r>
+        <w:r>
+          <w:rPr>
+            <w:rFonts w:asciiTheme="majorBidi" w:hAnsiTheme="majorBidi" w:cstheme="majorBidi"/>
+            <w:noProof/>
+            <w:webHidden/>
+          </w:rPr>
+        </w:r>
+        <w:r>
+          <w:rPr>
+            <w:rFonts w:asciiTheme="majorBidi" w:hAnsiTheme="majorBidi" w:cstheme="majorBidi"/>
+            <w:noProof/>
+            <w:webHidden/>
+          </w:rPr>
           <w:fldChar w:fldCharType="separate"/>
-          <w:t>31</w:t>
+        </w:r>
+        <w:r>
+          <w:rPr>
+            <w:rFonts w:asciiTheme="majorBidi" w:hAnsiTheme="majorBidi" w:cstheme="majorBidi"/>
+            <w:noProof/>
+            <w:webHidden/>
+          </w:rPr>
+          <w:t>34</w:t>
+        </w:r>
+        <w:r>
+          <w:rPr>
+            <w:rFonts w:asciiTheme="majorBidi" w:hAnsiTheme="majorBidi" w:cstheme="majorBidi"/>
+            <w:noProof/>
+            <w:webHidden/>
+          </w:rPr>
           <w:fldChar w:fldCharType="end"/>
         </w:r>
       </w:hyperlink>
@@ -2500,7 +4696,7 @@
           <w:lang w:val="fr-FR" w:eastAsia="fr-FR"/>
         </w:rPr>
       </w:pPr>
-      <w:hyperlink w:anchor="_Toc235311148" w:history="1">
+      <w:hyperlink w:anchor="_Toc235449966" w:history="1">
         <w:r>
           <w:rPr>
             <w:rStyle w:val="Lienhypertexte"/>
@@ -2517,10 +4713,52 @@
             <w:webHidden/>
           </w:rPr>
           <w:tab/>
+        </w:r>
+        <w:r>
+          <w:rPr>
+            <w:rFonts w:asciiTheme="majorBidi" w:hAnsiTheme="majorBidi" w:cstheme="majorBidi"/>
+            <w:noProof/>
+            <w:webHidden/>
+          </w:rPr>
           <w:fldChar w:fldCharType="begin"/>
-          <w:instrText xml:space="preserve"> PAGEREF _Toc235311148 \h </w:instrText>
+        </w:r>
+        <w:r>
+          <w:rPr>
+            <w:rFonts w:asciiTheme="majorBidi" w:hAnsiTheme="majorBidi" w:cstheme="majorBidi"/>
+            <w:noProof/>
+            <w:webHidden/>
+          </w:rPr>
+          <w:instrText xml:space="preserve"> PAGEREF _Toc235449966 \h </w:instrText>
+        </w:r>
+        <w:r>
+          <w:rPr>
+            <w:rFonts w:asciiTheme="majorBidi" w:hAnsiTheme="majorBidi" w:cstheme="majorBidi"/>
+            <w:noProof/>
+            <w:webHidden/>
+          </w:rPr>
+        </w:r>
+        <w:r>
+          <w:rPr>
+            <w:rFonts w:asciiTheme="majorBidi" w:hAnsiTheme="majorBidi" w:cstheme="majorBidi"/>
+            <w:noProof/>
+            <w:webHidden/>
+          </w:rPr>
           <w:fldChar w:fldCharType="separate"/>
-          <w:t>32</w:t>
+        </w:r>
+        <w:r>
+          <w:rPr>
+            <w:rFonts w:asciiTheme="majorBidi" w:hAnsiTheme="majorBidi" w:cstheme="majorBidi"/>
+            <w:noProof/>
+            <w:webHidden/>
+          </w:rPr>
+          <w:t>35</w:t>
+        </w:r>
+        <w:r>
+          <w:rPr>
+            <w:rFonts w:asciiTheme="majorBidi" w:hAnsiTheme="majorBidi" w:cstheme="majorBidi"/>
+            <w:noProof/>
+            <w:webHidden/>
+          </w:rPr>
           <w:fldChar w:fldCharType="end"/>
         </w:r>
       </w:hyperlink>
@@ -2537,7 +4775,7 @@
           <w:lang w:val="fr-FR" w:eastAsia="fr-FR"/>
         </w:rPr>
       </w:pPr>
-      <w:hyperlink w:anchor="_Toc235311149" w:history="1">
+      <w:hyperlink w:anchor="_Toc235449967" w:history="1">
         <w:r>
           <w:rPr>
             <w:rStyle w:val="Lienhypertexte"/>
@@ -2554,10 +4792,52 @@
             <w:webHidden/>
           </w:rPr>
           <w:tab/>
+        </w:r>
+        <w:r>
+          <w:rPr>
+            <w:rFonts w:asciiTheme="majorBidi" w:hAnsiTheme="majorBidi" w:cstheme="majorBidi"/>
+            <w:noProof/>
+            <w:webHidden/>
+          </w:rPr>
           <w:fldChar w:fldCharType="begin"/>
-          <w:instrText xml:space="preserve"> PAGEREF _Toc235311149 \h </w:instrText>
+        </w:r>
+        <w:r>
+          <w:rPr>
+            <w:rFonts w:asciiTheme="majorBidi" w:hAnsiTheme="majorBidi" w:cstheme="majorBidi"/>
+            <w:noProof/>
+            <w:webHidden/>
+          </w:rPr>
+          <w:instrText xml:space="preserve"> PAGEREF _Toc235449967 \h </w:instrText>
+        </w:r>
+        <w:r>
+          <w:rPr>
+            <w:rFonts w:asciiTheme="majorBidi" w:hAnsiTheme="majorBidi" w:cstheme="majorBidi"/>
+            <w:noProof/>
+            <w:webHidden/>
+          </w:rPr>
+        </w:r>
+        <w:r>
+          <w:rPr>
+            <w:rFonts w:asciiTheme="majorBidi" w:hAnsiTheme="majorBidi" w:cstheme="majorBidi"/>
+            <w:noProof/>
+            <w:webHidden/>
+          </w:rPr>
           <w:fldChar w:fldCharType="separate"/>
-          <w:t>32</w:t>
+        </w:r>
+        <w:r>
+          <w:rPr>
+            <w:rFonts w:asciiTheme="majorBidi" w:hAnsiTheme="majorBidi" w:cstheme="majorBidi"/>
+            <w:noProof/>
+            <w:webHidden/>
+          </w:rPr>
+          <w:t>35</w:t>
+        </w:r>
+        <w:r>
+          <w:rPr>
+            <w:rFonts w:asciiTheme="majorBidi" w:hAnsiTheme="majorBidi" w:cstheme="majorBidi"/>
+            <w:noProof/>
+            <w:webHidden/>
+          </w:rPr>
           <w:fldChar w:fldCharType="end"/>
         </w:r>
       </w:hyperlink>
@@ -2574,7 +4854,7 @@
           <w:lang w:val="fr-FR" w:eastAsia="fr-FR"/>
         </w:rPr>
       </w:pPr>
-      <w:hyperlink w:anchor="_Toc235311150" w:history="1">
+      <w:hyperlink w:anchor="_Toc235449968" w:history="1">
         <w:r>
           <w:rPr>
             <w:rStyle w:val="Lienhypertexte"/>
@@ -2590,10 +4870,52 @@
             <w:webHidden/>
           </w:rPr>
           <w:tab/>
+        </w:r>
+        <w:r>
+          <w:rPr>
+            <w:rFonts w:asciiTheme="majorBidi" w:hAnsiTheme="majorBidi" w:cstheme="majorBidi"/>
+            <w:noProof/>
+            <w:webHidden/>
+          </w:rPr>
           <w:fldChar w:fldCharType="begin"/>
-          <w:instrText xml:space="preserve"> PAGEREF _Toc235311150 \h </w:instrText>
+        </w:r>
+        <w:r>
+          <w:rPr>
+            <w:rFonts w:asciiTheme="majorBidi" w:hAnsiTheme="majorBidi" w:cstheme="majorBidi"/>
+            <w:noProof/>
+            <w:webHidden/>
+          </w:rPr>
+          <w:instrText xml:space="preserve"> PAGEREF _Toc235449968 \h </w:instrText>
+        </w:r>
+        <w:r>
+          <w:rPr>
+            <w:rFonts w:asciiTheme="majorBidi" w:hAnsiTheme="majorBidi" w:cstheme="majorBidi"/>
+            <w:noProof/>
+            <w:webHidden/>
+          </w:rPr>
+        </w:r>
+        <w:r>
+          <w:rPr>
+            <w:rFonts w:asciiTheme="majorBidi" w:hAnsiTheme="majorBidi" w:cstheme="majorBidi"/>
+            <w:noProof/>
+            <w:webHidden/>
+          </w:rPr>
           <w:fldChar w:fldCharType="separate"/>
-          <w:t>32</w:t>
+        </w:r>
+        <w:r>
+          <w:rPr>
+            <w:rFonts w:asciiTheme="majorBidi" w:hAnsiTheme="majorBidi" w:cstheme="majorBidi"/>
+            <w:noProof/>
+            <w:webHidden/>
+          </w:rPr>
+          <w:t>35</w:t>
+        </w:r>
+        <w:r>
+          <w:rPr>
+            <w:rFonts w:asciiTheme="majorBidi" w:hAnsiTheme="majorBidi" w:cstheme="majorBidi"/>
+            <w:noProof/>
+            <w:webHidden/>
+          </w:rPr>
           <w:fldChar w:fldCharType="end"/>
         </w:r>
       </w:hyperlink>
@@ -2626,6 +4948,8 @@
         </w:rPr>
         <w:br w:type="page"/>
       </w:r>
+      <w:bookmarkStart w:id="2" w:name="_GoBack"/>
+      <w:bookmarkEnd w:id="2"/>
     </w:p>
     <w:p>
       <w:pPr>
@@ -2634,7 +4958,7 @@
           <w:lang w:val="fr-FR"/>
         </w:rPr>
       </w:pPr>
-      <w:bookmarkStart w:id="3" w:name="_Toc235311103"/>
+      <w:bookmarkStart w:id="3" w:name="_Toc235449918"/>
       <w:r>
         <w:rPr>
           <w:lang w:val="fr-FR"/>
@@ -2734,7 +5058,7 @@
           <w:lang w:val="fr-FR"/>
         </w:rPr>
       </w:pPr>
-      <w:bookmarkStart w:id="4" w:name="_Toc235311104"/>
+      <w:bookmarkStart w:id="4" w:name="_Toc235449919"/>
       <w:r>
         <w:rPr>
           <w:lang w:val="fr-FR"/>
@@ -2751,7 +5075,7 @@
           <w:lang w:val="fr-FR"/>
         </w:rPr>
       </w:pPr>
-      <w:bookmarkStart w:id="5" w:name="_Toc235311105"/>
+      <w:bookmarkStart w:id="5" w:name="_Toc235449920"/>
       <w:r>
         <w:rPr>
           <w:lang w:val="fr-FR"/>
@@ -2801,7 +5125,7 @@
           <w:lang w:val="fr-FR"/>
         </w:rPr>
       </w:pPr>
-      <w:bookmarkStart w:id="6" w:name="_Toc235311106"/>
+      <w:bookmarkStart w:id="6" w:name="_Toc235449921"/>
       <w:r>
         <w:rPr>
           <w:lang w:val="fr-FR"/>
@@ -2936,7 +5260,7 @@
           <w:lang w:val="fr-FR"/>
         </w:rPr>
       </w:pPr>
-      <w:bookmarkStart w:id="7" w:name="_Toc235311107"/>
+      <w:bookmarkStart w:id="7" w:name="_Toc235449922"/>
       <w:r>
         <w:rPr>
           <w:lang w:val="fr-FR"/>
@@ -3062,7 +5386,7 @@
           <w:rFonts w:asciiTheme="majorBidi" w:hAnsiTheme="majorBidi" w:cstheme="majorBidi"/>
           <w:lang w:val="fr-FR"/>
         </w:rPr>
-        <w:t>Explorer l'apport de modèles d'apprentissage automatique pour la prévision météorologique à J+1 et la détection d'anomalies dans les mesures.</w:t>
+        <w:t>Explorer l'apport de l'apprentissage automatique pour la détection d'anomalies dans les mesures, et étudier la faisabilité d'un prototype de prévision météorologique à J+1 (sans intégration à l'interface finale).</w:t>
       </w:r>
     </w:p>
     <w:p>
@@ -3104,7 +5428,7 @@
           <w:lang w:val="fr-FR"/>
         </w:rPr>
       </w:pPr>
-      <w:bookmarkStart w:id="8" w:name="_Toc235311108"/>
+      <w:bookmarkStart w:id="8" w:name="_Toc235449923"/>
       <w:r>
         <w:rPr>
           <w:lang w:val="fr-FR"/>
@@ -3121,7 +5445,7 @@
           <w:lang w:val="fr-FR"/>
         </w:rPr>
       </w:pPr>
-      <w:bookmarkStart w:id="9" w:name="_Toc235311109"/>
+      <w:bookmarkStart w:id="9" w:name="_Toc235449924"/>
       <w:r>
         <w:rPr>
           <w:lang w:val="fr-FR"/>
@@ -3171,7 +5495,7 @@
           <w:lang w:val="fr-FR"/>
         </w:rPr>
       </w:pPr>
-      <w:bookmarkStart w:id="10" w:name="_Toc235311110"/>
+      <w:bookmarkStart w:id="10" w:name="_Toc235449925"/>
       <w:r>
         <w:rPr>
           <w:lang w:val="fr-FR"/>
@@ -3255,7 +5579,7 @@
           <w:lang w:val="fr-FR"/>
         </w:rPr>
       </w:pPr>
-      <w:bookmarkStart w:id="11" w:name="_Toc235311111"/>
+      <w:bookmarkStart w:id="11" w:name="_Toc235449926"/>
       <w:r>
         <w:rPr>
           <w:lang w:val="fr-FR"/>
@@ -3289,7 +5613,7 @@
           <w:color w:val="auto"/>
         </w:rPr>
       </w:pPr>
-      <w:bookmarkStart w:id="12" w:name="_Toc235311112"/>
+      <w:bookmarkStart w:id="12" w:name="_Toc235449927"/>
       <w:r>
         <w:rPr>
           <w:rFonts w:asciiTheme="majorBidi" w:hAnsiTheme="majorBidi"/>
@@ -3375,7 +5699,7 @@
           <w:color w:val="auto"/>
         </w:rPr>
       </w:pPr>
-      <w:bookmarkStart w:id="13" w:name="_Toc235311113"/>
+      <w:bookmarkStart w:id="13" w:name="_Toc235449928"/>
       <w:r>
         <w:rPr>
           <w:rFonts w:asciiTheme="majorBidi" w:hAnsiTheme="majorBidi"/>
@@ -3462,7 +5786,7 @@
           <w:color w:val="auto"/>
         </w:rPr>
       </w:pPr>
-      <w:bookmarkStart w:id="14" w:name="_Toc235311114"/>
+      <w:bookmarkStart w:id="14" w:name="_Toc235449929"/>
       <w:r>
         <w:rPr>
           <w:rFonts w:asciiTheme="majorBidi" w:hAnsiTheme="majorBidi"/>
@@ -3497,7 +5821,7 @@
           <w:color w:val="auto"/>
         </w:rPr>
       </w:pPr>
-      <w:bookmarkStart w:id="15" w:name="_Toc235311115"/>
+      <w:bookmarkStart w:id="15" w:name="_Toc235449930"/>
       <w:r>
         <w:rPr>
           <w:rFonts w:asciiTheme="majorBidi" w:hAnsiTheme="majorBidi"/>
@@ -3566,7 +5890,7 @@
           <w:color w:val="auto"/>
         </w:rPr>
       </w:pPr>
-      <w:bookmarkStart w:id="16" w:name="_Toc235311116"/>
+      <w:bookmarkStart w:id="16" w:name="_Toc235449931"/>
       <w:r>
         <w:rPr>
           <w:rFonts w:asciiTheme="majorBidi" w:hAnsiTheme="majorBidi"/>
@@ -3618,7 +5942,7 @@
           <w:color w:val="auto"/>
         </w:rPr>
       </w:pPr>
-      <w:bookmarkStart w:id="17" w:name="_Toc235311117"/>
+      <w:bookmarkStart w:id="17" w:name="_Toc235449932"/>
       <w:r>
         <w:rPr>
           <w:rFonts w:asciiTheme="majorBidi" w:hAnsiTheme="majorBidi"/>
@@ -3683,7 +6007,7 @@
       <w:pPr>
         <w:pStyle w:val="Titre2"/>
       </w:pPr>
-      <w:bookmarkStart w:id="18" w:name="_Toc235311118"/>
+      <w:bookmarkStart w:id="18" w:name="_Toc235449933"/>
       <w:r>
         <w:t>2.4 Besoins non fonctionnels</w:t>
       </w:r>
@@ -3813,7 +6137,7 @@
           <w:lang w:val="fr-FR"/>
         </w:rPr>
       </w:pPr>
-      <w:bookmarkStart w:id="19" w:name="_Toc235311119"/>
+      <w:bookmarkStart w:id="19" w:name="_Toc235449934"/>
       <w:r>
         <w:rPr>
           <w:lang w:val="fr-FR"/>
@@ -3830,7 +6154,7 @@
           <w:lang w:val="fr-FR"/>
         </w:rPr>
       </w:pPr>
-      <w:bookmarkStart w:id="20" w:name="_Toc235311120"/>
+      <w:bookmarkStart w:id="20" w:name="_Toc235449935"/>
       <w:r>
         <w:rPr>
           <w:lang w:val="fr-FR"/>
@@ -4080,7 +6404,7 @@
           <w:lang w:val="fr-FR"/>
         </w:rPr>
       </w:pPr>
-      <w:bookmarkStart w:id="21" w:name="_Toc235311121"/>
+      <w:bookmarkStart w:id="21" w:name="_Toc235449936"/>
       <w:r>
         <w:rPr>
           <w:lang w:val="fr-FR"/>
@@ -4103,6 +6427,12 @@
           <w:lang w:val="fr-FR"/>
         </w:rPr>
         <w:t xml:space="preserve">Le modèle de données a été conçu autour de trois entités centrales — station, mesure et indicateur journalier — reliées par une relation de un-à-plusieurs, complétées par les entités de gestion des accès </w:t>
+      </w:r>
+      <w:r>
+        <w:rPr>
+          <w:rFonts w:asciiTheme="majorBidi" w:hAnsiTheme="majorBidi" w:cstheme="majorBidi"/>
+          <w:lang w:val="fr-FR"/>
+        </w:rPr>
         <w:lastRenderedPageBreak/>
         <w:t xml:space="preserve">(utilisateur, rôle) et de traçabilité (historique des modifications). </w:t>
       </w:r>
@@ -4605,7 +6935,7 @@
           <w:lang w:val="fr-FR"/>
         </w:rPr>
       </w:pPr>
-      <w:bookmarkStart w:id="22" w:name="_Toc235311122"/>
+      <w:bookmarkStart w:id="22" w:name="_Toc235449937"/>
       <w:r>
         <w:rPr>
           <w:lang w:val="fr-FR"/>
@@ -5246,7 +7576,7 @@
           <w:lang w:val="fr-FR"/>
         </w:rPr>
       </w:pPr>
-      <w:bookmarkStart w:id="23" w:name="_Toc235311123"/>
+      <w:bookmarkStart w:id="23" w:name="_Toc235449938"/>
       <w:r>
         <w:rPr>
           <w:lang w:val="fr-FR"/>
@@ -5270,6 +7600,12 @@
           <w:lang w:val="fr-FR"/>
         </w:rPr>
         <w:t xml:space="preserve">La tâche planifiée quotidienne (6h00, module APScheduler) a été conçue comme une séquence d'étapes indépendantes — import automatique des mesures, recalcul des indicateurs sur les ~45 derniers jours, génération et envoi du relevé des précipitations, sauvegarde de la base — de sorte que l'échec d'une étape (par exemple une configuration SMTP absente) n'empêche pas l'exécution des suivantes. Un mécanisme de rattrapage a par ailleurs été conçu pour le cas où l'application resterait fermée au moment prévu : la fenêtre d'import est alors élargie à la durée réelle de l'absence, plafonnée </w:t>
+      </w:r>
+      <w:r>
+        <w:rPr>
+          <w:rFonts w:asciiTheme="majorBidi" w:hAnsiTheme="majorBidi" w:cstheme="majorBidi"/>
+          <w:lang w:val="fr-FR"/>
+        </w:rPr>
         <w:lastRenderedPageBreak/>
         <w:t>à 14 jours, et un relevé distinct est généré pour chaque jour manqué plutôt qu'un unique rapport pour le jour le plus récent.</w:t>
       </w:r>
@@ -5454,7 +7790,7 @@
                 <w:sz w:val="17"/>
                 <w:lang w:val="fr-FR"/>
               </w:rPr>
-              <w:t>def _jours_manques():</w:t>
+              <w:t>nb_jours = (aujourdhui - dernier_run).days</w:t>
             </w:r>
           </w:p>
           <w:p>
@@ -5471,7 +7807,7 @@
                 <w:sz w:val="17"/>
                 <w:lang w:val="fr-FR"/>
               </w:rPr>
-              <w:t xml:space="preserve">    aujourdhui = _date_reference_6h()</w:t>
+              <w:t>if nb_jours &gt; MAX_JOURS_RATTRAPAGE:</w:t>
             </w:r>
           </w:p>
           <w:p>
@@ -5488,7 +7824,7 @@
                 <w:sz w:val="17"/>
                 <w:lang w:val="fr-FR"/>
               </w:rPr>
-              <w:t xml:space="preserve">    if not os.path.exists(CHEMIN_MARQUEUR_DERNIER_RUN):</w:t>
+              <w:t xml:space="preserve">    dernier_run = aujourdhui - timedelta(days=MAX_JOURS_RATTRAPAGE)</w:t>
             </w:r>
           </w:p>
           <w:p>
@@ -5499,13 +7835,22 @@
                 <w:lang w:val="fr-FR"/>
               </w:rPr>
             </w:pPr>
+          </w:p>
+          <w:p>
+            <w:pPr>
+              <w:spacing w:line="252" w:lineRule="auto"/>
+              <w:rPr>
+                <w:rFonts w:asciiTheme="majorBidi" w:hAnsiTheme="majorBidi" w:cstheme="majorBidi"/>
+                <w:lang w:val="fr-FR"/>
+              </w:rPr>
+            </w:pPr>
             <w:r>
               <w:rPr>
                 <w:rFonts w:asciiTheme="majorBidi" w:hAnsiTheme="majorBidi" w:cstheme="majorBidi"/>
                 <w:sz w:val="17"/>
                 <w:lang w:val="fr-FR"/>
               </w:rPr>
-              <w:t xml:space="preserve">        return [aujourdhui]</w:t>
+              <w:t>jours = []</w:t>
             </w:r>
           </w:p>
           <w:p>
@@ -5522,7 +7867,7 @@
                 <w:sz w:val="17"/>
                 <w:lang w:val="fr-FR"/>
               </w:rPr>
-              <w:t xml:space="preserve">    with open(CHEMIN_MARQUEUR_DERNIER_RUN) as f:</w:t>
+              <w:t>curseur = dernier_run + timedelta(days=1)</w:t>
             </w:r>
           </w:p>
           <w:p>
@@ -5530,6 +7875,7 @@
               <w:spacing w:line="252" w:lineRule="auto"/>
               <w:rPr>
                 <w:rFonts w:asciiTheme="majorBidi" w:hAnsiTheme="majorBidi" w:cstheme="majorBidi"/>
+                <w:lang w:val="fr-FR"/>
               </w:rPr>
             </w:pPr>
             <w:r>
@@ -5538,14 +7884,7 @@
                 <w:sz w:val="17"/>
                 <w:lang w:val="fr-FR"/>
               </w:rPr>
-              <w:t xml:space="preserve">        </w:t>
-            </w:r>
-            <w:r>
-              <w:rPr>
-                <w:rFonts w:asciiTheme="majorBidi" w:hAnsiTheme="majorBidi" w:cstheme="majorBidi"/>
-                <w:sz w:val="17"/>
-              </w:rPr>
-              <w:t>dernier_run = date.fromisoformat(f.read().strip())</w:t>
+              <w:t>while curseur &lt;= aujourdhui:</w:t>
             </w:r>
           </w:p>
           <w:p>
@@ -5560,16 +7899,9 @@
               <w:rPr>
                 <w:rFonts w:asciiTheme="majorBidi" w:hAnsiTheme="majorBidi" w:cstheme="majorBidi"/>
                 <w:sz w:val="17"/>
-              </w:rPr>
-              <w:t xml:space="preserve">    </w:t>
-            </w:r>
-            <w:r>
-              <w:rPr>
-                <w:rFonts w:asciiTheme="majorBidi" w:hAnsiTheme="majorBidi" w:cstheme="majorBidi"/>
-                <w:sz w:val="17"/>
                 <w:lang w:val="fr-FR"/>
               </w:rPr>
-              <w:t>if dernier_run &gt;= aujourdhui:</w:t>
+              <w:t xml:space="preserve">    jours.append(curseur)</w:t>
             </w:r>
           </w:p>
           <w:p>
@@ -5586,7 +7918,7 @@
                 <w:sz w:val="17"/>
                 <w:lang w:val="fr-FR"/>
               </w:rPr>
-              <w:t xml:space="preserve">        return []</w:t>
+              <w:t xml:space="preserve">    curseur += timedelta(days=1)</w:t>
             </w:r>
           </w:p>
           <w:p>
@@ -5603,145 +7935,7 @@
                 <w:sz w:val="17"/>
                 <w:lang w:val="fr-FR"/>
               </w:rPr>
-              <w:t xml:space="preserve">    nb_jours = (aujourdhui - dernier_run).days</w:t>
-            </w:r>
-          </w:p>
-          <w:p>
-            <w:pPr>
-              <w:spacing w:line="252" w:lineRule="auto"/>
-              <w:rPr>
-                <w:rFonts w:asciiTheme="majorBidi" w:hAnsiTheme="majorBidi" w:cstheme="majorBidi"/>
-                <w:lang w:val="fr-FR"/>
-              </w:rPr>
-            </w:pPr>
-            <w:r>
-              <w:rPr>
-                <w:rFonts w:asciiTheme="majorBidi" w:hAnsiTheme="majorBidi" w:cstheme="majorBidi"/>
-                <w:sz w:val="17"/>
-                <w:lang w:val="fr-FR"/>
-              </w:rPr>
-              <w:t xml:space="preserve">    if nb_jours &gt; MAX_JOURS_RATTRAPAGE:</w:t>
-            </w:r>
-          </w:p>
-          <w:p>
-            <w:pPr>
-              <w:spacing w:line="252" w:lineRule="auto"/>
-              <w:rPr>
-                <w:rFonts w:asciiTheme="majorBidi" w:hAnsiTheme="majorBidi" w:cstheme="majorBidi"/>
-                <w:lang w:val="fr-FR"/>
-              </w:rPr>
-            </w:pPr>
-            <w:r>
-              <w:rPr>
-                <w:rFonts w:asciiTheme="majorBidi" w:hAnsiTheme="majorBidi" w:cstheme="majorBidi"/>
-                <w:sz w:val="17"/>
-                <w:lang w:val="fr-FR"/>
-              </w:rPr>
-              <w:t xml:space="preserve">        dernier_run = aujourdhui - timedelta(days=MAX_JOURS_RATTRAPAGE)</w:t>
-            </w:r>
-          </w:p>
-          <w:p>
-            <w:pPr>
-              <w:spacing w:line="252" w:lineRule="auto"/>
-              <w:rPr>
-                <w:rFonts w:asciiTheme="majorBidi" w:hAnsiTheme="majorBidi" w:cstheme="majorBidi"/>
-                <w:lang w:val="fr-FR"/>
-              </w:rPr>
-            </w:pPr>
-            <w:r>
-              <w:rPr>
-                <w:rFonts w:asciiTheme="majorBidi" w:hAnsiTheme="majorBidi" w:cstheme="majorBidi"/>
-                <w:sz w:val="17"/>
-                <w:lang w:val="fr-FR"/>
-              </w:rPr>
-              <w:t xml:space="preserve">    jours = []</w:t>
-            </w:r>
-          </w:p>
-          <w:p>
-            <w:pPr>
-              <w:spacing w:line="252" w:lineRule="auto"/>
-              <w:rPr>
-                <w:rFonts w:asciiTheme="majorBidi" w:hAnsiTheme="majorBidi" w:cstheme="majorBidi"/>
-                <w:lang w:val="fr-FR"/>
-              </w:rPr>
-            </w:pPr>
-            <w:r>
-              <w:rPr>
-                <w:rFonts w:asciiTheme="majorBidi" w:hAnsiTheme="majorBidi" w:cstheme="majorBidi"/>
-                <w:sz w:val="17"/>
-                <w:lang w:val="fr-FR"/>
-              </w:rPr>
-              <w:t xml:space="preserve">    curseur = dernier_run + timedelta(days=1)</w:t>
-            </w:r>
-          </w:p>
-          <w:p>
-            <w:pPr>
-              <w:spacing w:line="252" w:lineRule="auto"/>
-              <w:rPr>
-                <w:rFonts w:asciiTheme="majorBidi" w:hAnsiTheme="majorBidi" w:cstheme="majorBidi"/>
-                <w:lang w:val="fr-FR"/>
-              </w:rPr>
-            </w:pPr>
-            <w:r>
-              <w:rPr>
-                <w:rFonts w:asciiTheme="majorBidi" w:hAnsiTheme="majorBidi" w:cstheme="majorBidi"/>
-                <w:sz w:val="17"/>
-                <w:lang w:val="fr-FR"/>
-              </w:rPr>
-              <w:t xml:space="preserve">    while curseur &lt;= aujourdhui:</w:t>
-            </w:r>
-          </w:p>
-          <w:p>
-            <w:pPr>
-              <w:spacing w:line="252" w:lineRule="auto"/>
-              <w:rPr>
-                <w:rFonts w:asciiTheme="majorBidi" w:hAnsiTheme="majorBidi" w:cstheme="majorBidi"/>
-              </w:rPr>
-            </w:pPr>
-            <w:r>
-              <w:rPr>
-                <w:rFonts w:asciiTheme="majorBidi" w:hAnsiTheme="majorBidi" w:cstheme="majorBidi"/>
-                <w:sz w:val="17"/>
-                <w:lang w:val="fr-FR"/>
-              </w:rPr>
-              <w:t xml:space="preserve">        </w:t>
-            </w:r>
-            <w:r>
-              <w:rPr>
-                <w:rFonts w:asciiTheme="majorBidi" w:hAnsiTheme="majorBidi" w:cstheme="majorBidi"/>
-                <w:sz w:val="17"/>
-              </w:rPr>
-              <w:t>jours.append(curseur)</w:t>
-            </w:r>
-          </w:p>
-          <w:p>
-            <w:pPr>
-              <w:spacing w:line="252" w:lineRule="auto"/>
-              <w:rPr>
-                <w:rFonts w:asciiTheme="majorBidi" w:hAnsiTheme="majorBidi" w:cstheme="majorBidi"/>
-              </w:rPr>
-            </w:pPr>
-            <w:r>
-              <w:rPr>
-                <w:rFonts w:asciiTheme="majorBidi" w:hAnsiTheme="majorBidi" w:cstheme="majorBidi"/>
-                <w:sz w:val="17"/>
-              </w:rPr>
-              <w:t xml:space="preserve">        curseur += timedelta(days=1)</w:t>
-            </w:r>
-          </w:p>
-          <w:p>
-            <w:pPr>
-              <w:spacing w:line="252" w:lineRule="auto"/>
-              <w:rPr>
-                <w:rFonts w:asciiTheme="majorBidi" w:hAnsiTheme="majorBidi" w:cstheme="majorBidi"/>
-              </w:rPr>
-            </w:pPr>
-            <w:r>
-              <w:rPr>
-                <w:rFonts w:asciiTheme="majorBidi" w:hAnsiTheme="majorBidi" w:cstheme="majorBidi"/>
-                <w:sz w:val="17"/>
-              </w:rPr>
-              <w:t xml:space="preserve">    return jours</w:t>
+              <w:t>return jours</w:t>
             </w:r>
           </w:p>
         </w:tc>
@@ -5769,22 +7963,22 @@
           <w:rFonts w:asciiTheme="majorBidi" w:hAnsiTheme="majorBidi" w:cstheme="majorBidi"/>
           <w:lang w:val="fr-FR"/>
         </w:rPr>
+        <w:t>Chacune des quatre étapes de tache_quotidienne_6h() est encapsulée dans son propre bloc try/except : une exception dans l'import, par exemple, est journalisée mais n'empêche ni le recalcul des indicateurs, ni la génération des rapports, ni la sauvegarde. Cette conception défensive découle directement d'un besoin exprimé par le SED : un incident isolé (absence de réseau, station en panne) ne doit jamais faire perdre le bénéfice des autres traitements du jour.</w:t>
+      </w:r>
+    </w:p>
+    <w:p>
+      <w:pPr>
+        <w:pStyle w:val="Titre2"/>
+        <w:rPr>
+          <w:lang w:val="fr-FR"/>
+        </w:rPr>
+      </w:pPr>
+      <w:bookmarkStart w:id="24" w:name="_Toc235449939"/>
+      <w:r>
+        <w:rPr>
+          <w:lang w:val="fr-FR"/>
+        </w:rPr>
         <w:lastRenderedPageBreak/>
-        <w:t>Chacune des quatre étapes de tache_quotidienne_6h() est encapsulée dans son propre bloc try/except : une exception dans l'import, par exemple, est journalisée mais n'empêche ni le recalcul des indicateurs, ni la génération des rapports, ni la sauvegarde. Cette conception défensive découle directement d'un besoin exprimé par le SED : un incident isolé (absence de réseau, station en panne) ne doit jamais faire perdre le bénéfice des autres traitements du jour.</w:t>
-      </w:r>
-    </w:p>
-    <w:p>
-      <w:pPr>
-        <w:pStyle w:val="Titre2"/>
-        <w:rPr>
-          <w:lang w:val="fr-FR"/>
-        </w:rPr>
-      </w:pPr>
-      <w:bookmarkStart w:id="24" w:name="_Toc235311124"/>
-      <w:r>
-        <w:rPr>
-          <w:lang w:val="fr-FR"/>
-        </w:rPr>
         <w:t>3.5 Conception du module Machine Learning</w:t>
       </w:r>
       <w:bookmarkEnd w:id="24"/>
@@ -5866,7 +8060,7 @@
           <w:lang w:val="fr-FR"/>
         </w:rPr>
       </w:pPr>
-      <w:bookmarkStart w:id="26" w:name="_Toc235311126"/>
+      <w:bookmarkStart w:id="25" w:name="_Toc235449940"/>
       <w:r>
         <w:rPr>
           <w:rFonts w:asciiTheme="majorBidi" w:hAnsiTheme="majorBidi"/>
@@ -5875,7 +8069,7 @@
         </w:rPr>
         <w:t>3.5.1 Détecteur d'anomalies Isolation Forest</w:t>
       </w:r>
-      <w:bookmarkEnd w:id="26"/>
+      <w:bookmarkEnd w:id="25"/>
     </w:p>
     <w:p>
       <w:pPr>
@@ -6320,31 +8514,6 @@
     <w:p>
       <w:pPr>
         <w:spacing w:before="40" w:after="320"/>
-        <w:jc w:val="center"/>
-        <w:rPr>
-          <w:rFonts w:asciiTheme="majorBidi" w:hAnsiTheme="majorBidi" w:cstheme="majorBidi"/>
-          <w:i/>
-          <w:sz w:val="20"/>
-          <w:lang w:val="fr-FR"/>
-        </w:rPr>
-      </w:pPr>
-    </w:p>
-    <w:p>
-      <w:pPr>
-        <w:spacing w:before="40" w:after="320"/>
-        <w:jc w:val="center"/>
-        <w:rPr>
-          <w:rFonts w:asciiTheme="majorBidi" w:hAnsiTheme="majorBidi" w:cstheme="majorBidi"/>
-          <w:i/>
-          <w:sz w:val="20"/>
-          <w:lang w:val="fr-FR"/>
-        </w:rPr>
-      </w:pPr>
-    </w:p>
-    <w:p>
-      <w:pPr>
-        <w:spacing w:before="40" w:after="320"/>
-        <w:jc w:val="center"/>
         <w:rPr>
           <w:rFonts w:asciiTheme="majorBidi" w:hAnsiTheme="majorBidi" w:cstheme="majorBidi"/>
           <w:lang w:val="fr-FR"/>
@@ -6366,7 +8535,6 @@
           <w:sz w:val="20"/>
           <w:lang w:val="fr-FR"/>
         </w:rPr>
-        <w:lastRenderedPageBreak/>
         <w:t>Extrait 2 — ML/entrainer_detecteur_anomalies.py : entraînement</w:t>
       </w:r>
     </w:p>
@@ -6523,24 +8691,10 @@
     </w:tbl>
     <w:p>
       <w:pPr>
-        <w:spacing w:after="40"/>
-        <w:rPr>
-          <w:rFonts w:asciiTheme="majorBidi" w:hAnsiTheme="majorBidi" w:cstheme="majorBidi"/>
-        </w:rPr>
-      </w:pPr>
-    </w:p>
-    <w:p>
-      <w:pPr>
-        <w:rPr>
-          <w:rFonts w:asciiTheme="majorBidi" w:hAnsiTheme="majorBidi" w:cstheme="majorBidi"/>
-        </w:rPr>
-      </w:pPr>
-      <w:r>
-        <w:rPr>
-          <w:rFonts w:asciiTheme="majorBidi" w:hAnsiTheme="majorBidi" w:cstheme="majorBidi"/>
-        </w:rPr>
-        <w:br w:type="page"/>
-      </w:r>
+        <w:rPr>
+          <w:rFonts w:asciiTheme="majorBidi" w:hAnsiTheme="majorBidi" w:cstheme="majorBidi"/>
+        </w:rPr>
+      </w:pPr>
     </w:p>
     <w:p>
       <w:pPr>
@@ -6549,7 +8703,7 @@
           <w:lang w:val="fr-FR"/>
         </w:rPr>
       </w:pPr>
-      <w:bookmarkStart w:id="27" w:name="_Toc235311127"/>
+      <w:bookmarkStart w:id="26" w:name="_Toc235449941"/>
       <w:r>
         <w:rPr>
           <w:lang w:val="fr-FR"/>
@@ -6557,23 +8711,23 @@
         <w:lastRenderedPageBreak/>
         <w:t>Chapitre 4 — Réalisation</w:t>
       </w:r>
+      <w:bookmarkEnd w:id="26"/>
+    </w:p>
+    <w:p>
+      <w:pPr>
+        <w:pStyle w:val="Titre2"/>
+        <w:rPr>
+          <w:lang w:val="fr-FR"/>
+        </w:rPr>
+      </w:pPr>
+      <w:bookmarkStart w:id="27" w:name="_Toc235449942"/>
+      <w:r>
+        <w:rPr>
+          <w:lang w:val="fr-FR"/>
+        </w:rPr>
+        <w:t>4.1 Environnement de travail</w:t>
+      </w:r>
       <w:bookmarkEnd w:id="27"/>
-    </w:p>
-    <w:p>
-      <w:pPr>
-        <w:pStyle w:val="Titre2"/>
-        <w:rPr>
-          <w:lang w:val="fr-FR"/>
-        </w:rPr>
-      </w:pPr>
-      <w:bookmarkStart w:id="28" w:name="_Toc235311128"/>
-      <w:r>
-        <w:rPr>
-          <w:lang w:val="fr-FR"/>
-        </w:rPr>
-        <w:t>4.1 Environnement de travail</w:t>
-      </w:r>
-      <w:bookmarkEnd w:id="28"/>
     </w:p>
     <w:p>
       <w:pPr>
@@ -6599,14 +8753,14 @@
           <w:lang w:val="fr-FR"/>
         </w:rPr>
       </w:pPr>
-      <w:bookmarkStart w:id="29" w:name="_Toc235311129"/>
+      <w:bookmarkStart w:id="28" w:name="_Toc235449943"/>
       <w:r>
         <w:rPr>
           <w:lang w:val="fr-FR"/>
         </w:rPr>
         <w:t>4.2 Module Tableau de bord</w:t>
       </w:r>
-      <w:bookmarkEnd w:id="29"/>
+      <w:bookmarkEnd w:id="28"/>
     </w:p>
     <w:p>
       <w:pPr>
@@ -6757,7 +8911,7 @@
           <w:lang w:val="fr-FR"/>
         </w:rPr>
       </w:pPr>
-      <w:bookmarkStart w:id="30" w:name="_Toc235311130"/>
+      <w:bookmarkStart w:id="29" w:name="_Toc235449944"/>
       <w:r>
         <w:rPr>
           <w:lang w:val="fr-FR"/>
@@ -6765,7 +8919,7 @@
         <w:lastRenderedPageBreak/>
         <w:t>4.3 Module Import de données</w:t>
       </w:r>
-      <w:bookmarkEnd w:id="30"/>
+      <w:bookmarkEnd w:id="29"/>
     </w:p>
     <w:p>
       <w:pPr>
@@ -6843,31 +8997,6 @@
                 <w:lang w:val="fr-FR"/>
               </w:rPr>
             </w:pPr>
-            <w:r>
-              <w:rPr>
-                <w:rFonts w:asciiTheme="majorBidi" w:hAnsiTheme="majorBidi" w:cstheme="majorBidi"/>
-                <w:sz w:val="17"/>
-                <w:lang w:val="fr-FR"/>
-              </w:rPr>
-              <w:t>URL_EXPORT = "https://avertissement.yobeen.com/telechargement/downloadexcelSheets"</w:t>
-            </w:r>
-          </w:p>
-          <w:p>
-            <w:pPr>
-              <w:spacing w:line="252" w:lineRule="auto"/>
-              <w:rPr>
-                <w:rFonts w:asciiTheme="majorBidi" w:hAnsiTheme="majorBidi" w:cstheme="majorBidi"/>
-                <w:lang w:val="fr-FR"/>
-              </w:rPr>
-            </w:pPr>
-            <w:r>
-              <w:rPr>
-                <w:rFonts w:asciiTheme="majorBidi" w:hAnsiTheme="majorBidi" w:cstheme="majorBidi"/>
-                <w:sz w:val="17"/>
-                <w:lang w:val="fr-FR"/>
-              </w:rPr>
-              <w:t xml:space="preserve"> </w:t>
-            </w:r>
           </w:p>
           <w:p>
             <w:pPr>
@@ -6891,6 +9020,7 @@
               <w:spacing w:line="252" w:lineRule="auto"/>
               <w:rPr>
                 <w:rFonts w:asciiTheme="majorBidi" w:hAnsiTheme="majorBidi" w:cstheme="majorBidi"/>
+                <w:lang w:val="fr-FR"/>
               </w:rPr>
             </w:pPr>
             <w:r>
@@ -6899,14 +9029,7 @@
                 <w:sz w:val="17"/>
                 <w:lang w:val="fr-FR"/>
               </w:rPr>
-              <w:t xml:space="preserve">    </w:t>
-            </w:r>
-            <w:r>
-              <w:rPr>
-                <w:rFonts w:asciiTheme="majorBidi" w:hAnsiTheme="majorBidi" w:cstheme="majorBidi"/>
-                <w:sz w:val="17"/>
-              </w:rPr>
-              <w:t>session = requests.Session()</w:t>
+              <w:t xml:space="preserve">    session = requests.Session()</w:t>
             </w:r>
           </w:p>
           <w:p>
@@ -6914,14 +9037,16 @@
               <w:spacing w:line="252" w:lineRule="auto"/>
               <w:rPr>
                 <w:rFonts w:asciiTheme="majorBidi" w:hAnsiTheme="majorBidi" w:cstheme="majorBidi"/>
+                <w:lang w:val="fr-FR"/>
               </w:rPr>
             </w:pPr>
             <w:r>
               <w:rPr>
                 <w:rFonts w:asciiTheme="majorBidi" w:hAnsiTheme="majorBidi" w:cstheme="majorBidi"/>
                 <w:sz w:val="17"/>
-              </w:rPr>
-              <w:t xml:space="preserve">    reponse = session.post(URL_LOGIN, data={</w:t>
+                <w:lang w:val="fr-FR"/>
+              </w:rPr>
+              <w:t xml:space="preserve">    reponse = session.post(URL_LOGIN, data={"email": TELEPHONE, "password": MOT_DE_PASSE})</w:t>
             </w:r>
           </w:p>
           <w:p>
@@ -6929,42 +9054,14 @@
               <w:spacing w:line="252" w:lineRule="auto"/>
               <w:rPr>
                 <w:rFonts w:asciiTheme="majorBidi" w:hAnsiTheme="majorBidi" w:cstheme="majorBidi"/>
+                <w:lang w:val="fr-FR"/>
               </w:rPr>
             </w:pPr>
             <w:r>
               <w:rPr>
                 <w:rFonts w:asciiTheme="majorBidi" w:hAnsiTheme="majorBidi" w:cstheme="majorBidi"/>
                 <w:sz w:val="17"/>
-              </w:rPr>
-              <w:t xml:space="preserve">        "email": TELEPHONE, "password": MOT_DE_PASSE,</w:t>
-            </w:r>
-          </w:p>
-          <w:p>
-            <w:pPr>
-              <w:spacing w:line="252" w:lineRule="auto"/>
-              <w:rPr>
-                <w:rFonts w:asciiTheme="majorBidi" w:hAnsiTheme="majorBidi" w:cstheme="majorBidi"/>
-              </w:rPr>
-            </w:pPr>
-            <w:r>
-              <w:rPr>
-                <w:rFonts w:asciiTheme="majorBidi" w:hAnsiTheme="majorBidi" w:cstheme="majorBidi"/>
-                <w:sz w:val="17"/>
-              </w:rPr>
-              <w:t xml:space="preserve">    }, allow_redirects=True)</w:t>
-            </w:r>
-          </w:p>
-          <w:p>
-            <w:pPr>
-              <w:spacing w:line="252" w:lineRule="auto"/>
-              <w:rPr>
-                <w:rFonts w:asciiTheme="majorBidi" w:hAnsiTheme="majorBidi" w:cstheme="majorBidi"/>
-              </w:rPr>
-            </w:pPr>
-            <w:r>
-              <w:rPr>
-                <w:rFonts w:asciiTheme="majorBidi" w:hAnsiTheme="majorBidi" w:cstheme="majorBidi"/>
-                <w:sz w:val="17"/>
+                <w:lang w:val="fr-FR"/>
               </w:rPr>
               <w:t xml:space="preserve">    if "login" in reponse.url.lower():</w:t>
             </w:r>
@@ -6981,16 +9078,9 @@
               <w:rPr>
                 <w:rFonts w:asciiTheme="majorBidi" w:hAnsiTheme="majorBidi" w:cstheme="majorBidi"/>
                 <w:sz w:val="17"/>
-              </w:rPr>
-              <w:t xml:space="preserve">        </w:t>
-            </w:r>
-            <w:r>
-              <w:rPr>
-                <w:rFonts w:asciiTheme="majorBidi" w:hAnsiTheme="majorBidi" w:cstheme="majorBidi"/>
-                <w:sz w:val="17"/>
                 <w:lang w:val="fr-FR"/>
               </w:rPr>
-              <w:t>raise RuntimeError("Connexion échouée : identifiants invalides ou site injoignable.")</w:t>
+              <w:t xml:space="preserve">        raise RuntimeError("Connexion échouée : identifiants invalides ou site injoignable.")</w:t>
             </w:r>
           </w:p>
           <w:p>
@@ -7008,176 +9098,6 @@
                 <w:lang w:val="fr-FR"/>
               </w:rPr>
               <w:t xml:space="preserve">    return session</w:t>
-            </w:r>
-          </w:p>
-          <w:p>
-            <w:pPr>
-              <w:spacing w:line="252" w:lineRule="auto"/>
-              <w:rPr>
-                <w:rFonts w:asciiTheme="majorBidi" w:hAnsiTheme="majorBidi" w:cstheme="majorBidi"/>
-                <w:lang w:val="fr-FR"/>
-              </w:rPr>
-            </w:pPr>
-            <w:r>
-              <w:rPr>
-                <w:rFonts w:asciiTheme="majorBidi" w:hAnsiTheme="majorBidi" w:cstheme="majorBidi"/>
-                <w:sz w:val="17"/>
-                <w:lang w:val="fr-FR"/>
-              </w:rPr>
-              <w:t xml:space="preserve"> </w:t>
-            </w:r>
-          </w:p>
-          <w:p>
-            <w:pPr>
-              <w:spacing w:line="252" w:lineRule="auto"/>
-              <w:rPr>
-                <w:rFonts w:asciiTheme="majorBidi" w:hAnsiTheme="majorBidi" w:cstheme="majorBidi"/>
-                <w:lang w:val="fr-FR"/>
-              </w:rPr>
-            </w:pPr>
-            <w:r>
-              <w:rPr>
-                <w:rFonts w:asciiTheme="majorBidi" w:hAnsiTheme="majorBidi" w:cstheme="majorBidi"/>
-                <w:sz w:val="17"/>
-                <w:lang w:val="fr-FR"/>
-              </w:rPr>
-              <w:t>def telecharger_donnees(session, id_station, date_debut, date_fin):</w:t>
-            </w:r>
-          </w:p>
-          <w:p>
-            <w:pPr>
-              <w:spacing w:line="252" w:lineRule="auto"/>
-              <w:rPr>
-                <w:rFonts w:asciiTheme="majorBidi" w:hAnsiTheme="majorBidi" w:cstheme="majorBidi"/>
-                <w:lang w:val="fr-FR"/>
-              </w:rPr>
-            </w:pPr>
-            <w:r>
-              <w:rPr>
-                <w:rFonts w:asciiTheme="majorBidi" w:hAnsiTheme="majorBidi" w:cstheme="majorBidi"/>
-                <w:sz w:val="17"/>
-                <w:lang w:val="fr-FR"/>
-              </w:rPr>
-              <w:t xml:space="preserve">    reponse = session.post(URL_EXPORT, data={</w:t>
-            </w:r>
-          </w:p>
-          <w:p>
-            <w:pPr>
-              <w:spacing w:line="252" w:lineRule="auto"/>
-              <w:rPr>
-                <w:rFonts w:asciiTheme="majorBidi" w:hAnsiTheme="majorBidi" w:cstheme="majorBidi"/>
-                <w:lang w:val="fr-FR"/>
-              </w:rPr>
-            </w:pPr>
-            <w:r>
-              <w:rPr>
-                <w:rFonts w:asciiTheme="majorBidi" w:hAnsiTheme="majorBidi" w:cstheme="majorBidi"/>
-                <w:sz w:val="17"/>
-                <w:lang w:val="fr-FR"/>
-              </w:rPr>
-              <w:t xml:space="preserve">        "stations[]": id_station, "type_data": 2,</w:t>
-            </w:r>
-          </w:p>
-          <w:p>
-            <w:pPr>
-              <w:spacing w:line="252" w:lineRule="auto"/>
-              <w:rPr>
-                <w:rFonts w:asciiTheme="majorBidi" w:hAnsiTheme="majorBidi" w:cstheme="majorBidi"/>
-              </w:rPr>
-            </w:pPr>
-            <w:r>
-              <w:rPr>
-                <w:rFonts w:asciiTheme="majorBidi" w:hAnsiTheme="majorBidi" w:cstheme="majorBidi"/>
-                <w:sz w:val="17"/>
-                <w:lang w:val="fr-FR"/>
-              </w:rPr>
-              <w:t xml:space="preserve">        </w:t>
-            </w:r>
-            <w:r>
-              <w:rPr>
-                <w:rFonts w:asciiTheme="majorBidi" w:hAnsiTheme="majorBidi" w:cstheme="majorBidi"/>
-                <w:sz w:val="17"/>
-              </w:rPr>
-              <w:t>"date_start": date_debut, "date_end": date_fin,</w:t>
-            </w:r>
-          </w:p>
-          <w:p>
-            <w:pPr>
-              <w:spacing w:line="252" w:lineRule="auto"/>
-              <w:rPr>
-                <w:rFonts w:asciiTheme="majorBidi" w:hAnsiTheme="majorBidi" w:cstheme="majorBidi"/>
-              </w:rPr>
-            </w:pPr>
-            <w:r>
-              <w:rPr>
-                <w:rFonts w:asciiTheme="majorBidi" w:hAnsiTheme="majorBidi" w:cstheme="majorBidi"/>
-                <w:sz w:val="17"/>
-              </w:rPr>
-              <w:t xml:space="preserve">    }, headers={"X-Requested-With": "XMLHttpRequest"})</w:t>
-            </w:r>
-          </w:p>
-          <w:p>
-            <w:pPr>
-              <w:spacing w:line="252" w:lineRule="auto"/>
-              <w:rPr>
-                <w:rFonts w:asciiTheme="majorBidi" w:hAnsiTheme="majorBidi" w:cstheme="majorBidi"/>
-                <w:lang w:val="fr-FR"/>
-              </w:rPr>
-            </w:pPr>
-            <w:r>
-              <w:rPr>
-                <w:rFonts w:asciiTheme="majorBidi" w:hAnsiTheme="majorBidi" w:cstheme="majorBidi"/>
-                <w:sz w:val="17"/>
-              </w:rPr>
-              <w:t xml:space="preserve">    </w:t>
-            </w:r>
-            <w:r>
-              <w:rPr>
-                <w:rFonts w:asciiTheme="majorBidi" w:hAnsiTheme="majorBidi" w:cstheme="majorBidi"/>
-                <w:sz w:val="17"/>
-                <w:lang w:val="fr-FR"/>
-              </w:rPr>
-              <w:t>donnees_json = reponse.json()</w:t>
-            </w:r>
-          </w:p>
-          <w:p>
-            <w:pPr>
-              <w:spacing w:line="252" w:lineRule="auto"/>
-              <w:rPr>
-                <w:rFonts w:asciiTheme="majorBidi" w:hAnsiTheme="majorBidi" w:cstheme="majorBidi"/>
-                <w:lang w:val="fr-FR"/>
-              </w:rPr>
-            </w:pPr>
-            <w:r>
-              <w:rPr>
-                <w:rFonts w:asciiTheme="majorBidi" w:hAnsiTheme="majorBidi" w:cstheme="majorBidi"/>
-                <w:sz w:val="17"/>
-                <w:lang w:val="fr-FR"/>
-              </w:rPr>
-              <w:t xml:space="preserve">    contenu_fichier = base64.b64decode(donnees_json["file"].split(",", 1)[1])</w:t>
-            </w:r>
-          </w:p>
-          <w:p>
-            <w:pPr>
-              <w:spacing w:line="252" w:lineRule="auto"/>
-              <w:rPr>
-                <w:rFonts w:asciiTheme="majorBidi" w:hAnsiTheme="majorBidi" w:cstheme="majorBidi"/>
-              </w:rPr>
-            </w:pPr>
-            <w:r>
-              <w:rPr>
-                <w:rFonts w:asciiTheme="majorBidi" w:hAnsiTheme="majorBidi" w:cstheme="majorBidi"/>
-                <w:sz w:val="17"/>
-                <w:lang w:val="fr-FR"/>
-              </w:rPr>
-              <w:t xml:space="preserve">    </w:t>
-            </w:r>
-            <w:r>
-              <w:rPr>
-                <w:rFonts w:asciiTheme="majorBidi" w:hAnsiTheme="majorBidi" w:cstheme="majorBidi"/>
-                <w:sz w:val="17"/>
-              </w:rPr>
-              <w:t>return io.BytesIO(contenu_fichier)</w:t>
             </w:r>
           </w:p>
         </w:tc>
@@ -7333,14 +9253,14 @@
           <w:lang w:val="fr-FR"/>
         </w:rPr>
       </w:pPr>
-      <w:bookmarkStart w:id="31" w:name="_Toc235311131"/>
+      <w:bookmarkStart w:id="30" w:name="_Toc235449945"/>
       <w:r>
         <w:rPr>
           <w:lang w:val="fr-FR"/>
         </w:rPr>
         <w:t>4.4 Module Gestion des stations</w:t>
       </w:r>
-      <w:bookmarkEnd w:id="31"/>
+      <w:bookmarkEnd w:id="30"/>
     </w:p>
     <w:p>
       <w:pPr>
@@ -7474,14 +9394,14 @@
           <w:lang w:val="fr-FR"/>
         </w:rPr>
       </w:pPr>
-      <w:bookmarkStart w:id="32" w:name="_Toc235311132"/>
+      <w:bookmarkStart w:id="31" w:name="_Toc235449946"/>
       <w:r>
         <w:rPr>
           <w:lang w:val="fr-FR"/>
         </w:rPr>
         <w:t>4.5 Module Indicateurs agroclimatiques</w:t>
       </w:r>
-      <w:bookmarkEnd w:id="32"/>
+      <w:bookmarkEnd w:id="31"/>
     </w:p>
     <w:p>
       <w:pPr>
@@ -7498,6 +9418,12 @@
           <w:lang w:val="fr-FR"/>
         </w:rPr>
         <w:t xml:space="preserve">Le calcul des indicateurs journaliers (service calcul_indicateurs.py) est exécuté automatiquement chaque jour pour chaque station : cumuls de pluie sur 7 jours, 30 jours et depuis le début de la campagne agricole, cumul d'évapotranspiration de référence (ETo) sur 7 jours, bilan hydrique (différence entre pluie et ETo cumulées), nombre de jours consécutifs sans pluie, détection de gel (température minimale négative), détection de stress thermique (température maximale supérieure à </w:t>
+      </w:r>
+      <w:r>
+        <w:rPr>
+          <w:rFonts w:asciiTheme="majorBidi" w:hAnsiTheme="majorBidi" w:cstheme="majorBidi"/>
+          <w:lang w:val="fr-FR"/>
+        </w:rPr>
         <w:lastRenderedPageBreak/>
         <w:t>38°C), et degrés-jours de croissance (GDD, base 10°C) journaliers et cumulés sur la saison. Pour des raisons de performance, seuls les indicateurs des 45 derniers jours sont retraités quotidiennement, les indicateurs plus anciens étant considérés comme stables — un compromis entre fraîcheur des données et temps de calcul au démarrage.</w:t>
       </w:r>
@@ -7571,21 +9497,6 @@
               <w:spacing w:line="252" w:lineRule="auto"/>
               <w:rPr>
                 <w:rFonts w:asciiTheme="majorBidi" w:hAnsiTheme="majorBidi" w:cstheme="majorBidi"/>
-              </w:rPr>
-            </w:pPr>
-            <w:r>
-              <w:rPr>
-                <w:rFonts w:asciiTheme="majorBidi" w:hAnsiTheme="majorBidi" w:cstheme="majorBidi"/>
-                <w:sz w:val="17"/>
-              </w:rPr>
-              <w:t>df["cumul_eto_7j"] = df["eto"].rolling(window=7, min_periods=1).sum()</w:t>
-            </w:r>
-          </w:p>
-          <w:p>
-            <w:pPr>
-              <w:spacing w:line="252" w:lineRule="auto"/>
-              <w:rPr>
-                <w:rFonts w:asciiTheme="majorBidi" w:hAnsiTheme="majorBidi" w:cstheme="majorBidi"/>
                 <w:lang w:val="fr-FR"/>
               </w:rPr>
             </w:pPr>
@@ -7603,40 +9514,6 @@
               <w:spacing w:line="252" w:lineRule="auto"/>
               <w:rPr>
                 <w:rFonts w:asciiTheme="majorBidi" w:hAnsiTheme="majorBidi" w:cstheme="majorBidi"/>
-                <w:lang w:val="fr-FR"/>
-              </w:rPr>
-            </w:pPr>
-            <w:r>
-              <w:rPr>
-                <w:rFonts w:asciiTheme="majorBidi" w:hAnsiTheme="majorBidi" w:cstheme="majorBidi"/>
-                <w:sz w:val="17"/>
-                <w:lang w:val="fr-FR"/>
-              </w:rPr>
-              <w:t xml:space="preserve"> </w:t>
-            </w:r>
-          </w:p>
-          <w:p>
-            <w:pPr>
-              <w:spacing w:line="252" w:lineRule="auto"/>
-              <w:rPr>
-                <w:rFonts w:asciiTheme="majorBidi" w:hAnsiTheme="majorBidi" w:cstheme="majorBidi"/>
-                <w:lang w:val="fr-FR"/>
-              </w:rPr>
-            </w:pPr>
-            <w:r>
-              <w:rPr>
-                <w:rFonts w:asciiTheme="majorBidi" w:hAnsiTheme="majorBidi" w:cstheme="majorBidi"/>
-                <w:sz w:val="17"/>
-                <w:lang w:val="fr-FR"/>
-              </w:rPr>
-              <w:t># Gel et stress thermique</w:t>
-            </w:r>
-          </w:p>
-          <w:p>
-            <w:pPr>
-              <w:spacing w:line="252" w:lineRule="auto"/>
-              <w:rPr>
-                <w:rFonts w:asciiTheme="majorBidi" w:hAnsiTheme="majorBidi" w:cstheme="majorBidi"/>
               </w:rPr>
             </w:pPr>
             <w:r>
@@ -7660,53 +9537,6 @@
                 <w:sz w:val="17"/>
               </w:rPr>
               <w:t>df["stress_thermique"] = df["temp_max"] &gt; 38</w:t>
-            </w:r>
-          </w:p>
-          <w:p>
-            <w:pPr>
-              <w:spacing w:line="252" w:lineRule="auto"/>
-              <w:rPr>
-                <w:rFonts w:asciiTheme="majorBidi" w:hAnsiTheme="majorBidi" w:cstheme="majorBidi"/>
-              </w:rPr>
-            </w:pPr>
-            <w:r>
-              <w:rPr>
-                <w:rFonts w:asciiTheme="majorBidi" w:hAnsiTheme="majorBidi" w:cstheme="majorBidi"/>
-                <w:sz w:val="17"/>
-              </w:rPr>
-              <w:t xml:space="preserve"> </w:t>
-            </w:r>
-          </w:p>
-          <w:p>
-            <w:pPr>
-              <w:spacing w:line="252" w:lineRule="auto"/>
-              <w:rPr>
-                <w:rFonts w:asciiTheme="majorBidi" w:hAnsiTheme="majorBidi" w:cstheme="majorBidi"/>
-                <w:lang w:val="fr-FR"/>
-              </w:rPr>
-            </w:pPr>
-            <w:r>
-              <w:rPr>
-                <w:rFonts w:asciiTheme="majorBidi" w:hAnsiTheme="majorBidi" w:cstheme="majorBidi"/>
-                <w:sz w:val="17"/>
-                <w:lang w:val="fr-FR"/>
-              </w:rPr>
-              <w:t># Degrés-jours de croissance (GDD), cumulés depuis le début de saison</w:t>
-            </w:r>
-          </w:p>
-          <w:p>
-            <w:pPr>
-              <w:spacing w:line="252" w:lineRule="auto"/>
-              <w:rPr>
-                <w:rFonts w:asciiTheme="majorBidi" w:hAnsiTheme="majorBidi" w:cstheme="majorBidi"/>
-              </w:rPr>
-            </w:pPr>
-            <w:r>
-              <w:rPr>
-                <w:rFonts w:asciiTheme="majorBidi" w:hAnsiTheme="majorBidi" w:cstheme="majorBidi"/>
-                <w:sz w:val="17"/>
-              </w:rPr>
-              <w:t>df["gdd_jour"] = (df["temp_moy"] - TEMP_BASE_GDD).clip(lower=0)</w:t>
             </w:r>
           </w:p>
         </w:tc>
@@ -7861,14 +9691,14 @@
           <w:lang w:val="fr-FR"/>
         </w:rPr>
       </w:pPr>
-      <w:bookmarkStart w:id="33" w:name="_Toc235311133"/>
+      <w:bookmarkStart w:id="32" w:name="_Toc235449947"/>
       <w:r>
         <w:rPr>
           <w:lang w:val="fr-FR"/>
         </w:rPr>
         <w:t>4.6 Module Graphiques</w:t>
       </w:r>
-      <w:bookmarkEnd w:id="33"/>
+      <w:bookmarkEnd w:id="32"/>
     </w:p>
     <w:p>
       <w:pPr>
@@ -8031,14 +9861,14 @@
           <w:lang w:val="fr-FR"/>
         </w:rPr>
       </w:pPr>
-      <w:bookmarkStart w:id="34" w:name="_Toc235311134"/>
+      <w:bookmarkStart w:id="33" w:name="_Toc235449948"/>
       <w:r>
         <w:rPr>
           <w:lang w:val="fr-FR"/>
         </w:rPr>
         <w:t>4.7 Module Rapports</w:t>
       </w:r>
-      <w:bookmarkEnd w:id="34"/>
+      <w:bookmarkEnd w:id="33"/>
     </w:p>
     <w:p>
       <w:pPr>
@@ -8242,7 +10072,7 @@
                 <w:sz w:val="17"/>
                 <w:lang w:val="fr-FR"/>
               </w:rPr>
-              <w:t xml:space="preserve">def _cumul_station_periode(session, station_id, jour_debut, jour_fin):</w:t>
+              <w:t>def _cumul_station_periode(session, station_id, jour_debut, jour_fin):</w:t>
             </w:r>
           </w:p>
           <w:p>
@@ -8352,7 +10182,6 @@
               <w:spacing w:line="252" w:lineRule="auto"/>
               <w:rPr>
                 <w:rFonts w:asciiTheme="majorBidi" w:hAnsiTheme="majorBidi" w:cstheme="majorBidi"/>
-                <w:lang w:val="fr-FR"/>
               </w:rPr>
             </w:pPr>
             <w:r>
@@ -8361,7 +10190,14 @@
                 <w:sz w:val="17"/>
                 <w:lang w:val="fr-FR"/>
               </w:rPr>
-              <w:t xml:space="preserve">    return float(total) if total is not None else 0.0</w:t>
+              <w:t xml:space="preserve">    </w:t>
+            </w:r>
+            <w:r>
+              <w:rPr>
+                <w:rFonts w:asciiTheme="majorBidi" w:hAnsiTheme="majorBidi" w:cstheme="majorBidi"/>
+                <w:sz w:val="17"/>
+              </w:rPr>
+              <w:t>return float(total) if total is not None else 0.0</w:t>
             </w:r>
           </w:p>
         </w:tc>
@@ -8389,6 +10225,7 @@
         <w:spacing w:after="40"/>
         <w:rPr>
           <w:rFonts w:asciiTheme="majorBidi" w:hAnsiTheme="majorBidi" w:cstheme="majorBidi"/>
+          <w:lang w:val="fr-FR"/>
         </w:rPr>
       </w:pPr>
     </w:p>
@@ -8406,6 +10243,7 @@
           <w:noProof/>
           <w:lang w:val="fr-FR" w:eastAsia="fr-FR"/>
         </w:rPr>
+        <w:lastRenderedPageBreak/>
         <w:drawing>
           <wp:inline distT="0" distB="0" distL="0" distR="0" wp14:anchorId="2AFA4368" wp14:editId="5DF8A86C">
             <wp:extent cx="5760720" cy="3070860"/>
@@ -8524,7 +10362,6 @@
           <w:noProof/>
           <w:lang w:val="fr-FR" w:eastAsia="fr-FR"/>
         </w:rPr>
-        <w:lastRenderedPageBreak/>
         <w:drawing>
           <wp:inline distT="0" distB="0" distL="0" distR="0">
             <wp:extent cx="5760720" cy="4074160"/>
@@ -8640,6 +10477,7 @@
           <w:noProof/>
           <w:lang w:val="fr-FR" w:eastAsia="fr-FR"/>
         </w:rPr>
+        <w:lastRenderedPageBreak/>
         <w:drawing>
           <wp:inline distT="0" distB="0" distL="0" distR="0" wp14:anchorId="7C509C04" wp14:editId="3B7E407C">
             <wp:extent cx="5760720" cy="4074160"/>
@@ -8756,14 +10594,14 @@
           <w:lang w:val="fr-FR"/>
         </w:rPr>
       </w:pPr>
-      <w:bookmarkStart w:id="36" w:name="_Toc235311136"/>
+      <w:bookmarkStart w:id="34" w:name="_Toc235449949"/>
       <w:r>
         <w:rPr>
           <w:lang w:val="fr-FR"/>
         </w:rPr>
         <w:t>4.8 Module Indicateurs — détection d'anomalies (IA)</w:t>
       </w:r>
-      <w:bookmarkEnd w:id="36"/>
+      <w:bookmarkEnd w:id="34"/>
     </w:p>
     <w:p>
       <w:pPr>
@@ -8779,9 +10617,7 @@
           <w:rFonts w:asciiTheme="majorBidi" w:hAnsiTheme="majorBidi" w:cstheme="majorBidi"/>
           <w:lang w:val="fr-FR"/>
         </w:rPr>
-        <w:t xml:space="preserve">En complément des règles de plausibilité physique déjà appliquées à l'import, un modèle Isolation Forest signale, sur la page Indicateurs, les journées dont la combinaison de variables mesurées s'écarte statistiquement du comportement habituel de la station, offrant une aide supplémentaire à la détection de pannes de capteurs ou d'événements climatiques inhabituels. Les mesures sont scorées par </w:t>
-        <w:lastRenderedPageBreak/>
-        <w:t>detecter_anomalies_mesures(), qui retourne les mesures classées anormales (predict() == -1) triées de la plus suspecte à la moins suspecte selon le score de décision du modèle.</w:t>
+        <w:t>En complément des règles de plausibilité physique déjà appliquées à l'import, un modèle Isolation Forest signale, sur la page Indicateurs, les journées dont la combinaison de variables mesurées s'écarte statistiquement du comportement habituel de la station, offrant une aide supplémentaire à la détection de pannes de capteurs ou d'événements climatiques inhabituels. Les mesures sont scorées par detecter_anomalies_mesures(), qui retourne les mesures classées anormales (predict() == -1) triées de la plus suspecte à la moins suspecte selon le score de décision du modèle.</w:t>
       </w:r>
     </w:p>
     <w:p>
@@ -8799,6 +10635,7 @@
           <w:noProof/>
           <w:lang w:val="fr-FR" w:eastAsia="fr-FR"/>
         </w:rPr>
+        <w:lastRenderedPageBreak/>
         <w:drawing>
           <wp:inline distT="0" distB="0" distL="0" distR="0" wp14:anchorId="3D1893D1" wp14:editId="72EB8739">
             <wp:extent cx="5760720" cy="3089275"/>
@@ -8900,14 +10737,14 @@
           <w:lang w:val="fr-FR"/>
         </w:rPr>
       </w:pPr>
-      <w:bookmarkStart w:id="37" w:name="_Toc235311137"/>
+      <w:bookmarkStart w:id="35" w:name="_Toc235449950"/>
       <w:r>
         <w:rPr>
           <w:lang w:val="fr-FR"/>
         </w:rPr>
         <w:t>4.9 Module Utilisateurs et sécurité</w:t>
       </w:r>
-      <w:bookmarkEnd w:id="37"/>
+      <w:bookmarkEnd w:id="35"/>
     </w:p>
     <w:p>
       <w:pPr>
@@ -9042,7 +10879,7 @@
           <w:lang w:val="fr-FR"/>
         </w:rPr>
       </w:pPr>
-      <w:bookmarkStart w:id="38" w:name="_Toc235311138"/>
+      <w:bookmarkStart w:id="36" w:name="_Toc235449951"/>
       <w:r>
         <w:rPr>
           <w:lang w:val="fr-FR"/>
@@ -9050,7 +10887,7 @@
         <w:lastRenderedPageBreak/>
         <w:t>4.10 Module Sauvegarde</w:t>
       </w:r>
-      <w:bookmarkEnd w:id="38"/>
+      <w:bookmarkEnd w:id="36"/>
     </w:p>
     <w:p>
       <w:pPr>
@@ -9108,14 +10945,12 @@
               <w:spacing w:line="252" w:lineRule="auto"/>
               <w:rPr>
                 <w:rFonts w:asciiTheme="majorBidi" w:hAnsiTheme="majorBidi" w:cstheme="majorBidi"/>
-                <w:lang w:val="fr-FR"/>
               </w:rPr>
             </w:pPr>
             <w:r>
               <w:rPr>
                 <w:rFonts w:asciiTheme="majorBidi" w:hAnsiTheme="majorBidi" w:cstheme="majorBidi"/>
                 <w:sz w:val="17"/>
-                <w:lang w:val="fr-FR"/>
               </w:rPr>
               <w:t>def trouver_pg_dump():</w:t>
             </w:r>
@@ -9125,63 +10960,6 @@
               <w:spacing w:line="252" w:lineRule="auto"/>
               <w:rPr>
                 <w:rFonts w:asciiTheme="majorBidi" w:hAnsiTheme="majorBidi" w:cstheme="majorBidi"/>
-                <w:lang w:val="fr-FR"/>
-              </w:rPr>
-            </w:pPr>
-            <w:r>
-              <w:rPr>
-                <w:rFonts w:asciiTheme="majorBidi" w:hAnsiTheme="majorBidi" w:cstheme="majorBidi"/>
-                <w:sz w:val="17"/>
-                <w:lang w:val="fr-FR"/>
-              </w:rPr>
-              <w:t xml:space="preserve">    chemin_env = os.getenv("PG_DUMP_PATH")</w:t>
-            </w:r>
-          </w:p>
-          <w:p>
-            <w:pPr>
-              <w:spacing w:line="252" w:lineRule="auto"/>
-              <w:rPr>
-                <w:rFonts w:asciiTheme="majorBidi" w:hAnsiTheme="majorBidi" w:cstheme="majorBidi"/>
-                <w:lang w:val="fr-FR"/>
-              </w:rPr>
-            </w:pPr>
-            <w:r>
-              <w:rPr>
-                <w:rFonts w:asciiTheme="majorBidi" w:hAnsiTheme="majorBidi" w:cstheme="majorBidi"/>
-                <w:sz w:val="17"/>
-                <w:lang w:val="fr-FR"/>
-              </w:rPr>
-              <w:t xml:space="preserve">    if chemin_env and os.path.exists(chemin_env):</w:t>
-            </w:r>
-          </w:p>
-          <w:p>
-            <w:pPr>
-              <w:spacing w:line="252" w:lineRule="auto"/>
-              <w:rPr>
-                <w:rFonts w:asciiTheme="majorBidi" w:hAnsiTheme="majorBidi" w:cstheme="majorBidi"/>
-              </w:rPr>
-            </w:pPr>
-            <w:r>
-              <w:rPr>
-                <w:rFonts w:asciiTheme="majorBidi" w:hAnsiTheme="majorBidi" w:cstheme="majorBidi"/>
-                <w:sz w:val="17"/>
-                <w:lang w:val="fr-FR"/>
-              </w:rPr>
-              <w:t xml:space="preserve">        </w:t>
-            </w:r>
-            <w:r>
-              <w:rPr>
-                <w:rFonts w:asciiTheme="majorBidi" w:hAnsiTheme="majorBidi" w:cstheme="majorBidi"/>
-                <w:sz w:val="17"/>
-              </w:rPr>
-              <w:t>return chemin_env</w:t>
-            </w:r>
-          </w:p>
-          <w:p>
-            <w:pPr>
-              <w:spacing w:line="252" w:lineRule="auto"/>
-              <w:rPr>
-                <w:rFonts w:asciiTheme="majorBidi" w:hAnsiTheme="majorBidi" w:cstheme="majorBidi"/>
               </w:rPr>
             </w:pPr>
             <w:r>
@@ -9204,7 +10982,7 @@
                 <w:rFonts w:asciiTheme="majorBidi" w:hAnsiTheme="majorBidi" w:cstheme="majorBidi"/>
                 <w:sz w:val="17"/>
               </w:rPr>
-              <w:t xml:space="preserve">    if os.path.isdir(base):</w:t>
+              <w:t xml:space="preserve">    for version in sorted(os.listdir(base), reverse=True):</w:t>
             </w:r>
           </w:p>
           <w:p>
@@ -9212,6 +10990,7 @@
               <w:spacing w:line="252" w:lineRule="auto"/>
               <w:rPr>
                 <w:rFonts w:asciiTheme="majorBidi" w:hAnsiTheme="majorBidi" w:cstheme="majorBidi"/>
+                <w:lang w:val="fr-FR"/>
               </w:rPr>
             </w:pPr>
             <w:r>
@@ -9219,7 +10998,15 @@
                 <w:rFonts w:asciiTheme="majorBidi" w:hAnsiTheme="majorBidi" w:cstheme="majorBidi"/>
                 <w:sz w:val="17"/>
               </w:rPr>
-              <w:t xml:space="preserve">        for version in sorted(os.listdir(base), reverse=True):</w:t>
+              <w:t xml:space="preserve">        </w:t>
+            </w:r>
+            <w:r>
+              <w:rPr>
+                <w:rFonts w:asciiTheme="majorBidi" w:hAnsiTheme="majorBidi" w:cstheme="majorBidi"/>
+                <w:sz w:val="17"/>
+                <w:lang w:val="fr-FR"/>
+              </w:rPr>
+              <w:t>chemin = os.path.join(base, version, "bin", "pg_dump.exe")</w:t>
             </w:r>
           </w:p>
           <w:p>
@@ -9227,23 +11014,22 @@
               <w:spacing w:line="252" w:lineRule="auto"/>
               <w:rPr>
                 <w:rFonts w:asciiTheme="majorBidi" w:hAnsiTheme="majorBidi" w:cstheme="majorBidi"/>
-                <w:lang w:val="fr-FR"/>
               </w:rPr>
             </w:pPr>
             <w:r>
               <w:rPr>
                 <w:rFonts w:asciiTheme="majorBidi" w:hAnsiTheme="majorBidi" w:cstheme="majorBidi"/>
                 <w:sz w:val="17"/>
-              </w:rPr>
-              <w:t xml:space="preserve">            </w:t>
+                <w:lang w:val="fr-FR"/>
+              </w:rPr>
+              <w:t xml:space="preserve">        </w:t>
             </w:r>
             <w:r>
               <w:rPr>
                 <w:rFonts w:asciiTheme="majorBidi" w:hAnsiTheme="majorBidi" w:cstheme="majorBidi"/>
                 <w:sz w:val="17"/>
-                <w:lang w:val="fr-FR"/>
-              </w:rPr>
-              <w:t>chemin_possible = os.path.join(base, version, "bin", "pg_dump.exe")</w:t>
+              </w:rPr>
+              <w:t>if os.path.exists(chemin):</w:t>
             </w:r>
           </w:p>
           <w:p>
@@ -9251,13 +11037,13 @@
               <w:spacing w:line="252" w:lineRule="auto"/>
               <w:rPr>
                 <w:rFonts w:asciiTheme="majorBidi" w:hAnsiTheme="majorBidi" w:cstheme="majorBidi"/>
+                <w:lang w:val="fr-FR"/>
               </w:rPr>
             </w:pPr>
             <w:r>
               <w:rPr>
                 <w:rFonts w:asciiTheme="majorBidi" w:hAnsiTheme="majorBidi" w:cstheme="majorBidi"/>
                 <w:sz w:val="17"/>
-                <w:lang w:val="fr-FR"/>
               </w:rPr>
               <w:t xml:space="preserve">            </w:t>
             </w:r>
@@ -9265,32 +11051,9 @@
               <w:rPr>
                 <w:rFonts w:asciiTheme="majorBidi" w:hAnsiTheme="majorBidi" w:cstheme="majorBidi"/>
                 <w:sz w:val="17"/>
-              </w:rPr>
-              <w:t>if os.path.exists(chemin_possible):</w:t>
-            </w:r>
-          </w:p>
-          <w:p>
-            <w:pPr>
-              <w:spacing w:line="252" w:lineRule="auto"/>
-              <w:rPr>
-                <w:rFonts w:asciiTheme="majorBidi" w:hAnsiTheme="majorBidi" w:cstheme="majorBidi"/>
                 <w:lang w:val="fr-FR"/>
               </w:rPr>
-            </w:pPr>
-            <w:r>
-              <w:rPr>
-                <w:rFonts w:asciiTheme="majorBidi" w:hAnsiTheme="majorBidi" w:cstheme="majorBidi"/>
-                <w:sz w:val="17"/>
-              </w:rPr>
-              <w:t xml:space="preserve">                </w:t>
-            </w:r>
-            <w:r>
-              <w:rPr>
-                <w:rFonts w:asciiTheme="majorBidi" w:hAnsiTheme="majorBidi" w:cstheme="majorBidi"/>
-                <w:sz w:val="17"/>
-                <w:lang w:val="fr-FR"/>
-              </w:rPr>
-              <w:t>return chemin_possible</w:t>
+              <w:t>return chemin</w:t>
             </w:r>
           </w:p>
           <w:p>
@@ -9318,14 +11081,6 @@
                 <w:lang w:val="fr-FR"/>
               </w:rPr>
             </w:pPr>
-            <w:r>
-              <w:rPr>
-                <w:rFonts w:asciiTheme="majorBidi" w:hAnsiTheme="majorBidi" w:cstheme="majorBidi"/>
-                <w:sz w:val="17"/>
-                <w:lang w:val="fr-FR"/>
-              </w:rPr>
-              <w:t xml:space="preserve"> </w:t>
-            </w:r>
           </w:p>
           <w:p>
             <w:pPr>
@@ -9341,7 +11096,7 @@
                 <w:sz w:val="17"/>
                 <w:lang w:val="fr-FR"/>
               </w:rPr>
-              <w:t>def appliquer_retention(dossier, garder=RETENTION_SAUVEGARDES, log=print):</w:t>
+              <w:t>def appliquer_retention(dossier, garder=RETENTION_SAUVEGARDES):</w:t>
             </w:r>
           </w:p>
           <w:p>
@@ -9366,6 +11121,7 @@
               <w:spacing w:line="252" w:lineRule="auto"/>
               <w:rPr>
                 <w:rFonts w:asciiTheme="majorBidi" w:hAnsiTheme="majorBidi" w:cstheme="majorBidi"/>
+                <w:lang w:val="fr-FR"/>
               </w:rPr>
             </w:pPr>
             <w:r>
@@ -9374,14 +11130,7 @@
                 <w:sz w:val="17"/>
                 <w:lang w:val="fr-FR"/>
               </w:rPr>
-              <w:t xml:space="preserve">    </w:t>
-            </w:r>
-            <w:r>
-              <w:rPr>
-                <w:rFonts w:asciiTheme="majorBidi" w:hAnsiTheme="majorBidi" w:cstheme="majorBidi"/>
-                <w:sz w:val="17"/>
-              </w:rPr>
-              <w:t>for chemin in fichiers[:-garder]:</w:t>
+              <w:t xml:space="preserve">    for chemin in fichiers[:-garder]:</w:t>
             </w:r>
           </w:p>
           <w:p>
@@ -9389,12 +11138,14 @@
               <w:spacing w:line="252" w:lineRule="auto"/>
               <w:rPr>
                 <w:rFonts w:asciiTheme="majorBidi" w:hAnsiTheme="majorBidi" w:cstheme="majorBidi"/>
+                <w:lang w:val="fr-FR"/>
               </w:rPr>
             </w:pPr>
             <w:r>
               <w:rPr>
                 <w:rFonts w:asciiTheme="majorBidi" w:hAnsiTheme="majorBidi" w:cstheme="majorBidi"/>
                 <w:sz w:val="17"/>
+                <w:lang w:val="fr-FR"/>
               </w:rPr>
               <w:t xml:space="preserve">        os.remove(chemin)</w:t>
             </w:r>
@@ -9549,16 +11300,17 @@
           <w:lang w:val="fr-FR"/>
         </w:rPr>
       </w:pPr>
-      <w:bookmarkStart w:id="40" w:name="_Toc900000013"/>
-      <w:bookmarkStart w:id="41" w:name="_Toc235311140"/>
-      <w:r>
-        <w:rPr>
-          <w:lang w:val="fr-FR"/>
-        </w:rPr>
+      <w:bookmarkStart w:id="37" w:name="_Toc900000013"/>
+      <w:bookmarkStart w:id="38" w:name="_Toc235449952"/>
+      <w:r>
+        <w:rPr>
+          <w:lang w:val="fr-FR"/>
+        </w:rPr>
+        <w:lastRenderedPageBreak/>
         <w:t>4.11 Packaging et distribution (exécutable Windows)</w:t>
       </w:r>
-      <w:bookmarkEnd w:id="40"/>
-      <w:bookmarkEnd w:id="41"/>
+      <w:bookmarkEnd w:id="37"/>
+      <w:bookmarkEnd w:id="38"/>
     </w:p>
     <w:p>
       <w:pPr>
@@ -9693,7 +11445,6 @@
           <w:rFonts w:asciiTheme="majorBidi" w:hAnsiTheme="majorBidi" w:cstheme="majorBidi"/>
           <w:lang w:val="fr-FR"/>
         </w:rPr>
-        <w:lastRenderedPageBreak/>
         <w:t>Le fichier .env (identifiants de connexion, configuration SMTP) ainsi que les dossiers assets/ et ML/ (modèle de détection d'anomalies) restent volontairement externes à l'exécutable plutôt qu'intégrés : le premier pour ne jamais diffuser d'identifiants dans un binaire partagé, les seconds pour rester modifiables (mise à jour du modèle, du logo) sans nécessiter de reconstruire l'exécutable. La distribution se fait donc sous la forme d'un dossier contenant l'exécutable accompagné de ces éléments, à l'image d'une application portable.</w:t>
       </w:r>
     </w:p>
@@ -9711,6 +11462,7 @@
           <w:rFonts w:asciiTheme="majorBidi" w:hAnsiTheme="majorBidi" w:cstheme="majorBidi"/>
           <w:lang w:val="fr-FR"/>
         </w:rPr>
+        <w:lastRenderedPageBreak/>
         <w:t>Le mode de packaging a également été reconsidéré : le format « onefile » initial, seul fichier exécutable, doit se décompresser intégralement dans un nouveau dossier temporaire à chaque lancement, ce qui a d'abord été suspecté de causer la lenteur observée à l'ouverture de la page Indicateurs (l'antivirus rescannant des centaines de fichiers de bibliothèques scientifiques comme neufs à chaque démarrage). Le passage au format « onedir » (fichiers extraits une fois pour toutes à côté de l'exécutable) n'a cependant pas résolu le problème, ce qui a permis d'écarter cette hypothèse et d'orienter l'investigation vers la véritable cause, décrite ci-dessus (scikit-learn non embarqué) ; le format onedir a néanmoins été conservé, l'application étant de toute façon distribuée sous forme de dossier plutôt que de fichier unique.</w:t>
       </w:r>
     </w:p>
@@ -9762,7 +11514,7 @@
           <w:lang w:val="fr-FR"/>
         </w:rPr>
       </w:pPr>
-      <w:bookmarkStart w:id="42" w:name="_Toc235311141"/>
+      <w:bookmarkStart w:id="39" w:name="_Toc235449953"/>
       <w:r>
         <w:rPr>
           <w:lang w:val="fr-FR"/>
@@ -9770,7 +11522,7 @@
         <w:lastRenderedPageBreak/>
         <w:t>Chapitre 5 — Tests et validation</w:t>
       </w:r>
-      <w:bookmarkEnd w:id="42"/>
+      <w:bookmarkEnd w:id="39"/>
     </w:p>
     <w:p>
       <w:pPr>
@@ -9779,14 +11531,14 @@
           <w:lang w:val="fr-FR"/>
         </w:rPr>
       </w:pPr>
-      <w:bookmarkStart w:id="43" w:name="_Toc235311142"/>
+      <w:bookmarkStart w:id="40" w:name="_Toc235449954"/>
       <w:r>
         <w:rPr>
           <w:lang w:val="fr-FR"/>
         </w:rPr>
         <w:t>5.1 Démarche de test</w:t>
       </w:r>
-      <w:bookmarkEnd w:id="43"/>
+      <w:bookmarkEnd w:id="40"/>
     </w:p>
     <w:p>
       <w:pPr>
@@ -9809,11 +11561,11 @@
       <w:pPr>
         <w:pStyle w:val="Titre2"/>
       </w:pPr>
-      <w:bookmarkStart w:id="44" w:name="_Toc235311143"/>
+      <w:bookmarkStart w:id="41" w:name="_Toc235449955"/>
       <w:r>
         <w:t>5.2 Tests fonctionnels</w:t>
       </w:r>
-      <w:bookmarkEnd w:id="44"/>
+      <w:bookmarkEnd w:id="41"/>
     </w:p>
     <w:p>
       <w:pPr>
@@ -9958,14 +11710,14 @@
           <w:lang w:val="fr-FR"/>
         </w:rPr>
       </w:pPr>
-      <w:bookmarkStart w:id="45" w:name="_Toc235311144"/>
+      <w:bookmarkStart w:id="42" w:name="_Toc235449956"/>
       <w:r>
         <w:rPr>
           <w:lang w:val="fr-FR"/>
         </w:rPr>
         <w:t>5.3 Validation des modèles d'apprentissage automatique</w:t>
       </w:r>
-      <w:bookmarkEnd w:id="45"/>
+      <w:bookmarkEnd w:id="42"/>
     </w:p>
     <w:p>
       <w:pPr>
@@ -9988,11 +11740,11 @@
       <w:pPr>
         <w:pStyle w:val="Titre2"/>
       </w:pPr>
-      <w:bookmarkStart w:id="46" w:name="_Toc235311145"/>
+      <w:bookmarkStart w:id="43" w:name="_Toc235449957"/>
       <w:r>
         <w:t>5.4 Limites identifiées</w:t>
       </w:r>
-      <w:bookmarkEnd w:id="46"/>
+      <w:bookmarkEnd w:id="43"/>
     </w:p>
     <w:p>
       <w:pPr>
@@ -10059,7 +11811,15 @@
           <w:rFonts w:asciiTheme="majorBidi" w:hAnsiTheme="majorBidi" w:cstheme="majorBidi"/>
           <w:lang w:val="fr-FR"/>
         </w:rPr>
-        <w:t>Une partie des journées importées comme « Prévision » ne sont en réalité jamais confirmées par le site source, y compris plusieurs années après leur import (vérifié directement en interrogeant à nouveau le site sur des dates anciennes) ; ces journées sont désormais exclues des indicateurs et rapports plutôt que traitées comme des mesures réelles, au prix d'une absence de donnée sur ces jours précis plutôt que d'une valeur erronée.</w:t>
+        <w:t xml:space="preserve">Une partie des journées importées comme « Prévision » ne sont en réalité jamais confirmées par le site source, y compris plusieurs années après leur import (vérifié directement en interrogeant à </w:t>
+      </w:r>
+      <w:r>
+        <w:rPr>
+          <w:rFonts w:asciiTheme="majorBidi" w:hAnsiTheme="majorBidi" w:cstheme="majorBidi"/>
+          <w:lang w:val="fr-FR"/>
+        </w:rPr>
+        <w:lastRenderedPageBreak/>
+        <w:t>nouveau le site sur des dates anciennes) ; ces journées sont désormais exclues des indicateurs et rapports plutôt que traitées comme des mesures réelles, au prix d'une absence de donnée sur ces jours précis plutôt que d'une valeur erronée.</w:t>
       </w:r>
     </w:p>
     <w:p>
@@ -10084,12 +11844,15 @@
           <w:lang w:val="fr-FR"/>
         </w:rPr>
       </w:pPr>
-      <w:r>
-        <w:rPr>
-          <w:lang w:val="fr-FR"/>
-        </w:rPr>
+      <w:bookmarkStart w:id="44" w:name="_Toc235449958"/>
+      <w:r>
+        <w:rPr>
+          <w:lang w:val="fr-FR"/>
+        </w:rPr>
+        <w:lastRenderedPageBreak/>
         <w:t>Chapitre 6 — Étude exploratoire : prévision météorologique par apprentissage automatique</w:t>
       </w:r>
+      <w:bookmarkEnd w:id="44"/>
     </w:p>
     <w:p>
       <w:pPr>
@@ -10112,21 +11875,19 @@
       <w:pPr>
         <w:pStyle w:val="Titre2"/>
         <w:rPr>
-          <w:rFonts w:asciiTheme="majorBidi" w:hAnsiTheme="majorBidi"/>
           <w:color w:val="auto"/>
           <w:lang w:val="fr-FR"/>
         </w:rPr>
       </w:pPr>
-      <w:bookmarkStart w:id="25" w:name="_Toc235311125"/>
-      <w:r>
-        <w:rPr>
-          <w:rFonts w:asciiTheme="majorBidi" w:hAnsiTheme="majorBidi"/>
+      <w:bookmarkStart w:id="45" w:name="_Toc235449959"/>
+      <w:r>
+        <w:rPr>
           <w:color w:val="auto"/>
           <w:lang w:val="fr-FR"/>
         </w:rPr>
         <w:t>6.1 Architecture du réseau LSTM</w:t>
       </w:r>
-      <w:bookmarkEnd w:id="25"/>
+      <w:bookmarkEnd w:id="45"/>
     </w:p>
     <w:p>
       <w:pPr>
@@ -10848,7 +12609,6 @@
           <w:sz w:val="20"/>
           <w:lang w:val="fr-FR"/>
         </w:rPr>
-        <w:lastRenderedPageBreak/>
         <w:t>Extrait 7 — ML/entrainer_lstm.py : construction du modèle</w:t>
       </w:r>
     </w:p>
@@ -10940,7 +12700,7 @@
                 <w:rFonts w:asciiTheme="majorBidi" w:hAnsiTheme="majorBidi" w:cstheme="majorBidi"/>
                 <w:sz w:val="17"/>
               </w:rPr>
-              <w:t xml:space="preserve"> </w:t>
+              <w:t xml:space="preserve">    embedding = layers.Flatten()(layers.Embedding(nb_stations, dim_embedding)(entree_station))</w:t>
             </w:r>
           </w:p>
           <w:p>
@@ -10950,13 +12710,6 @@
                 <w:rFonts w:asciiTheme="majorBidi" w:hAnsiTheme="majorBidi" w:cstheme="majorBidi"/>
               </w:rPr>
             </w:pPr>
-            <w:r>
-              <w:rPr>
-                <w:rFonts w:asciiTheme="majorBidi" w:hAnsiTheme="majorBidi" w:cstheme="majorBidi"/>
-                <w:sz w:val="17"/>
-              </w:rPr>
-              <w:t xml:space="preserve">    embedding_station = layers.Embedding(nb_stations, dim_embedding)(entree_station)</w:t>
-            </w:r>
           </w:p>
           <w:p>
             <w:pPr>
@@ -10970,36 +12723,7 @@
                 <w:rFonts w:asciiTheme="majorBidi" w:hAnsiTheme="majorBidi" w:cstheme="majorBidi"/>
                 <w:sz w:val="17"/>
               </w:rPr>
-              <w:t xml:space="preserve">    embedding_station = layers.Flatten()(embedding_station)</w:t>
-            </w:r>
-          </w:p>
-          <w:p>
-            <w:pPr>
-              <w:spacing w:line="252" w:lineRule="auto"/>
-              <w:rPr>
-                <w:rFonts w:asciiTheme="majorBidi" w:hAnsiTheme="majorBidi" w:cstheme="majorBidi"/>
-              </w:rPr>
-            </w:pPr>
-            <w:r>
-              <w:rPr>
-                <w:rFonts w:asciiTheme="majorBidi" w:hAnsiTheme="majorBidi" w:cstheme="majorBidi"/>
-                <w:sz w:val="17"/>
-              </w:rPr>
-              <w:t xml:space="preserve"> </w:t>
-            </w:r>
-          </w:p>
-          <w:p>
-            <w:pPr>
-              <w:spacing w:line="252" w:lineRule="auto"/>
-              <w:rPr>
-                <w:rFonts w:asciiTheme="majorBidi" w:hAnsiTheme="majorBidi" w:cstheme="majorBidi"/>
-              </w:rPr>
-            </w:pPr>
-            <w:r>
-              <w:rPr>
-                <w:rFonts w:asciiTheme="majorBidi" w:hAnsiTheme="majorBidi" w:cstheme="majorBidi"/>
-                <w:sz w:val="17"/>
-              </w:rPr>
+              <w:lastRenderedPageBreak/>
               <w:t xml:space="preserve">    x = layers.LSTM(unites_lstm, return_sequences=True)(entree_sequence)</w:t>
             </w:r>
           </w:p>
@@ -11030,22 +12754,7 @@
                 <w:rFonts w:asciiTheme="majorBidi" w:hAnsiTheme="majorBidi" w:cstheme="majorBidi"/>
                 <w:sz w:val="17"/>
               </w:rPr>
-              <w:t xml:space="preserve"> </w:t>
-            </w:r>
-          </w:p>
-          <w:p>
-            <w:pPr>
-              <w:spacing w:line="252" w:lineRule="auto"/>
-              <w:rPr>
-                <w:rFonts w:asciiTheme="majorBidi" w:hAnsiTheme="majorBidi" w:cstheme="majorBidi"/>
-              </w:rPr>
-            </w:pPr>
-            <w:r>
-              <w:rPr>
-                <w:rFonts w:asciiTheme="majorBidi" w:hAnsiTheme="majorBidi" w:cstheme="majorBidi"/>
-                <w:sz w:val="17"/>
-              </w:rPr>
-              <w:t xml:space="preserve">    x = layers.Concatenate()([x, embedding_station])</w:t>
+              <w:t xml:space="preserve">    x = layers.Concatenate()([x, embedding])</w:t>
             </w:r>
           </w:p>
           <w:p>
@@ -11075,21 +12784,6 @@
                 <w:rFonts w:asciiTheme="majorBidi" w:hAnsiTheme="majorBidi" w:cstheme="majorBidi"/>
                 <w:sz w:val="17"/>
               </w:rPr>
-              <w:t xml:space="preserve">    x = layers.Dropout(0.2)(x)</w:t>
-            </w:r>
-          </w:p>
-          <w:p>
-            <w:pPr>
-              <w:spacing w:line="252" w:lineRule="auto"/>
-              <w:rPr>
-                <w:rFonts w:asciiTheme="majorBidi" w:hAnsiTheme="majorBidi" w:cstheme="majorBidi"/>
-              </w:rPr>
-            </w:pPr>
-            <w:r>
-              <w:rPr>
-                <w:rFonts w:asciiTheme="majorBidi" w:hAnsiTheme="majorBidi" w:cstheme="majorBidi"/>
-                <w:sz w:val="17"/>
-              </w:rPr>
               <w:t xml:space="preserve">    sortie = layers.Dense(nb_cibles, name="cibles")(x)</w:t>
             </w:r>
           </w:p>
@@ -11105,52 +12799,7 @@
                 <w:rFonts w:asciiTheme="majorBidi" w:hAnsiTheme="majorBidi" w:cstheme="majorBidi"/>
                 <w:sz w:val="17"/>
               </w:rPr>
-              <w:t xml:space="preserve"> </w:t>
-            </w:r>
-          </w:p>
-          <w:p>
-            <w:pPr>
-              <w:spacing w:line="252" w:lineRule="auto"/>
-              <w:rPr>
-                <w:rFonts w:asciiTheme="majorBidi" w:hAnsiTheme="majorBidi" w:cstheme="majorBidi"/>
-              </w:rPr>
-            </w:pPr>
-            <w:r>
-              <w:rPr>
-                <w:rFonts w:asciiTheme="majorBidi" w:hAnsiTheme="majorBidi" w:cstheme="majorBidi"/>
-                <w:sz w:val="17"/>
-              </w:rPr>
-              <w:t xml:space="preserve">    modele = keras.Model(inputs=[entree_sequence, entree_station], outputs=sortie)</w:t>
-            </w:r>
-          </w:p>
-          <w:p>
-            <w:pPr>
-              <w:spacing w:line="252" w:lineRule="auto"/>
-              <w:rPr>
-                <w:rFonts w:asciiTheme="majorBidi" w:hAnsiTheme="majorBidi" w:cstheme="majorBidi"/>
-              </w:rPr>
-            </w:pPr>
-            <w:r>
-              <w:rPr>
-                <w:rFonts w:asciiTheme="majorBidi" w:hAnsiTheme="majorBidi" w:cstheme="majorBidi"/>
-                <w:sz w:val="17"/>
-              </w:rPr>
-              <w:t xml:space="preserve">    modele.compile(optimizer="adam", loss="mse", metrics=["mae"])</w:t>
-            </w:r>
-          </w:p>
-          <w:p>
-            <w:pPr>
-              <w:spacing w:line="252" w:lineRule="auto"/>
-              <w:rPr>
-                <w:rFonts w:asciiTheme="majorBidi" w:hAnsiTheme="majorBidi" w:cstheme="majorBidi"/>
-              </w:rPr>
-            </w:pPr>
-            <w:r>
-              <w:rPr>
-                <w:rFonts w:asciiTheme="majorBidi" w:hAnsiTheme="majorBidi" w:cstheme="majorBidi"/>
-                <w:sz w:val="17"/>
-              </w:rPr>
-              <w:t xml:space="preserve">    return modele</w:t>
+              <w:t xml:space="preserve">    return keras.Model(inputs=[entree_sequence, entree_station], outputs=sortie)</w:t>
             </w:r>
           </w:p>
         </w:tc>
@@ -11188,12 +12837,14 @@
           <w:lang w:val="fr-FR"/>
         </w:rPr>
       </w:pPr>
+      <w:bookmarkStart w:id="46" w:name="_Toc235449960"/>
       <w:r>
         <w:rPr>
           <w:lang w:val="fr-FR"/>
         </w:rPr>
         <w:t>6.2 Fonctionnement et choix de conception</w:t>
       </w:r>
+      <w:bookmarkEnd w:id="46"/>
     </w:p>
     <w:p>
       <w:pPr>
@@ -11251,16 +12902,14 @@
               <w:spacing w:line="252" w:lineRule="auto"/>
               <w:rPr>
                 <w:rFonts w:asciiTheme="majorBidi" w:hAnsiTheme="majorBidi" w:cstheme="majorBidi"/>
-                <w:lang w:val="fr-FR"/>
               </w:rPr>
             </w:pPr>
             <w:r>
               <w:rPr>
                 <w:rFonts w:asciiTheme="majorBidi" w:hAnsiTheme="majorBidi" w:cstheme="majorBidi"/>
                 <w:sz w:val="17"/>
-                <w:lang w:val="fr-FR"/>
-              </w:rPr>
-              <w:t xml:space="preserve">for i in range(1, len(mesures)):</w:t>
+              </w:rPr>
+              <w:t>for i in range(1, len(mesures)):</w:t>
             </w:r>
           </w:p>
           <w:p>
@@ -11275,9 +12924,16 @@
               <w:rPr>
                 <w:rFonts w:asciiTheme="majorBidi" w:hAnsiTheme="majorBidi" w:cstheme="majorBidi"/>
                 <w:sz w:val="17"/>
+              </w:rPr>
+              <w:t xml:space="preserve">    </w:t>
+            </w:r>
+            <w:r>
+              <w:rPr>
+                <w:rFonts w:asciiTheme="majorBidi" w:hAnsiTheme="majorBidi" w:cstheme="majorBidi"/>
+                <w:sz w:val="17"/>
                 <w:lang w:val="fr-FR"/>
               </w:rPr>
-              <w:t xml:space="preserve">    ecart = mesures[i].date_heure.date() - mesures[i - 1].date_heure.date()</w:t>
+              <w:t>ecart = mesures[i].date_heure.date() - mesures[i - 1].date_heure.date()</w:t>
             </w:r>
           </w:p>
           <w:p>
@@ -11322,13 +12978,22 @@
                 <w:lang w:val="fr-FR"/>
               </w:rPr>
             </w:pPr>
+          </w:p>
+          <w:p>
+            <w:pPr>
+              <w:spacing w:line="252" w:lineRule="auto"/>
+              <w:rPr>
+                <w:rFonts w:asciiTheme="majorBidi" w:hAnsiTheme="majorBidi" w:cstheme="majorBidi"/>
+                <w:lang w:val="fr-FR"/>
+              </w:rPr>
+            </w:pPr>
             <w:r>
               <w:rPr>
                 <w:rFonts w:asciiTheme="majorBidi" w:hAnsiTheme="majorBidi" w:cstheme="majorBidi"/>
                 <w:sz w:val="17"/>
                 <w:lang w:val="fr-FR"/>
               </w:rPr>
-              <w:t xml:space="preserve"/>
+              <w:t>X = np.array(valeurs, dtype=float)</w:t>
             </w:r>
           </w:p>
           <w:p>
@@ -11345,7 +13010,7 @@
                 <w:sz w:val="17"/>
                 <w:lang w:val="fr-FR"/>
               </w:rPr>
-              <w:t xml:space="preserve">X = np.array(valeurs, dtype=float)</w:t>
+              <w:t>X_norm = (X - moyenne) / ecart_type</w:t>
             </w:r>
           </w:p>
           <w:p>
@@ -11362,7 +13027,7 @@
                 <w:sz w:val="17"/>
                 <w:lang w:val="fr-FR"/>
               </w:rPr>
-              <w:t xml:space="preserve">X_norm = (X - moyenne) / ecart_type</w:t>
+              <w:t>X_norm = X_norm.reshape(1, taille_fenetre, len(colonnes_features))</w:t>
             </w:r>
           </w:p>
           <w:p>
@@ -11373,14 +13038,6 @@
                 <w:lang w:val="fr-FR"/>
               </w:rPr>
             </w:pPr>
-            <w:r>
-              <w:rPr>
-                <w:rFonts w:asciiTheme="majorBidi" w:hAnsiTheme="majorBidi" w:cstheme="majorBidi"/>
-                <w:sz w:val="17"/>
-                <w:lang w:val="fr-FR"/>
-              </w:rPr>
-              <w:t xml:space="preserve">X_norm = X_norm.reshape(1, taille_fenetre, len(colonnes_features))</w:t>
-            </w:r>
           </w:p>
           <w:p>
             <w:pPr>
@@ -11396,24 +13053,7 @@
                 <w:sz w:val="17"/>
                 <w:lang w:val="fr-FR"/>
               </w:rPr>
-              <w:t xml:space="preserve"/>
-            </w:r>
-          </w:p>
-          <w:p>
-            <w:pPr>
-              <w:spacing w:line="252" w:lineRule="auto"/>
-              <w:rPr>
-                <w:rFonts w:asciiTheme="majorBidi" w:hAnsiTheme="majorBidi" w:cstheme="majorBidi"/>
-                <w:lang w:val="fr-FR"/>
-              </w:rPr>
-            </w:pPr>
-            <w:r>
-              <w:rPr>
-                <w:rFonts w:asciiTheme="majorBidi" w:hAnsiTheme="majorBidi" w:cstheme="majorBidi"/>
-                <w:sz w:val="17"/>
-                <w:lang w:val="fr-FR"/>
-              </w:rPr>
-              <w:t xml:space="preserve">prediction = modele.predict(</w:t>
+              <w:t>prediction = modele.predict(</w:t>
             </w:r>
           </w:p>
           <w:p>
@@ -11447,7 +13087,7 @@
                 <w:sz w:val="17"/>
                 <w:lang w:val="fr-FR"/>
               </w:rPr>
-              <w:t xml:space="preserve">)[0]</w:t>
+              <w:t>)[0]</w:t>
             </w:r>
           </w:p>
         </w:tc>
@@ -11477,6 +13117,1368 @@
           <w:lang w:val="fr-FR"/>
         </w:rPr>
       </w:pPr>
+      <w:r>
+        <w:rPr>
+          <w:rFonts w:asciiTheme="majorBidi" w:hAnsiTheme="majorBidi" w:cstheme="majorBidi"/>
+          <w:lang w:val="fr-FR"/>
+        </w:rPr>
+        <w:br w:type="page"/>
+      </w:r>
+    </w:p>
+    <w:p>
+      <w:pPr>
+        <w:rPr>
+          <w:rFonts w:asciiTheme="majorBidi" w:hAnsiTheme="majorBidi" w:cstheme="majorBidi"/>
+          <w:lang w:val="fr-FR"/>
+        </w:rPr>
+      </w:pPr>
+      <w:r>
+        <w:rPr>
+          <w:rFonts w:asciiTheme="majorBidi" w:hAnsiTheme="majorBidi" w:cstheme="majorBidi"/>
+          <w:lang w:val="fr-FR"/>
+        </w:rPr>
+        <w:lastRenderedPageBreak/>
+        <w:t>Prévision J+1 (20/07/2026) obtenue en exécutant prevoir_station() pour chaque station active, à partir du modèle actuel :</w:t>
+      </w:r>
+    </w:p>
+    <w:tbl>
+      <w:tblPr>
+        <w:tblStyle w:val="Grilledutableau"/>
+        <w:tblW w:w="0" w:type="auto"/>
+        <w:jc w:val="center"/>
+        <w:tblLook w:val="04A0" w:firstRow="1" w:lastRow="0" w:firstColumn="1" w:lastColumn="0" w:noHBand="0" w:noVBand="1"/>
+      </w:tblPr>
+      <w:tblGrid>
+        <w:gridCol w:w="3196"/>
+        <w:gridCol w:w="1997"/>
+        <w:gridCol w:w="2198"/>
+        <w:gridCol w:w="1897"/>
+      </w:tblGrid>
+      <w:tr>
+        <w:trPr>
+          <w:jc w:val="center"/>
+        </w:trPr>
+        <w:tc>
+          <w:tcPr>
+            <w:tcW w:w="3200" w:type="dxa"/>
+          </w:tcPr>
+          <w:p>
+            <w:pPr>
+              <w:jc w:val="center"/>
+              <w:rPr>
+                <w:rFonts w:asciiTheme="majorBidi" w:hAnsiTheme="majorBidi" w:cstheme="majorBidi"/>
+              </w:rPr>
+            </w:pPr>
+            <w:r>
+              <w:rPr>
+                <w:rFonts w:asciiTheme="majorBidi" w:hAnsiTheme="majorBidi" w:cstheme="majorBidi"/>
+                <w:b/>
+                <w:sz w:val="20"/>
+              </w:rPr>
+              <w:t>Station</w:t>
+            </w:r>
+          </w:p>
+        </w:tc>
+        <w:tc>
+          <w:tcPr>
+            <w:tcW w:w="2000" w:type="dxa"/>
+          </w:tcPr>
+          <w:p>
+            <w:pPr>
+              <w:jc w:val="center"/>
+              <w:rPr>
+                <w:rFonts w:asciiTheme="majorBidi" w:hAnsiTheme="majorBidi" w:cstheme="majorBidi"/>
+              </w:rPr>
+            </w:pPr>
+            <w:r>
+              <w:rPr>
+                <w:rFonts w:asciiTheme="majorBidi" w:hAnsiTheme="majorBidi" w:cstheme="majorBidi"/>
+                <w:b/>
+                <w:sz w:val="20"/>
+              </w:rPr>
+              <w:t>Pluie (mm)</w:t>
+            </w:r>
+          </w:p>
+        </w:tc>
+        <w:tc>
+          <w:tcPr>
+            <w:tcW w:w="2200" w:type="dxa"/>
+          </w:tcPr>
+          <w:p>
+            <w:pPr>
+              <w:jc w:val="center"/>
+              <w:rPr>
+                <w:rFonts w:asciiTheme="majorBidi" w:hAnsiTheme="majorBidi" w:cstheme="majorBidi"/>
+              </w:rPr>
+            </w:pPr>
+            <w:r>
+              <w:rPr>
+                <w:rFonts w:asciiTheme="majorBidi" w:hAnsiTheme="majorBidi" w:cstheme="majorBidi"/>
+                <w:b/>
+                <w:sz w:val="20"/>
+              </w:rPr>
+              <w:t>Température (°C)</w:t>
+            </w:r>
+          </w:p>
+        </w:tc>
+        <w:tc>
+          <w:tcPr>
+            <w:tcW w:w="1900" w:type="dxa"/>
+          </w:tcPr>
+          <w:p>
+            <w:pPr>
+              <w:jc w:val="center"/>
+              <w:rPr>
+                <w:rFonts w:asciiTheme="majorBidi" w:hAnsiTheme="majorBidi" w:cstheme="majorBidi"/>
+              </w:rPr>
+            </w:pPr>
+            <w:r>
+              <w:rPr>
+                <w:rFonts w:asciiTheme="majorBidi" w:hAnsiTheme="majorBidi" w:cstheme="majorBidi"/>
+                <w:b/>
+                <w:sz w:val="20"/>
+              </w:rPr>
+              <w:t>ETo (mm)</w:t>
+            </w:r>
+          </w:p>
+        </w:tc>
+      </w:tr>
+      <w:tr>
+        <w:trPr>
+          <w:jc w:val="center"/>
+        </w:trPr>
+        <w:tc>
+          <w:tcPr>
+            <w:tcW w:w="3200" w:type="dxa"/>
+          </w:tcPr>
+          <w:p>
+            <w:pPr>
+              <w:jc w:val="center"/>
+              <w:rPr>
+                <w:rFonts w:asciiTheme="majorBidi" w:hAnsiTheme="majorBidi" w:cstheme="majorBidi"/>
+              </w:rPr>
+            </w:pPr>
+            <w:r>
+              <w:rPr>
+                <w:rFonts w:asciiTheme="majorBidi" w:hAnsiTheme="majorBidi" w:cstheme="majorBidi"/>
+                <w:sz w:val="19"/>
+              </w:rPr>
+              <w:t>Ameur Chamalia - Dar Gueddari</w:t>
+            </w:r>
+          </w:p>
+        </w:tc>
+        <w:tc>
+          <w:tcPr>
+            <w:tcW w:w="2000" w:type="dxa"/>
+          </w:tcPr>
+          <w:p>
+            <w:pPr>
+              <w:jc w:val="center"/>
+              <w:rPr>
+                <w:rFonts w:asciiTheme="majorBidi" w:hAnsiTheme="majorBidi" w:cstheme="majorBidi"/>
+              </w:rPr>
+            </w:pPr>
+            <w:r>
+              <w:rPr>
+                <w:rFonts w:asciiTheme="majorBidi" w:hAnsiTheme="majorBidi" w:cstheme="majorBidi"/>
+                <w:sz w:val="19"/>
+              </w:rPr>
+              <w:t>0,2</w:t>
+            </w:r>
+          </w:p>
+        </w:tc>
+        <w:tc>
+          <w:tcPr>
+            <w:tcW w:w="2200" w:type="dxa"/>
+          </w:tcPr>
+          <w:p>
+            <w:pPr>
+              <w:jc w:val="center"/>
+              <w:rPr>
+                <w:rFonts w:asciiTheme="majorBidi" w:hAnsiTheme="majorBidi" w:cstheme="majorBidi"/>
+              </w:rPr>
+            </w:pPr>
+            <w:r>
+              <w:rPr>
+                <w:rFonts w:asciiTheme="majorBidi" w:hAnsiTheme="majorBidi" w:cstheme="majorBidi"/>
+                <w:sz w:val="19"/>
+              </w:rPr>
+              <w:t>25,5</w:t>
+            </w:r>
+          </w:p>
+        </w:tc>
+        <w:tc>
+          <w:tcPr>
+            <w:tcW w:w="1900" w:type="dxa"/>
+          </w:tcPr>
+          <w:p>
+            <w:pPr>
+              <w:jc w:val="center"/>
+              <w:rPr>
+                <w:rFonts w:asciiTheme="majorBidi" w:hAnsiTheme="majorBidi" w:cstheme="majorBidi"/>
+              </w:rPr>
+            </w:pPr>
+            <w:r>
+              <w:rPr>
+                <w:rFonts w:asciiTheme="majorBidi" w:hAnsiTheme="majorBidi" w:cstheme="majorBidi"/>
+                <w:sz w:val="19"/>
+              </w:rPr>
+              <w:t>5,8</w:t>
+            </w:r>
+          </w:p>
+        </w:tc>
+      </w:tr>
+      <w:tr>
+        <w:trPr>
+          <w:jc w:val="center"/>
+        </w:trPr>
+        <w:tc>
+          <w:tcPr>
+            <w:tcW w:w="3200" w:type="dxa"/>
+          </w:tcPr>
+          <w:p>
+            <w:pPr>
+              <w:jc w:val="center"/>
+              <w:rPr>
+                <w:rFonts w:asciiTheme="majorBidi" w:hAnsiTheme="majorBidi" w:cstheme="majorBidi"/>
+              </w:rPr>
+            </w:pPr>
+            <w:r>
+              <w:rPr>
+                <w:rFonts w:asciiTheme="majorBidi" w:hAnsiTheme="majorBidi" w:cstheme="majorBidi"/>
+                <w:sz w:val="19"/>
+              </w:rPr>
+              <w:t>Kénitra Banlieue</w:t>
+            </w:r>
+          </w:p>
+        </w:tc>
+        <w:tc>
+          <w:tcPr>
+            <w:tcW w:w="2000" w:type="dxa"/>
+          </w:tcPr>
+          <w:p>
+            <w:pPr>
+              <w:jc w:val="center"/>
+              <w:rPr>
+                <w:rFonts w:asciiTheme="majorBidi" w:hAnsiTheme="majorBidi" w:cstheme="majorBidi"/>
+              </w:rPr>
+            </w:pPr>
+            <w:r>
+              <w:rPr>
+                <w:rFonts w:asciiTheme="majorBidi" w:hAnsiTheme="majorBidi" w:cstheme="majorBidi"/>
+                <w:sz w:val="19"/>
+              </w:rPr>
+              <w:t>0,3</w:t>
+            </w:r>
+          </w:p>
+        </w:tc>
+        <w:tc>
+          <w:tcPr>
+            <w:tcW w:w="2200" w:type="dxa"/>
+          </w:tcPr>
+          <w:p>
+            <w:pPr>
+              <w:jc w:val="center"/>
+              <w:rPr>
+                <w:rFonts w:asciiTheme="majorBidi" w:hAnsiTheme="majorBidi" w:cstheme="majorBidi"/>
+              </w:rPr>
+            </w:pPr>
+            <w:r>
+              <w:rPr>
+                <w:rFonts w:asciiTheme="majorBidi" w:hAnsiTheme="majorBidi" w:cstheme="majorBidi"/>
+                <w:sz w:val="19"/>
+              </w:rPr>
+              <w:t>23,8</w:t>
+            </w:r>
+          </w:p>
+        </w:tc>
+        <w:tc>
+          <w:tcPr>
+            <w:tcW w:w="1900" w:type="dxa"/>
+          </w:tcPr>
+          <w:p>
+            <w:pPr>
+              <w:jc w:val="center"/>
+              <w:rPr>
+                <w:rFonts w:asciiTheme="majorBidi" w:hAnsiTheme="majorBidi" w:cstheme="majorBidi"/>
+              </w:rPr>
+            </w:pPr>
+            <w:r>
+              <w:rPr>
+                <w:rFonts w:asciiTheme="majorBidi" w:hAnsiTheme="majorBidi" w:cstheme="majorBidi"/>
+                <w:sz w:val="19"/>
+              </w:rPr>
+              <w:t>5,2</w:t>
+            </w:r>
+          </w:p>
+        </w:tc>
+      </w:tr>
+      <w:tr>
+        <w:trPr>
+          <w:jc w:val="center"/>
+        </w:trPr>
+        <w:tc>
+          <w:tcPr>
+            <w:tcW w:w="3200" w:type="dxa"/>
+          </w:tcPr>
+          <w:p>
+            <w:pPr>
+              <w:jc w:val="center"/>
+              <w:rPr>
+                <w:rFonts w:asciiTheme="majorBidi" w:hAnsiTheme="majorBidi" w:cstheme="majorBidi"/>
+              </w:rPr>
+            </w:pPr>
+            <w:r>
+              <w:rPr>
+                <w:rFonts w:asciiTheme="majorBidi" w:hAnsiTheme="majorBidi" w:cstheme="majorBidi"/>
+                <w:sz w:val="19"/>
+              </w:rPr>
+              <w:t>Kénitra Nord 3</w:t>
+            </w:r>
+          </w:p>
+        </w:tc>
+        <w:tc>
+          <w:tcPr>
+            <w:tcW w:w="2000" w:type="dxa"/>
+          </w:tcPr>
+          <w:p>
+            <w:pPr>
+              <w:jc w:val="center"/>
+              <w:rPr>
+                <w:rFonts w:asciiTheme="majorBidi" w:hAnsiTheme="majorBidi" w:cstheme="majorBidi"/>
+              </w:rPr>
+            </w:pPr>
+            <w:r>
+              <w:rPr>
+                <w:rFonts w:asciiTheme="majorBidi" w:hAnsiTheme="majorBidi" w:cstheme="majorBidi"/>
+                <w:sz w:val="19"/>
+              </w:rPr>
+              <w:t>0,3</w:t>
+            </w:r>
+          </w:p>
+        </w:tc>
+        <w:tc>
+          <w:tcPr>
+            <w:tcW w:w="2200" w:type="dxa"/>
+          </w:tcPr>
+          <w:p>
+            <w:pPr>
+              <w:jc w:val="center"/>
+              <w:rPr>
+                <w:rFonts w:asciiTheme="majorBidi" w:hAnsiTheme="majorBidi" w:cstheme="majorBidi"/>
+              </w:rPr>
+            </w:pPr>
+            <w:r>
+              <w:rPr>
+                <w:rFonts w:asciiTheme="majorBidi" w:hAnsiTheme="majorBidi" w:cstheme="majorBidi"/>
+                <w:sz w:val="19"/>
+              </w:rPr>
+              <w:t>25,0</w:t>
+            </w:r>
+          </w:p>
+        </w:tc>
+        <w:tc>
+          <w:tcPr>
+            <w:tcW w:w="1900" w:type="dxa"/>
+          </w:tcPr>
+          <w:p>
+            <w:pPr>
+              <w:jc w:val="center"/>
+              <w:rPr>
+                <w:rFonts w:asciiTheme="majorBidi" w:hAnsiTheme="majorBidi" w:cstheme="majorBidi"/>
+              </w:rPr>
+            </w:pPr>
+            <w:r>
+              <w:rPr>
+                <w:rFonts w:asciiTheme="majorBidi" w:hAnsiTheme="majorBidi" w:cstheme="majorBidi"/>
+                <w:sz w:val="19"/>
+              </w:rPr>
+              <w:t>5,7</w:t>
+            </w:r>
+          </w:p>
+        </w:tc>
+      </w:tr>
+      <w:tr>
+        <w:trPr>
+          <w:jc w:val="center"/>
+        </w:trPr>
+        <w:tc>
+          <w:tcPr>
+            <w:tcW w:w="3200" w:type="dxa"/>
+          </w:tcPr>
+          <w:p>
+            <w:pPr>
+              <w:jc w:val="center"/>
+              <w:rPr>
+                <w:rFonts w:asciiTheme="majorBidi" w:hAnsiTheme="majorBidi" w:cstheme="majorBidi"/>
+              </w:rPr>
+            </w:pPr>
+            <w:r>
+              <w:rPr>
+                <w:rFonts w:asciiTheme="majorBidi" w:hAnsiTheme="majorBidi" w:cstheme="majorBidi"/>
+                <w:sz w:val="19"/>
+              </w:rPr>
+              <w:t>Khénichet</w:t>
+            </w:r>
+          </w:p>
+        </w:tc>
+        <w:tc>
+          <w:tcPr>
+            <w:tcW w:w="2000" w:type="dxa"/>
+          </w:tcPr>
+          <w:p>
+            <w:pPr>
+              <w:jc w:val="center"/>
+              <w:rPr>
+                <w:rFonts w:asciiTheme="majorBidi" w:hAnsiTheme="majorBidi" w:cstheme="majorBidi"/>
+              </w:rPr>
+            </w:pPr>
+            <w:r>
+              <w:rPr>
+                <w:rFonts w:asciiTheme="majorBidi" w:hAnsiTheme="majorBidi" w:cstheme="majorBidi"/>
+                <w:sz w:val="19"/>
+              </w:rPr>
+              <w:t>—</w:t>
+            </w:r>
+          </w:p>
+        </w:tc>
+        <w:tc>
+          <w:tcPr>
+            <w:tcW w:w="2200" w:type="dxa"/>
+          </w:tcPr>
+          <w:p>
+            <w:pPr>
+              <w:jc w:val="center"/>
+              <w:rPr>
+                <w:rFonts w:asciiTheme="majorBidi" w:hAnsiTheme="majorBidi" w:cstheme="majorBidi"/>
+              </w:rPr>
+            </w:pPr>
+            <w:r>
+              <w:rPr>
+                <w:rFonts w:asciiTheme="majorBidi" w:hAnsiTheme="majorBidi" w:cstheme="majorBidi"/>
+                <w:sz w:val="19"/>
+              </w:rPr>
+              <w:t>—</w:t>
+            </w:r>
+          </w:p>
+        </w:tc>
+        <w:tc>
+          <w:tcPr>
+            <w:tcW w:w="1900" w:type="dxa"/>
+          </w:tcPr>
+          <w:p>
+            <w:pPr>
+              <w:jc w:val="center"/>
+              <w:rPr>
+                <w:rFonts w:asciiTheme="majorBidi" w:hAnsiTheme="majorBidi" w:cstheme="majorBidi"/>
+              </w:rPr>
+            </w:pPr>
+            <w:r>
+              <w:rPr>
+                <w:rFonts w:asciiTheme="majorBidi" w:hAnsiTheme="majorBidi" w:cstheme="majorBidi"/>
+                <w:sz w:val="19"/>
+              </w:rPr>
+              <w:t>—</w:t>
+            </w:r>
+          </w:p>
+        </w:tc>
+      </w:tr>
+      <w:tr>
+        <w:trPr>
+          <w:jc w:val="center"/>
+        </w:trPr>
+        <w:tc>
+          <w:tcPr>
+            <w:tcW w:w="3200" w:type="dxa"/>
+          </w:tcPr>
+          <w:p>
+            <w:pPr>
+              <w:jc w:val="center"/>
+              <w:rPr>
+                <w:rFonts w:asciiTheme="majorBidi" w:hAnsiTheme="majorBidi" w:cstheme="majorBidi"/>
+              </w:rPr>
+            </w:pPr>
+            <w:r>
+              <w:rPr>
+                <w:rFonts w:asciiTheme="majorBidi" w:hAnsiTheme="majorBidi" w:cstheme="majorBidi"/>
+                <w:sz w:val="19"/>
+              </w:rPr>
+              <w:t>Lamnassra (Kénitra)</w:t>
+            </w:r>
+          </w:p>
+        </w:tc>
+        <w:tc>
+          <w:tcPr>
+            <w:tcW w:w="2000" w:type="dxa"/>
+          </w:tcPr>
+          <w:p>
+            <w:pPr>
+              <w:jc w:val="center"/>
+              <w:rPr>
+                <w:rFonts w:asciiTheme="majorBidi" w:hAnsiTheme="majorBidi" w:cstheme="majorBidi"/>
+              </w:rPr>
+            </w:pPr>
+            <w:r>
+              <w:rPr>
+                <w:rFonts w:asciiTheme="majorBidi" w:hAnsiTheme="majorBidi" w:cstheme="majorBidi"/>
+                <w:sz w:val="19"/>
+              </w:rPr>
+              <w:t>0,3</w:t>
+            </w:r>
+          </w:p>
+        </w:tc>
+        <w:tc>
+          <w:tcPr>
+            <w:tcW w:w="2200" w:type="dxa"/>
+          </w:tcPr>
+          <w:p>
+            <w:pPr>
+              <w:jc w:val="center"/>
+              <w:rPr>
+                <w:rFonts w:asciiTheme="majorBidi" w:hAnsiTheme="majorBidi" w:cstheme="majorBidi"/>
+              </w:rPr>
+            </w:pPr>
+            <w:r>
+              <w:rPr>
+                <w:rFonts w:asciiTheme="majorBidi" w:hAnsiTheme="majorBidi" w:cstheme="majorBidi"/>
+                <w:sz w:val="19"/>
+              </w:rPr>
+              <w:t>23,0</w:t>
+            </w:r>
+          </w:p>
+        </w:tc>
+        <w:tc>
+          <w:tcPr>
+            <w:tcW w:w="1900" w:type="dxa"/>
+          </w:tcPr>
+          <w:p>
+            <w:pPr>
+              <w:jc w:val="center"/>
+              <w:rPr>
+                <w:rFonts w:asciiTheme="majorBidi" w:hAnsiTheme="majorBidi" w:cstheme="majorBidi"/>
+              </w:rPr>
+            </w:pPr>
+            <w:r>
+              <w:rPr>
+                <w:rFonts w:asciiTheme="majorBidi" w:hAnsiTheme="majorBidi" w:cstheme="majorBidi"/>
+                <w:sz w:val="19"/>
+              </w:rPr>
+              <w:t>4,8</w:t>
+            </w:r>
+          </w:p>
+        </w:tc>
+      </w:tr>
+      <w:tr>
+        <w:trPr>
+          <w:jc w:val="center"/>
+        </w:trPr>
+        <w:tc>
+          <w:tcPr>
+            <w:tcW w:w="3200" w:type="dxa"/>
+          </w:tcPr>
+          <w:p>
+            <w:pPr>
+              <w:jc w:val="center"/>
+              <w:rPr>
+                <w:rFonts w:asciiTheme="majorBidi" w:hAnsiTheme="majorBidi" w:cstheme="majorBidi"/>
+              </w:rPr>
+            </w:pPr>
+            <w:r>
+              <w:rPr>
+                <w:rFonts w:asciiTheme="majorBidi" w:hAnsiTheme="majorBidi" w:cstheme="majorBidi"/>
+                <w:sz w:val="19"/>
+              </w:rPr>
+              <w:t>Mechraa Bel Ksiri (Sidi Kacem)</w:t>
+            </w:r>
+          </w:p>
+        </w:tc>
+        <w:tc>
+          <w:tcPr>
+            <w:tcW w:w="2000" w:type="dxa"/>
+          </w:tcPr>
+          <w:p>
+            <w:pPr>
+              <w:jc w:val="center"/>
+              <w:rPr>
+                <w:rFonts w:asciiTheme="majorBidi" w:hAnsiTheme="majorBidi" w:cstheme="majorBidi"/>
+              </w:rPr>
+            </w:pPr>
+            <w:r>
+              <w:rPr>
+                <w:rFonts w:asciiTheme="majorBidi" w:hAnsiTheme="majorBidi" w:cstheme="majorBidi"/>
+                <w:sz w:val="19"/>
+              </w:rPr>
+              <w:t>0,3</w:t>
+            </w:r>
+          </w:p>
+        </w:tc>
+        <w:tc>
+          <w:tcPr>
+            <w:tcW w:w="2200" w:type="dxa"/>
+          </w:tcPr>
+          <w:p>
+            <w:pPr>
+              <w:jc w:val="center"/>
+              <w:rPr>
+                <w:rFonts w:asciiTheme="majorBidi" w:hAnsiTheme="majorBidi" w:cstheme="majorBidi"/>
+              </w:rPr>
+            </w:pPr>
+            <w:r>
+              <w:rPr>
+                <w:rFonts w:asciiTheme="majorBidi" w:hAnsiTheme="majorBidi" w:cstheme="majorBidi"/>
+                <w:sz w:val="19"/>
+              </w:rPr>
+              <w:t>25,1</w:t>
+            </w:r>
+          </w:p>
+        </w:tc>
+        <w:tc>
+          <w:tcPr>
+            <w:tcW w:w="1900" w:type="dxa"/>
+          </w:tcPr>
+          <w:p>
+            <w:pPr>
+              <w:jc w:val="center"/>
+              <w:rPr>
+                <w:rFonts w:asciiTheme="majorBidi" w:hAnsiTheme="majorBidi" w:cstheme="majorBidi"/>
+              </w:rPr>
+            </w:pPr>
+            <w:r>
+              <w:rPr>
+                <w:rFonts w:asciiTheme="majorBidi" w:hAnsiTheme="majorBidi" w:cstheme="majorBidi"/>
+                <w:sz w:val="19"/>
+              </w:rPr>
+              <w:t>4,5</w:t>
+            </w:r>
+          </w:p>
+        </w:tc>
+      </w:tr>
+      <w:tr>
+        <w:trPr>
+          <w:jc w:val="center"/>
+        </w:trPr>
+        <w:tc>
+          <w:tcPr>
+            <w:tcW w:w="3200" w:type="dxa"/>
+          </w:tcPr>
+          <w:p>
+            <w:pPr>
+              <w:jc w:val="center"/>
+              <w:rPr>
+                <w:rFonts w:asciiTheme="majorBidi" w:hAnsiTheme="majorBidi" w:cstheme="majorBidi"/>
+              </w:rPr>
+            </w:pPr>
+            <w:r>
+              <w:rPr>
+                <w:rFonts w:asciiTheme="majorBidi" w:hAnsiTheme="majorBidi" w:cstheme="majorBidi"/>
+                <w:sz w:val="19"/>
+              </w:rPr>
+              <w:t>Oued Ettine (Kénitra)</w:t>
+            </w:r>
+          </w:p>
+        </w:tc>
+        <w:tc>
+          <w:tcPr>
+            <w:tcW w:w="2000" w:type="dxa"/>
+          </w:tcPr>
+          <w:p>
+            <w:pPr>
+              <w:jc w:val="center"/>
+              <w:rPr>
+                <w:rFonts w:asciiTheme="majorBidi" w:hAnsiTheme="majorBidi" w:cstheme="majorBidi"/>
+              </w:rPr>
+            </w:pPr>
+            <w:r>
+              <w:rPr>
+                <w:rFonts w:asciiTheme="majorBidi" w:hAnsiTheme="majorBidi" w:cstheme="majorBidi"/>
+                <w:sz w:val="19"/>
+              </w:rPr>
+              <w:t>0,3</w:t>
+            </w:r>
+          </w:p>
+        </w:tc>
+        <w:tc>
+          <w:tcPr>
+            <w:tcW w:w="2200" w:type="dxa"/>
+          </w:tcPr>
+          <w:p>
+            <w:pPr>
+              <w:jc w:val="center"/>
+              <w:rPr>
+                <w:rFonts w:asciiTheme="majorBidi" w:hAnsiTheme="majorBidi" w:cstheme="majorBidi"/>
+              </w:rPr>
+            </w:pPr>
+            <w:r>
+              <w:rPr>
+                <w:rFonts w:asciiTheme="majorBidi" w:hAnsiTheme="majorBidi" w:cstheme="majorBidi"/>
+                <w:sz w:val="19"/>
+              </w:rPr>
+              <w:t>27,1</w:t>
+            </w:r>
+          </w:p>
+        </w:tc>
+        <w:tc>
+          <w:tcPr>
+            <w:tcW w:w="1900" w:type="dxa"/>
+          </w:tcPr>
+          <w:p>
+            <w:pPr>
+              <w:jc w:val="center"/>
+              <w:rPr>
+                <w:rFonts w:asciiTheme="majorBidi" w:hAnsiTheme="majorBidi" w:cstheme="majorBidi"/>
+              </w:rPr>
+            </w:pPr>
+            <w:r>
+              <w:rPr>
+                <w:rFonts w:asciiTheme="majorBidi" w:hAnsiTheme="majorBidi" w:cstheme="majorBidi"/>
+                <w:sz w:val="19"/>
+              </w:rPr>
+              <w:t>6,2</w:t>
+            </w:r>
+          </w:p>
+        </w:tc>
+      </w:tr>
+      <w:tr>
+        <w:trPr>
+          <w:jc w:val="center"/>
+        </w:trPr>
+        <w:tc>
+          <w:tcPr>
+            <w:tcW w:w="3200" w:type="dxa"/>
+          </w:tcPr>
+          <w:p>
+            <w:pPr>
+              <w:jc w:val="center"/>
+              <w:rPr>
+                <w:rFonts w:asciiTheme="majorBidi" w:hAnsiTheme="majorBidi" w:cstheme="majorBidi"/>
+              </w:rPr>
+            </w:pPr>
+            <w:r>
+              <w:rPr>
+                <w:rFonts w:asciiTheme="majorBidi" w:hAnsiTheme="majorBidi" w:cstheme="majorBidi"/>
+                <w:sz w:val="19"/>
+              </w:rPr>
+              <w:t>Sidi Allal Tazi (Kénitra)</w:t>
+            </w:r>
+          </w:p>
+        </w:tc>
+        <w:tc>
+          <w:tcPr>
+            <w:tcW w:w="2000" w:type="dxa"/>
+          </w:tcPr>
+          <w:p>
+            <w:pPr>
+              <w:jc w:val="center"/>
+              <w:rPr>
+                <w:rFonts w:asciiTheme="majorBidi" w:hAnsiTheme="majorBidi" w:cstheme="majorBidi"/>
+              </w:rPr>
+            </w:pPr>
+            <w:r>
+              <w:rPr>
+                <w:rFonts w:asciiTheme="majorBidi" w:hAnsiTheme="majorBidi" w:cstheme="majorBidi"/>
+                <w:sz w:val="19"/>
+              </w:rPr>
+              <w:t>0,8</w:t>
+            </w:r>
+          </w:p>
+        </w:tc>
+        <w:tc>
+          <w:tcPr>
+            <w:tcW w:w="2200" w:type="dxa"/>
+          </w:tcPr>
+          <w:p>
+            <w:pPr>
+              <w:jc w:val="center"/>
+              <w:rPr>
+                <w:rFonts w:asciiTheme="majorBidi" w:hAnsiTheme="majorBidi" w:cstheme="majorBidi"/>
+              </w:rPr>
+            </w:pPr>
+            <w:r>
+              <w:rPr>
+                <w:rFonts w:asciiTheme="majorBidi" w:hAnsiTheme="majorBidi" w:cstheme="majorBidi"/>
+                <w:sz w:val="19"/>
+              </w:rPr>
+              <w:t>24,1</w:t>
+            </w:r>
+          </w:p>
+        </w:tc>
+        <w:tc>
+          <w:tcPr>
+            <w:tcW w:w="1900" w:type="dxa"/>
+          </w:tcPr>
+          <w:p>
+            <w:pPr>
+              <w:jc w:val="center"/>
+              <w:rPr>
+                <w:rFonts w:asciiTheme="majorBidi" w:hAnsiTheme="majorBidi" w:cstheme="majorBidi"/>
+              </w:rPr>
+            </w:pPr>
+            <w:r>
+              <w:rPr>
+                <w:rFonts w:asciiTheme="majorBidi" w:hAnsiTheme="majorBidi" w:cstheme="majorBidi"/>
+                <w:sz w:val="19"/>
+              </w:rPr>
+              <w:t>3,3</w:t>
+            </w:r>
+          </w:p>
+        </w:tc>
+      </w:tr>
+      <w:tr>
+        <w:trPr>
+          <w:jc w:val="center"/>
+        </w:trPr>
+        <w:tc>
+          <w:tcPr>
+            <w:tcW w:w="3200" w:type="dxa"/>
+          </w:tcPr>
+          <w:p>
+            <w:pPr>
+              <w:jc w:val="center"/>
+              <w:rPr>
+                <w:rFonts w:asciiTheme="majorBidi" w:hAnsiTheme="majorBidi" w:cstheme="majorBidi"/>
+              </w:rPr>
+            </w:pPr>
+            <w:r>
+              <w:rPr>
+                <w:rFonts w:asciiTheme="majorBidi" w:hAnsiTheme="majorBidi" w:cstheme="majorBidi"/>
+                <w:sz w:val="19"/>
+              </w:rPr>
+              <w:t>Sidi Kacem</w:t>
+            </w:r>
+          </w:p>
+        </w:tc>
+        <w:tc>
+          <w:tcPr>
+            <w:tcW w:w="2000" w:type="dxa"/>
+          </w:tcPr>
+          <w:p>
+            <w:pPr>
+              <w:jc w:val="center"/>
+              <w:rPr>
+                <w:rFonts w:asciiTheme="majorBidi" w:hAnsiTheme="majorBidi" w:cstheme="majorBidi"/>
+              </w:rPr>
+            </w:pPr>
+            <w:r>
+              <w:rPr>
+                <w:rFonts w:asciiTheme="majorBidi" w:hAnsiTheme="majorBidi" w:cstheme="majorBidi"/>
+                <w:sz w:val="19"/>
+              </w:rPr>
+              <w:t>0,3</w:t>
+            </w:r>
+          </w:p>
+        </w:tc>
+        <w:tc>
+          <w:tcPr>
+            <w:tcW w:w="2200" w:type="dxa"/>
+          </w:tcPr>
+          <w:p>
+            <w:pPr>
+              <w:jc w:val="center"/>
+              <w:rPr>
+                <w:rFonts w:asciiTheme="majorBidi" w:hAnsiTheme="majorBidi" w:cstheme="majorBidi"/>
+              </w:rPr>
+            </w:pPr>
+            <w:r>
+              <w:rPr>
+                <w:rFonts w:asciiTheme="majorBidi" w:hAnsiTheme="majorBidi" w:cstheme="majorBidi"/>
+                <w:sz w:val="19"/>
+              </w:rPr>
+              <w:t>26,2</w:t>
+            </w:r>
+          </w:p>
+        </w:tc>
+        <w:tc>
+          <w:tcPr>
+            <w:tcW w:w="1900" w:type="dxa"/>
+          </w:tcPr>
+          <w:p>
+            <w:pPr>
+              <w:jc w:val="center"/>
+              <w:rPr>
+                <w:rFonts w:asciiTheme="majorBidi" w:hAnsiTheme="majorBidi" w:cstheme="majorBidi"/>
+              </w:rPr>
+            </w:pPr>
+            <w:r>
+              <w:rPr>
+                <w:rFonts w:asciiTheme="majorBidi" w:hAnsiTheme="majorBidi" w:cstheme="majorBidi"/>
+                <w:sz w:val="19"/>
+              </w:rPr>
+              <w:t>5,3</w:t>
+            </w:r>
+          </w:p>
+        </w:tc>
+      </w:tr>
+      <w:tr>
+        <w:trPr>
+          <w:jc w:val="center"/>
+        </w:trPr>
+        <w:tc>
+          <w:tcPr>
+            <w:tcW w:w="3200" w:type="dxa"/>
+          </w:tcPr>
+          <w:p>
+            <w:pPr>
+              <w:jc w:val="center"/>
+              <w:rPr>
+                <w:rFonts w:asciiTheme="majorBidi" w:hAnsiTheme="majorBidi" w:cstheme="majorBidi"/>
+              </w:rPr>
+            </w:pPr>
+            <w:r>
+              <w:rPr>
+                <w:rFonts w:asciiTheme="majorBidi" w:hAnsiTheme="majorBidi" w:cstheme="majorBidi"/>
+                <w:sz w:val="19"/>
+              </w:rPr>
+              <w:t>Sidi Slimane</w:t>
+            </w:r>
+          </w:p>
+        </w:tc>
+        <w:tc>
+          <w:tcPr>
+            <w:tcW w:w="2000" w:type="dxa"/>
+          </w:tcPr>
+          <w:p>
+            <w:pPr>
+              <w:jc w:val="center"/>
+              <w:rPr>
+                <w:rFonts w:asciiTheme="majorBidi" w:hAnsiTheme="majorBidi" w:cstheme="majorBidi"/>
+              </w:rPr>
+            </w:pPr>
+            <w:r>
+              <w:rPr>
+                <w:rFonts w:asciiTheme="majorBidi" w:hAnsiTheme="majorBidi" w:cstheme="majorBidi"/>
+                <w:sz w:val="19"/>
+              </w:rPr>
+              <w:t>0,0</w:t>
+            </w:r>
+          </w:p>
+        </w:tc>
+        <w:tc>
+          <w:tcPr>
+            <w:tcW w:w="2200" w:type="dxa"/>
+          </w:tcPr>
+          <w:p>
+            <w:pPr>
+              <w:jc w:val="center"/>
+              <w:rPr>
+                <w:rFonts w:asciiTheme="majorBidi" w:hAnsiTheme="majorBidi" w:cstheme="majorBidi"/>
+              </w:rPr>
+            </w:pPr>
+            <w:r>
+              <w:rPr>
+                <w:rFonts w:asciiTheme="majorBidi" w:hAnsiTheme="majorBidi" w:cstheme="majorBidi"/>
+                <w:sz w:val="19"/>
+              </w:rPr>
+              <w:t>24,7</w:t>
+            </w:r>
+          </w:p>
+        </w:tc>
+        <w:tc>
+          <w:tcPr>
+            <w:tcW w:w="1900" w:type="dxa"/>
+          </w:tcPr>
+          <w:p>
+            <w:pPr>
+              <w:jc w:val="center"/>
+              <w:rPr>
+                <w:rFonts w:asciiTheme="majorBidi" w:hAnsiTheme="majorBidi" w:cstheme="majorBidi"/>
+              </w:rPr>
+            </w:pPr>
+            <w:r>
+              <w:rPr>
+                <w:rFonts w:asciiTheme="majorBidi" w:hAnsiTheme="majorBidi" w:cstheme="majorBidi"/>
+                <w:sz w:val="19"/>
+              </w:rPr>
+              <w:t>5,0</w:t>
+            </w:r>
+          </w:p>
+        </w:tc>
+      </w:tr>
+      <w:tr>
+        <w:trPr>
+          <w:jc w:val="center"/>
+        </w:trPr>
+        <w:tc>
+          <w:tcPr>
+            <w:tcW w:w="3200" w:type="dxa"/>
+          </w:tcPr>
+          <w:p>
+            <w:pPr>
+              <w:jc w:val="center"/>
+              <w:rPr>
+                <w:rFonts w:asciiTheme="majorBidi" w:hAnsiTheme="majorBidi" w:cstheme="majorBidi"/>
+              </w:rPr>
+            </w:pPr>
+            <w:r>
+              <w:rPr>
+                <w:rFonts w:asciiTheme="majorBidi" w:hAnsiTheme="majorBidi" w:cstheme="majorBidi"/>
+                <w:sz w:val="19"/>
+              </w:rPr>
+              <w:t>Sidi Yahya El Gharb</w:t>
+            </w:r>
+          </w:p>
+        </w:tc>
+        <w:tc>
+          <w:tcPr>
+            <w:tcW w:w="2000" w:type="dxa"/>
+          </w:tcPr>
+          <w:p>
+            <w:pPr>
+              <w:jc w:val="center"/>
+              <w:rPr>
+                <w:rFonts w:asciiTheme="majorBidi" w:hAnsiTheme="majorBidi" w:cstheme="majorBidi"/>
+              </w:rPr>
+            </w:pPr>
+            <w:r>
+              <w:rPr>
+                <w:rFonts w:asciiTheme="majorBidi" w:hAnsiTheme="majorBidi" w:cstheme="majorBidi"/>
+                <w:sz w:val="19"/>
+              </w:rPr>
+              <w:t>0,2</w:t>
+            </w:r>
+          </w:p>
+        </w:tc>
+        <w:tc>
+          <w:tcPr>
+            <w:tcW w:w="2200" w:type="dxa"/>
+          </w:tcPr>
+          <w:p>
+            <w:pPr>
+              <w:jc w:val="center"/>
+              <w:rPr>
+                <w:rFonts w:asciiTheme="majorBidi" w:hAnsiTheme="majorBidi" w:cstheme="majorBidi"/>
+              </w:rPr>
+            </w:pPr>
+            <w:r>
+              <w:rPr>
+                <w:rFonts w:asciiTheme="majorBidi" w:hAnsiTheme="majorBidi" w:cstheme="majorBidi"/>
+                <w:sz w:val="19"/>
+              </w:rPr>
+              <w:t>24,7</w:t>
+            </w:r>
+          </w:p>
+        </w:tc>
+        <w:tc>
+          <w:tcPr>
+            <w:tcW w:w="1900" w:type="dxa"/>
+          </w:tcPr>
+          <w:p>
+            <w:pPr>
+              <w:jc w:val="center"/>
+              <w:rPr>
+                <w:rFonts w:asciiTheme="majorBidi" w:hAnsiTheme="majorBidi" w:cstheme="majorBidi"/>
+              </w:rPr>
+            </w:pPr>
+            <w:r>
+              <w:rPr>
+                <w:rFonts w:asciiTheme="majorBidi" w:hAnsiTheme="majorBidi" w:cstheme="majorBidi"/>
+                <w:sz w:val="19"/>
+              </w:rPr>
+              <w:t>5,1</w:t>
+            </w:r>
+          </w:p>
+        </w:tc>
+      </w:tr>
+      <w:tr>
+        <w:trPr>
+          <w:jc w:val="center"/>
+        </w:trPr>
+        <w:tc>
+          <w:tcPr>
+            <w:tcW w:w="3200" w:type="dxa"/>
+          </w:tcPr>
+          <w:p>
+            <w:pPr>
+              <w:jc w:val="center"/>
+              <w:rPr>
+                <w:rFonts w:asciiTheme="majorBidi" w:hAnsiTheme="majorBidi" w:cstheme="majorBidi"/>
+              </w:rPr>
+            </w:pPr>
+            <w:r>
+              <w:rPr>
+                <w:rFonts w:asciiTheme="majorBidi" w:hAnsiTheme="majorBidi" w:cstheme="majorBidi"/>
+                <w:sz w:val="19"/>
+              </w:rPr>
+              <w:t>Souk Larbaa (Kénitra)</w:t>
+            </w:r>
+          </w:p>
+        </w:tc>
+        <w:tc>
+          <w:tcPr>
+            <w:tcW w:w="2000" w:type="dxa"/>
+          </w:tcPr>
+          <w:p>
+            <w:pPr>
+              <w:jc w:val="center"/>
+              <w:rPr>
+                <w:rFonts w:asciiTheme="majorBidi" w:hAnsiTheme="majorBidi" w:cstheme="majorBidi"/>
+              </w:rPr>
+            </w:pPr>
+            <w:r>
+              <w:rPr>
+                <w:rFonts w:asciiTheme="majorBidi" w:hAnsiTheme="majorBidi" w:cstheme="majorBidi"/>
+                <w:sz w:val="19"/>
+              </w:rPr>
+              <w:t>0,4</w:t>
+            </w:r>
+          </w:p>
+        </w:tc>
+        <w:tc>
+          <w:tcPr>
+            <w:tcW w:w="2200" w:type="dxa"/>
+          </w:tcPr>
+          <w:p>
+            <w:pPr>
+              <w:jc w:val="center"/>
+              <w:rPr>
+                <w:rFonts w:asciiTheme="majorBidi" w:hAnsiTheme="majorBidi" w:cstheme="majorBidi"/>
+              </w:rPr>
+            </w:pPr>
+            <w:r>
+              <w:rPr>
+                <w:rFonts w:asciiTheme="majorBidi" w:hAnsiTheme="majorBidi" w:cstheme="majorBidi"/>
+                <w:sz w:val="19"/>
+              </w:rPr>
+              <w:t>24,8</w:t>
+            </w:r>
+          </w:p>
+        </w:tc>
+        <w:tc>
+          <w:tcPr>
+            <w:tcW w:w="1900" w:type="dxa"/>
+          </w:tcPr>
+          <w:p>
+            <w:pPr>
+              <w:jc w:val="center"/>
+              <w:rPr>
+                <w:rFonts w:asciiTheme="majorBidi" w:hAnsiTheme="majorBidi" w:cstheme="majorBidi"/>
+              </w:rPr>
+            </w:pPr>
+            <w:r>
+              <w:rPr>
+                <w:rFonts w:asciiTheme="majorBidi" w:hAnsiTheme="majorBidi" w:cstheme="majorBidi"/>
+                <w:sz w:val="19"/>
+              </w:rPr>
+              <w:t>5,9</w:t>
+            </w:r>
+          </w:p>
+        </w:tc>
+      </w:tr>
+      <w:tr>
+        <w:trPr>
+          <w:jc w:val="center"/>
+        </w:trPr>
+        <w:tc>
+          <w:tcPr>
+            <w:tcW w:w="3200" w:type="dxa"/>
+          </w:tcPr>
+          <w:p>
+            <w:pPr>
+              <w:jc w:val="center"/>
+              <w:rPr>
+                <w:rFonts w:asciiTheme="majorBidi" w:hAnsiTheme="majorBidi" w:cstheme="majorBidi"/>
+              </w:rPr>
+            </w:pPr>
+            <w:r>
+              <w:rPr>
+                <w:rFonts w:asciiTheme="majorBidi" w:hAnsiTheme="majorBidi" w:cstheme="majorBidi"/>
+                <w:sz w:val="19"/>
+              </w:rPr>
+              <w:t>Souk Tlat (Kénitra)</w:t>
+            </w:r>
+          </w:p>
+        </w:tc>
+        <w:tc>
+          <w:tcPr>
+            <w:tcW w:w="2000" w:type="dxa"/>
+          </w:tcPr>
+          <w:p>
+            <w:pPr>
+              <w:jc w:val="center"/>
+              <w:rPr>
+                <w:rFonts w:asciiTheme="majorBidi" w:hAnsiTheme="majorBidi" w:cstheme="majorBidi"/>
+              </w:rPr>
+            </w:pPr>
+            <w:r>
+              <w:rPr>
+                <w:rFonts w:asciiTheme="majorBidi" w:hAnsiTheme="majorBidi" w:cstheme="majorBidi"/>
+                <w:sz w:val="19"/>
+              </w:rPr>
+              <w:t>0,3</w:t>
+            </w:r>
+          </w:p>
+        </w:tc>
+        <w:tc>
+          <w:tcPr>
+            <w:tcW w:w="2200" w:type="dxa"/>
+          </w:tcPr>
+          <w:p>
+            <w:pPr>
+              <w:jc w:val="center"/>
+              <w:rPr>
+                <w:rFonts w:asciiTheme="majorBidi" w:hAnsiTheme="majorBidi" w:cstheme="majorBidi"/>
+              </w:rPr>
+            </w:pPr>
+            <w:r>
+              <w:rPr>
+                <w:rFonts w:asciiTheme="majorBidi" w:hAnsiTheme="majorBidi" w:cstheme="majorBidi"/>
+                <w:sz w:val="19"/>
+              </w:rPr>
+              <w:t>24,4</w:t>
+            </w:r>
+          </w:p>
+        </w:tc>
+        <w:tc>
+          <w:tcPr>
+            <w:tcW w:w="1900" w:type="dxa"/>
+          </w:tcPr>
+          <w:p>
+            <w:pPr>
+              <w:jc w:val="center"/>
+              <w:rPr>
+                <w:rFonts w:asciiTheme="majorBidi" w:hAnsiTheme="majorBidi" w:cstheme="majorBidi"/>
+              </w:rPr>
+            </w:pPr>
+            <w:r>
+              <w:rPr>
+                <w:rFonts w:asciiTheme="majorBidi" w:hAnsiTheme="majorBidi" w:cstheme="majorBidi"/>
+                <w:sz w:val="19"/>
+              </w:rPr>
+              <w:t>5,3</w:t>
+            </w:r>
+          </w:p>
+        </w:tc>
+      </w:tr>
+      <w:tr>
+        <w:trPr>
+          <w:jc w:val="center"/>
+        </w:trPr>
+        <w:tc>
+          <w:tcPr>
+            <w:tcW w:w="3200" w:type="dxa"/>
+          </w:tcPr>
+          <w:p>
+            <w:pPr>
+              <w:jc w:val="center"/>
+              <w:rPr>
+                <w:rFonts w:asciiTheme="majorBidi" w:hAnsiTheme="majorBidi" w:cstheme="majorBidi"/>
+              </w:rPr>
+            </w:pPr>
+            <w:r>
+              <w:rPr>
+                <w:rFonts w:asciiTheme="majorBidi" w:hAnsiTheme="majorBidi" w:cstheme="majorBidi"/>
+                <w:sz w:val="19"/>
+              </w:rPr>
+              <w:t>Zeggoutta (Sidi Kacem)</w:t>
+            </w:r>
+          </w:p>
+        </w:tc>
+        <w:tc>
+          <w:tcPr>
+            <w:tcW w:w="2000" w:type="dxa"/>
+          </w:tcPr>
+          <w:p>
+            <w:pPr>
+              <w:jc w:val="center"/>
+              <w:rPr>
+                <w:rFonts w:asciiTheme="majorBidi" w:hAnsiTheme="majorBidi" w:cstheme="majorBidi"/>
+              </w:rPr>
+            </w:pPr>
+            <w:r>
+              <w:rPr>
+                <w:rFonts w:asciiTheme="majorBidi" w:hAnsiTheme="majorBidi" w:cstheme="majorBidi"/>
+                <w:sz w:val="19"/>
+              </w:rPr>
+              <w:t>0,5</w:t>
+            </w:r>
+          </w:p>
+        </w:tc>
+        <w:tc>
+          <w:tcPr>
+            <w:tcW w:w="2200" w:type="dxa"/>
+          </w:tcPr>
+          <w:p>
+            <w:pPr>
+              <w:jc w:val="center"/>
+              <w:rPr>
+                <w:rFonts w:asciiTheme="majorBidi" w:hAnsiTheme="majorBidi" w:cstheme="majorBidi"/>
+              </w:rPr>
+            </w:pPr>
+            <w:r>
+              <w:rPr>
+                <w:rFonts w:asciiTheme="majorBidi" w:hAnsiTheme="majorBidi" w:cstheme="majorBidi"/>
+                <w:sz w:val="19"/>
+              </w:rPr>
+              <w:t>24,7</w:t>
+            </w:r>
+          </w:p>
+        </w:tc>
+        <w:tc>
+          <w:tcPr>
+            <w:tcW w:w="1900" w:type="dxa"/>
+          </w:tcPr>
+          <w:p>
+            <w:pPr>
+              <w:jc w:val="center"/>
+              <w:rPr>
+                <w:rFonts w:asciiTheme="majorBidi" w:hAnsiTheme="majorBidi" w:cstheme="majorBidi"/>
+              </w:rPr>
+            </w:pPr>
+            <w:r>
+              <w:rPr>
+                <w:rFonts w:asciiTheme="majorBidi" w:hAnsiTheme="majorBidi" w:cstheme="majorBidi"/>
+                <w:sz w:val="19"/>
+              </w:rPr>
+              <w:t>5,2</w:t>
+            </w:r>
+          </w:p>
+        </w:tc>
+      </w:tr>
+    </w:tbl>
+    <w:p>
+      <w:pPr>
+        <w:spacing w:before="40" w:after="320"/>
+        <w:jc w:val="center"/>
+        <w:rPr>
+          <w:rFonts w:asciiTheme="majorBidi" w:hAnsiTheme="majorBidi" w:cstheme="majorBidi"/>
+          <w:i/>
+          <w:sz w:val="20"/>
+          <w:lang w:val="fr-FR"/>
+        </w:rPr>
+      </w:pPr>
+      <w:r>
+        <w:rPr>
+          <w:rFonts w:asciiTheme="majorBidi" w:hAnsiTheme="majorBidi" w:cstheme="majorBidi"/>
+          <w:i/>
+          <w:sz w:val="20"/>
+          <w:lang w:val="fr-FR"/>
+        </w:rPr>
+        <w:t>Tableau 5</w:t>
+      </w:r>
+      <w:r>
+        <w:rPr>
+          <w:rFonts w:asciiTheme="majorBidi" w:hAnsiTheme="majorBidi" w:cstheme="majorBidi"/>
+          <w:i/>
+          <w:sz w:val="20"/>
+          <w:lang w:val="fr-FR"/>
+        </w:rPr>
+        <w:t xml:space="preserve"> — Prévision J+1 par station (exemple réel, 20/07/2026) ; Khénichet indisponible (fenêtre de 30 jours non consécutive)</w:t>
+      </w:r>
+    </w:p>
+    <w:p>
+      <w:pPr>
+        <w:pStyle w:val="Titre2"/>
+        <w:rPr>
+          <w:lang w:val="fr-FR"/>
+        </w:rPr>
+      </w:pPr>
+      <w:bookmarkStart w:id="47" w:name="_Toc235449961"/>
+      <w:r>
+        <w:rPr>
+          <w:lang w:val="fr-FR"/>
+        </w:rPr>
+        <w:t>6.3 Résultats de la prévision de pluie et pistes d'amélioration testées</w:t>
+      </w:r>
+      <w:bookmarkEnd w:id="47"/>
     </w:p>
     <w:p>
       <w:pPr>
@@ -11492,25 +14494,314 @@
           <w:rFonts w:asciiTheme="majorBidi" w:hAnsiTheme="majorBidi" w:cstheme="majorBidi"/>
           <w:lang w:val="fr-FR"/>
         </w:rPr>
-        <w:t>Page Prévisions — prévision J+1 (pluie, température, ETo) par station — emplacement réservé, capture d'écran à insérer si disponible.</w:t>
-      </w:r>
-    </w:p>
-    <w:p>
-      <w:pPr>
-        <w:pStyle w:val="Titre2"/>
-        <w:rPr>
-          <w:lang w:val="fr-FR"/>
-        </w:rPr>
-      </w:pPr>
-      <w:bookmarkStart w:id="39" w:name="_Toc235311139"/>
-      <w:r>
-        <w:rPr>
-          <w:lang w:val="fr-FR"/>
-        </w:rPr>
-        <w:lastRenderedPageBreak/>
-        <w:t>6.3 Résultats de la prévision de pluie et pistes d'amélioration testées</w:t>
-      </w:r>
-      <w:bookmarkEnd w:id="39"/>
+        <w:t>Le pipeline de données du module ML comprend six étapes principales, exécutées manuellement lors de la (ré)génération des modèles : import de l'historique météorologique pluriannuel, diagnostic de la qualité des données, nettoyage des mesures issues de pannes de capteurs, préparation des fenêtres d'entraînement du LSTM, entraînement du modèle de prévision, puis entraînement du détecteur d'anomalies.</w:t>
+      </w:r>
+    </w:p>
+    <w:tbl>
+      <w:tblPr>
+        <w:tblStyle w:val="Grilledutableau"/>
+        <w:tblW w:w="0" w:type="auto"/>
+        <w:jc w:val="center"/>
+        <w:tblLook w:val="04A0" w:firstRow="1" w:lastRow="0" w:firstColumn="1" w:lastColumn="0" w:noHBand="0" w:noVBand="1"/>
+      </w:tblPr>
+      <w:tblGrid>
+        <w:gridCol w:w="2606"/>
+        <w:gridCol w:w="2606"/>
+        <w:gridCol w:w="2606"/>
+      </w:tblGrid>
+      <w:tr>
+        <w:trPr>
+          <w:jc w:val="center"/>
+        </w:trPr>
+        <w:tc>
+          <w:tcPr>
+            <w:tcW w:w="2606" w:type="dxa"/>
+          </w:tcPr>
+          <w:p>
+            <w:pPr>
+              <w:jc w:val="center"/>
+              <w:rPr>
+                <w:rFonts w:asciiTheme="majorBidi" w:hAnsiTheme="majorBidi" w:cstheme="majorBidi"/>
+              </w:rPr>
+            </w:pPr>
+            <w:r>
+              <w:rPr>
+                <w:rFonts w:asciiTheme="majorBidi" w:hAnsiTheme="majorBidi" w:cstheme="majorBidi"/>
+                <w:b/>
+                <w:sz w:val="21"/>
+              </w:rPr>
+              <w:t>Variable</w:t>
+            </w:r>
+          </w:p>
+        </w:tc>
+        <w:tc>
+          <w:tcPr>
+            <w:tcW w:w="2606" w:type="dxa"/>
+          </w:tcPr>
+          <w:p>
+            <w:pPr>
+              <w:jc w:val="center"/>
+              <w:rPr>
+                <w:rFonts w:asciiTheme="majorBidi" w:hAnsiTheme="majorBidi" w:cstheme="majorBidi"/>
+              </w:rPr>
+            </w:pPr>
+            <w:r>
+              <w:rPr>
+                <w:rFonts w:asciiTheme="majorBidi" w:hAnsiTheme="majorBidi" w:cstheme="majorBidi"/>
+                <w:b/>
+                <w:sz w:val="21"/>
+              </w:rPr>
+              <w:t>MAE</w:t>
+            </w:r>
+          </w:p>
+        </w:tc>
+        <w:tc>
+          <w:tcPr>
+            <w:tcW w:w="2606" w:type="dxa"/>
+          </w:tcPr>
+          <w:p>
+            <w:pPr>
+              <w:jc w:val="center"/>
+              <w:rPr>
+                <w:rFonts w:asciiTheme="majorBidi" w:hAnsiTheme="majorBidi" w:cstheme="majorBidi"/>
+              </w:rPr>
+            </w:pPr>
+            <w:r>
+              <w:rPr>
+                <w:rFonts w:asciiTheme="majorBidi" w:hAnsiTheme="majorBidi" w:cstheme="majorBidi"/>
+                <w:b/>
+                <w:sz w:val="21"/>
+              </w:rPr>
+              <w:t>RMSE</w:t>
+            </w:r>
+          </w:p>
+        </w:tc>
+      </w:tr>
+      <w:tr>
+        <w:trPr>
+          <w:jc w:val="center"/>
+        </w:trPr>
+        <w:tc>
+          <w:tcPr>
+            <w:tcW w:w="2606" w:type="dxa"/>
+          </w:tcPr>
+          <w:p>
+            <w:pPr>
+              <w:jc w:val="center"/>
+              <w:rPr>
+                <w:rFonts w:asciiTheme="majorBidi" w:hAnsiTheme="majorBidi" w:cstheme="majorBidi"/>
+              </w:rPr>
+            </w:pPr>
+            <w:r>
+              <w:rPr>
+                <w:rFonts w:asciiTheme="majorBidi" w:hAnsiTheme="majorBidi" w:cstheme="majorBidi"/>
+                <w:sz w:val="20"/>
+              </w:rPr>
+              <w:t>Pluie (mm)</w:t>
+            </w:r>
+          </w:p>
+        </w:tc>
+        <w:tc>
+          <w:tcPr>
+            <w:tcW w:w="2606" w:type="dxa"/>
+          </w:tcPr>
+          <w:p>
+            <w:pPr>
+              <w:jc w:val="center"/>
+              <w:rPr>
+                <w:rFonts w:asciiTheme="majorBidi" w:hAnsiTheme="majorBidi" w:cstheme="majorBidi"/>
+              </w:rPr>
+            </w:pPr>
+            <w:r>
+              <w:rPr>
+                <w:rFonts w:asciiTheme="majorBidi" w:hAnsiTheme="majorBidi" w:cstheme="majorBidi"/>
+                <w:sz w:val="20"/>
+              </w:rPr>
+              <w:t>1,55</w:t>
+            </w:r>
+          </w:p>
+        </w:tc>
+        <w:tc>
+          <w:tcPr>
+            <w:tcW w:w="2606" w:type="dxa"/>
+          </w:tcPr>
+          <w:p>
+            <w:pPr>
+              <w:jc w:val="center"/>
+              <w:rPr>
+                <w:rFonts w:asciiTheme="majorBidi" w:hAnsiTheme="majorBidi" w:cstheme="majorBidi"/>
+              </w:rPr>
+            </w:pPr>
+            <w:r>
+              <w:rPr>
+                <w:rFonts w:asciiTheme="majorBidi" w:hAnsiTheme="majorBidi" w:cstheme="majorBidi"/>
+                <w:sz w:val="20"/>
+              </w:rPr>
+              <w:t>3,98</w:t>
+            </w:r>
+          </w:p>
+        </w:tc>
+      </w:tr>
+      <w:tr>
+        <w:trPr>
+          <w:jc w:val="center"/>
+        </w:trPr>
+        <w:tc>
+          <w:tcPr>
+            <w:tcW w:w="2606" w:type="dxa"/>
+          </w:tcPr>
+          <w:p>
+            <w:pPr>
+              <w:jc w:val="center"/>
+              <w:rPr>
+                <w:rFonts w:asciiTheme="majorBidi" w:hAnsiTheme="majorBidi" w:cstheme="majorBidi"/>
+              </w:rPr>
+            </w:pPr>
+            <w:r>
+              <w:rPr>
+                <w:rFonts w:asciiTheme="majorBidi" w:hAnsiTheme="majorBidi" w:cstheme="majorBidi"/>
+                <w:sz w:val="20"/>
+              </w:rPr>
+              <w:t>Température (°C)</w:t>
+            </w:r>
+          </w:p>
+        </w:tc>
+        <w:tc>
+          <w:tcPr>
+            <w:tcW w:w="2606" w:type="dxa"/>
+          </w:tcPr>
+          <w:p>
+            <w:pPr>
+              <w:jc w:val="center"/>
+              <w:rPr>
+                <w:rFonts w:asciiTheme="majorBidi" w:hAnsiTheme="majorBidi" w:cstheme="majorBidi"/>
+              </w:rPr>
+            </w:pPr>
+            <w:r>
+              <w:rPr>
+                <w:rFonts w:asciiTheme="majorBidi" w:hAnsiTheme="majorBidi" w:cstheme="majorBidi"/>
+                <w:sz w:val="20"/>
+              </w:rPr>
+              <w:t>1,10</w:t>
+            </w:r>
+          </w:p>
+        </w:tc>
+        <w:tc>
+          <w:tcPr>
+            <w:tcW w:w="2606" w:type="dxa"/>
+          </w:tcPr>
+          <w:p>
+            <w:pPr>
+              <w:jc w:val="center"/>
+              <w:rPr>
+                <w:rFonts w:asciiTheme="majorBidi" w:hAnsiTheme="majorBidi" w:cstheme="majorBidi"/>
+              </w:rPr>
+            </w:pPr>
+            <w:r>
+              <w:rPr>
+                <w:rFonts w:asciiTheme="majorBidi" w:hAnsiTheme="majorBidi" w:cstheme="majorBidi"/>
+                <w:sz w:val="20"/>
+              </w:rPr>
+              <w:t>1,50</w:t>
+            </w:r>
+          </w:p>
+        </w:tc>
+      </w:tr>
+      <w:tr>
+        <w:trPr>
+          <w:jc w:val="center"/>
+        </w:trPr>
+        <w:tc>
+          <w:tcPr>
+            <w:tcW w:w="2606" w:type="dxa"/>
+          </w:tcPr>
+          <w:p>
+            <w:pPr>
+              <w:jc w:val="center"/>
+              <w:rPr>
+                <w:rFonts w:asciiTheme="majorBidi" w:hAnsiTheme="majorBidi" w:cstheme="majorBidi"/>
+              </w:rPr>
+            </w:pPr>
+            <w:r>
+              <w:rPr>
+                <w:rFonts w:asciiTheme="majorBidi" w:hAnsiTheme="majorBidi" w:cstheme="majorBidi"/>
+                <w:sz w:val="20"/>
+              </w:rPr>
+              <w:t>ETo (mm)</w:t>
+            </w:r>
+          </w:p>
+        </w:tc>
+        <w:tc>
+          <w:tcPr>
+            <w:tcW w:w="2606" w:type="dxa"/>
+          </w:tcPr>
+          <w:p>
+            <w:pPr>
+              <w:jc w:val="center"/>
+              <w:rPr>
+                <w:rFonts w:asciiTheme="majorBidi" w:hAnsiTheme="majorBidi" w:cstheme="majorBidi"/>
+              </w:rPr>
+            </w:pPr>
+            <w:r>
+              <w:rPr>
+                <w:rFonts w:asciiTheme="majorBidi" w:hAnsiTheme="majorBidi" w:cstheme="majorBidi"/>
+                <w:sz w:val="20"/>
+              </w:rPr>
+              <w:t>0,62</w:t>
+            </w:r>
+          </w:p>
+        </w:tc>
+        <w:tc>
+          <w:tcPr>
+            <w:tcW w:w="2606" w:type="dxa"/>
+          </w:tcPr>
+          <w:p>
+            <w:pPr>
+              <w:jc w:val="center"/>
+              <w:rPr>
+                <w:rFonts w:asciiTheme="majorBidi" w:hAnsiTheme="majorBidi" w:cstheme="majorBidi"/>
+              </w:rPr>
+            </w:pPr>
+            <w:r>
+              <w:rPr>
+                <w:rFonts w:asciiTheme="majorBidi" w:hAnsiTheme="majorBidi" w:cstheme="majorBidi"/>
+                <w:sz w:val="20"/>
+              </w:rPr>
+              <w:t>0,82</w:t>
+            </w:r>
+          </w:p>
+        </w:tc>
+      </w:tr>
+    </w:tbl>
+    <w:p>
+      <w:pPr>
+        <w:spacing w:before="40" w:after="320"/>
+        <w:jc w:val="center"/>
+        <w:rPr>
+          <w:rFonts w:asciiTheme="majorBidi" w:hAnsiTheme="majorBidi" w:cstheme="majorBidi"/>
+          <w:i/>
+          <w:sz w:val="20"/>
+          <w:lang w:val="fr-FR"/>
+        </w:rPr>
+      </w:pPr>
+      <w:r>
+        <w:rPr>
+          <w:rFonts w:asciiTheme="majorBidi" w:hAnsiTheme="majorBidi" w:cstheme="majorBidi"/>
+          <w:i/>
+          <w:sz w:val="20"/>
+          <w:lang w:val="fr-FR"/>
+        </w:rPr>
+        <w:t>Tableau 6</w:t>
+      </w:r>
+      <w:r>
+        <w:rPr>
+          <w:rFonts w:asciiTheme="majorBidi" w:hAnsiTheme="majorBidi" w:cstheme="majorBidi"/>
+          <w:i/>
+          <w:sz w:val="20"/>
+          <w:lang w:val="fr-FR"/>
+        </w:rPr>
+        <w:t xml:space="preserve"> — Résultats du LSTM sur le jeu de test (récapitulatif)</w:t>
+      </w:r>
     </w:p>
     <w:p>
       <w:pPr>
@@ -11526,7 +14817,7 @@
           <w:rFonts w:asciiTheme="majorBidi" w:hAnsiTheme="majorBidi" w:cstheme="majorBidi"/>
           <w:lang w:val="fr-FR"/>
         </w:rPr>
-        <w:t>Le pipeline de données du module ML comprend six étapes principales, exécutées manuellement lors de la (ré)génération des modèles : import de l'historique météorologique pluriannuel, diagnostic de la qualité des données, nettoyage des mesures issues de pannes de capteurs, préparation des fenêtres d'entraînement du LSTM, entraînement du modèle de prévision, puis entraînement du détecteur d'anomalies.</w:t>
+        <w:t>Sur le jeu de test, le modèle LSTM atteint une erreur absolue moyenne (MAE) d'environ 1,55 mm pour la pluie et 1,10°C pour la température. Le modèle détecte correctement l'occurrence de pluie dans environ 90 % des cas (rappel), mais génère un nombre important de fausses alertes (précision d'environ 25 à 35 %) ; il est donc préférable de s'appuyer sur la tendance annoncée plutôt que sur la valeur exacte prévue. Une architecture alternative à deux modèles (« hurdle », séparant la prévision de l'occurrence et celle de la quantité de pluie) a été testée au cours du stage, mais n'a pas surpassé le modèle de référence sur l'ensemble des métriques évaluées ; le modèle simple a par conséquent été conservé en production.</w:t>
       </w:r>
     </w:p>
     <w:p>
@@ -11543,7 +14834,7 @@
           <w:rFonts w:asciiTheme="majorBidi" w:hAnsiTheme="majorBidi" w:cstheme="majorBidi"/>
           <w:lang w:val="fr-FR"/>
         </w:rPr>
-        <w:t>Sur le jeu de test, le modèle LSTM atteint une erreur absolue moyenne (MAE) d'environ 1,55 mm pour la pluie et 1,10°C pour la température. Le modèle détecte correctement l'occurrence de pluie dans environ 90 % des cas (rappel), mais génère un nombre important de fausses alertes (précision d'environ 25 à 35 %) ; il est donc préférable de s'appuyer sur la tendance annoncée plutôt que sur la valeur exacte prévue. Une architecture alternative à deux modèles (« hurdle », séparant la prévision de l'occurrence et celle de la quantité de pluie) a été testée au cours du stage, mais n'a pas surpassé le modèle de référence sur l'ensemble des métriques évaluées ; le modèle simple a par conséquent été conservé en production.</w:t>
+        <w:t>La préparation des fenêtres d'entraînement segmente l'historique de chaque station en tronçons continus, coupant la série aux endroits où un trou dépasse 7 jours et interpolant linéairement les trous plus courts, afin de ne jamais présenter au modèle une séquence de 30 jours artificiellement recomposée à partir de données non contiguës :</w:t>
       </w:r>
     </w:p>
     <w:p>
@@ -11555,13 +14846,6 @@
           <w:lang w:val="fr-FR"/>
         </w:rPr>
       </w:pPr>
-      <w:r>
-        <w:rPr>
-          <w:rFonts w:asciiTheme="majorBidi" w:hAnsiTheme="majorBidi" w:cstheme="majorBidi"/>
-          <w:lang w:val="fr-FR"/>
-        </w:rPr>
-        <w:t>La préparation des fenêtres d'entraînement segmente l'historique de chaque station en tronçons continus, coupant la série aux endroits où un trou dépasse 7 jours et interpolant linéairement les trous plus courts, afin de ne jamais présenter au modèle une séquence de 30 jours artificiellement recomposée à partir de données non contiguës :</w:t>
-      </w:r>
     </w:p>
     <w:p>
       <w:pPr>
@@ -11578,6 +14862,7 @@
           <w:sz w:val="20"/>
           <w:lang w:val="fr-FR"/>
         </w:rPr>
+        <w:lastRenderedPageBreak/>
         <w:t>Extrait 9 — ML/preparer_donnees_lstm.py : segmentation aux trous et interpolation</w:t>
       </w:r>
     </w:p>
@@ -11802,7 +15087,6 @@
           <w:noProof/>
           <w:lang w:val="fr-FR" w:eastAsia="fr-FR"/>
         </w:rPr>
-        <w:lastRenderedPageBreak/>
         <w:drawing>
           <wp:inline distT="0" distB="0" distL="0" distR="0" wp14:anchorId="43F11DA9" wp14:editId="140BC7EB">
             <wp:extent cx="5760720" cy="3621024"/>
@@ -11900,7 +15184,7 @@
           <w:rFonts w:asciiTheme="majorBidi" w:hAnsiTheme="majorBidi" w:cstheme="majorBidi"/>
           <w:lang w:val="fr-FR"/>
         </w:rPr>
-        <w:t xml:space="preserve">: Extrait de la console de ré-entraînement du pipeline ML (métriques MAE/RMSE)</w:t>
+        <w:t>: Extrait de la console de ré-entraînement du pipeline ML (métriques MAE/RMSE)</w:t>
       </w:r>
     </w:p>
     <w:p>
@@ -11927,12 +15211,14 @@
           <w:lang w:val="fr-FR"/>
         </w:rPr>
       </w:pPr>
+      <w:bookmarkStart w:id="48" w:name="_Toc235449962"/>
       <w:r>
         <w:rPr>
           <w:lang w:val="fr-FR"/>
         </w:rPr>
         <w:t>6.4 Prévision de l'évapotranspiration (ETo)</w:t>
       </w:r>
+      <w:bookmarkEnd w:id="48"/>
     </w:p>
     <w:p>
       <w:pPr>
@@ -11948,16 +15234,32 @@
           <w:rFonts w:asciiTheme="majorBidi" w:hAnsiTheme="majorBidi" w:cstheme="majorBidi"/>
           <w:lang w:val="fr-FR"/>
         </w:rPr>
-        <w:t>L'ajout de l'ETo comme cible supplémentaire du même modèle multi-sorties (aux côtés de la pluie et de la température, sans changement d'architecture) donne en revanche un résultat nettement meilleur : une corrélation prédiction/réel de 0,91 (contre 0,45 pour la pluie) et une MAE de 0,62 mm/jour, soit seulement 32 % de l'écart-type naturel de la variable. Cet écart illustre un principe agrométéorologique de base : l'ETo dépend de variables lisses et autocorrélées (température, rayonnement, vent), alors que la pluie est un phénomène seuil fortement influencé par une dynamique atmosphérique à grande échelle absente des données disponibles. Contrairement à la prévision de pluie, une prévision d'ETo à ce niveau de précision serait exploitable pour anticiper le bilan hydrique (cumul_pluie - cumul_eto, déjà calculé quotidiennement dans l'application) plutôt que de le constater après coup — une piste concrète d'aide à la décision d'irrigation.</w:t>
+        <w:t xml:space="preserve">L'ajout de l'ETo comme cible supplémentaire du même modèle multi-sorties (aux côtés de la pluie et de la température, sans changement d'architecture) donne en revanche un résultat nettement meilleur : une corrélation prédiction/réel de 0,91 (contre 0,45 pour la pluie) et une MAE de 0,62 mm/jour, soit </w:t>
+      </w:r>
+      <w:r>
+        <w:rPr>
+          <w:rFonts w:asciiTheme="majorBidi" w:hAnsiTheme="majorBidi" w:cstheme="majorBidi"/>
+          <w:lang w:val="fr-FR"/>
+        </w:rPr>
+        <w:lastRenderedPageBreak/>
+        <w:t>seulement 32 % de l'écart-type naturel de la variable. Cet écart illustre un principe agrométéorologique de base : l'ETo dépend de variables lisses et autocorrélées (température, rayonnement, vent), alors que la pluie est un phénomène seuil fortement influencé par une dynamique atmosphérique à grande échelle absente des données disponibles. Contrairement à la prévision de pluie, une prévision d'ETo à ce niveau de précision serait exploitable pour anticiper le bilan hydrique (cumul_pluie - cumul_eto, déjà calculé quotidiennement dans l'application) plutôt que de le constater après coup — une piste concrète d'aide à la décision d'irrigation.</w:t>
       </w:r>
     </w:p>
     <w:p>
       <w:pPr>
         <w:pStyle w:val="Titre2"/>
-      </w:pPr>
-      <w:r>
+        <w:rPr>
+          <w:lang w:val="fr-FR"/>
+        </w:rPr>
+      </w:pPr>
+      <w:bookmarkStart w:id="49" w:name="_Toc235449963"/>
+      <w:r>
+        <w:rPr>
+          <w:lang w:val="fr-FR"/>
+        </w:rPr>
         <w:t>6.5 Typologie des stations et des campagnes agricoles</w:t>
       </w:r>
+      <w:bookmarkEnd w:id="49"/>
     </w:p>
     <w:p>
       <w:pPr>
@@ -12012,12 +15314,32 @@
     </w:p>
     <w:p>
       <w:pPr>
+        <w:rPr>
+          <w:rFonts w:asciiTheme="majorBidi" w:eastAsiaTheme="majorEastAsia" w:hAnsiTheme="majorBidi" w:cstheme="majorBidi"/>
+          <w:b/>
+          <w:bCs/>
+          <w:color w:val="403152" w:themeColor="accent4" w:themeShade="80"/>
+          <w:sz w:val="48"/>
+          <w:szCs w:val="28"/>
+          <w:lang w:val="fr-FR"/>
+        </w:rPr>
+      </w:pPr>
+      <w:r>
+        <w:rPr>
+          <w:rFonts w:asciiTheme="majorBidi" w:hAnsiTheme="majorBidi" w:cstheme="majorBidi"/>
+          <w:lang w:val="fr-FR"/>
+        </w:rPr>
+        <w:br w:type="page"/>
+      </w:r>
+    </w:p>
+    <w:p>
+      <w:pPr>
         <w:pStyle w:val="Titre1"/>
         <w:rPr>
           <w:lang w:val="fr-FR"/>
         </w:rPr>
       </w:pPr>
-      <w:bookmarkStart w:id="47" w:name="_Toc235311146"/>
+      <w:bookmarkStart w:id="50" w:name="_Toc235449964"/>
       <w:r>
         <w:rPr>
           <w:lang w:val="fr-FR"/>
@@ -12025,7 +15347,7 @@
         <w:lastRenderedPageBreak/>
         <w:t>Conclusion générale et perspectives</w:t>
       </w:r>
-      <w:bookmarkEnd w:id="47"/>
+      <w:bookmarkEnd w:id="50"/>
     </w:p>
     <w:p>
       <w:pPr>
@@ -12041,7 +15363,92 @@
           <w:rFonts w:asciiTheme="majorBidi" w:hAnsiTheme="majorBidi" w:cstheme="majorBidi"/>
           <w:lang w:val="fr-FR"/>
         </w:rPr>
-        <w:t>Ce stage a permis de concevoir et de développer une application de bureau répondant à un besoin métier concret du Service des Études et Données de l'ORMVAG : automatiser l'ensemble de la chaîne de traitement des données météorologiques, depuis l'import des mesures jusqu'à la diffusion du bulletin officiel de relevé des précipitations, tout en sécurisant l'accès aux données et en introduisant des capacités de prévision et de détection d'anomalies par apprentissage automatique.</w:t>
+        <w:t>Ce stage a permis de concevoir et de développer une application de bureau répondant à un besoin métier concret du Service des Études et Données de l'ORMVAG : automatiser l'ensemble de la chaîne de traitement des données météorologiques, depuis l'import des mesures jusqu'à la diffusion du bulletin officiel de relevé des précipitations, tout en sécurisant l'accès aux données et en intégrant la détection d'anomalies par apprentissage automatique et en explorant, à travers une étude exploratoire dédiée, l'apport potentiel de la prévision météorologique.</w:t>
+      </w:r>
+    </w:p>
+    <w:p>
+      <w:pPr>
+        <w:pStyle w:val="Listepuces"/>
+        <w:spacing w:after="80"/>
+        <w:rPr>
+          <w:rFonts w:asciiTheme="majorBidi" w:hAnsiTheme="majorBidi" w:cstheme="majorBidi"/>
+          <w:lang w:val="fr-FR"/>
+        </w:rPr>
+      </w:pPr>
+      <w:r>
+        <w:rPr>
+          <w:rFonts w:asciiTheme="majorBidi" w:hAnsiTheme="majorBidi" w:cstheme="majorBidi"/>
+          <w:lang w:val="fr-FR"/>
+        </w:rPr>
+        <w:t>14 stations du réseau ORMVAG gérées de façon centralisée ;</w:t>
+      </w:r>
+    </w:p>
+    <w:p>
+      <w:pPr>
+        <w:pStyle w:val="Listepuces"/>
+        <w:spacing w:after="80"/>
+        <w:rPr>
+          <w:rFonts w:asciiTheme="majorBidi" w:hAnsiTheme="majorBidi" w:cstheme="majorBidi"/>
+          <w:lang w:val="fr-FR"/>
+        </w:rPr>
+      </w:pPr>
+      <w:r>
+        <w:rPr>
+          <w:rFonts w:asciiTheme="majorBidi" w:hAnsiTheme="majorBidi" w:cstheme="majorBidi"/>
+          <w:lang w:val="fr-FR"/>
+        </w:rPr>
+        <w:t>plus de 10 ans d'historique météorologique consolidé (2016-2026), soit environ 36 500 mesures importées ;</w:t>
+      </w:r>
+    </w:p>
+    <w:p>
+      <w:pPr>
+        <w:pStyle w:val="Listepuces"/>
+        <w:spacing w:after="80"/>
+        <w:rPr>
+          <w:rFonts w:asciiTheme="majorBidi" w:hAnsiTheme="majorBidi" w:cstheme="majorBidi"/>
+          <w:lang w:val="fr-FR"/>
+        </w:rPr>
+      </w:pPr>
+      <w:r>
+        <w:rPr>
+          <w:rFonts w:asciiTheme="majorBidi" w:hAnsiTheme="majorBidi" w:cstheme="majorBidi"/>
+          <w:lang w:val="fr-FR"/>
+        </w:rPr>
+        <w:t>plus de 36 000 indicateurs agroclimatiques journaliers calculés automatiquement ;</w:t>
+      </w:r>
+    </w:p>
+    <w:p>
+      <w:pPr>
+        <w:pStyle w:val="Listepuces"/>
+        <w:spacing w:after="80"/>
+        <w:rPr>
+          <w:rFonts w:asciiTheme="majorBidi" w:hAnsiTheme="majorBidi" w:cstheme="majorBidi"/>
+          <w:lang w:val="fr-FR"/>
+        </w:rPr>
+      </w:pPr>
+      <w:r>
+        <w:rPr>
+          <w:rFonts w:asciiTheme="majorBidi" w:hAnsiTheme="majorBidi" w:cstheme="majorBidi"/>
+          <w:lang w:val="fr-FR"/>
+        </w:rPr>
+        <w:t>import automatique quotidien des mesures et génération/envoi du bulletin officiel de précipitations, sans intervention manuelle ;</w:t>
+      </w:r>
+    </w:p>
+    <w:p>
+      <w:pPr>
+        <w:pStyle w:val="Listepuces"/>
+        <w:spacing w:after="80"/>
+        <w:rPr>
+          <w:rFonts w:asciiTheme="majorBidi" w:hAnsiTheme="majorBidi" w:cstheme="majorBidi"/>
+          <w:lang w:val="fr-FR"/>
+        </w:rPr>
+      </w:pPr>
+      <w:r>
+        <w:rPr>
+          <w:rFonts w:asciiTheme="majorBidi" w:hAnsiTheme="majorBidi" w:cstheme="majorBidi"/>
+          <w:lang w:val="fr-FR"/>
+        </w:rPr>
+        <w:t>rattrapage automatique de la tâche quotidienne après une absence prolongée de l'application.</w:t>
       </w:r>
     </w:p>
     <w:p>
@@ -12134,7 +15541,7 @@
           <w:lang w:val="fr-FR"/>
         </w:rPr>
       </w:pPr>
-      <w:bookmarkStart w:id="48" w:name="_Toc235311147"/>
+      <w:bookmarkStart w:id="51" w:name="_Toc235449965"/>
       <w:r>
         <w:rPr>
           <w:lang w:val="fr-FR"/>
@@ -12142,7 +15549,7 @@
         <w:lastRenderedPageBreak/>
         <w:t>Bibliographie et webographie</w:t>
       </w:r>
-      <w:bookmarkEnd w:id="48"/>
+      <w:bookmarkEnd w:id="51"/>
     </w:p>
     <w:p>
       <w:pPr>
@@ -12237,9 +15644,15 @@
       <w:r>
         <w:rPr>
           <w:rFonts w:asciiTheme="majorBidi" w:hAnsiTheme="majorBidi" w:cstheme="majorBidi"/>
-          <w:lang w:val="fr-FR"/>
-        </w:rPr>
-        <w:t>Documentation Leaflet.js — https://leafletjs.com/</w:t>
+        </w:rPr>
+        <w:t xml:space="preserve">Hochreiter, S., Schmidhuber, J. (1997). Long Short-Term Memory. </w:t>
+      </w:r>
+      <w:r>
+        <w:rPr>
+          <w:rFonts w:asciiTheme="majorBidi" w:hAnsiTheme="majorBidi" w:cstheme="majorBidi"/>
+          <w:lang w:val="fr-FR"/>
+        </w:rPr>
+        <w:t>Neural Computation, 9(8), 1735-1780.</w:t>
       </w:r>
     </w:p>
     <w:p>
@@ -12248,6 +15661,76 @@
         <w:spacing w:after="80"/>
         <w:rPr>
           <w:rFonts w:asciiTheme="majorBidi" w:hAnsiTheme="majorBidi" w:cstheme="majorBidi"/>
+        </w:rPr>
+      </w:pPr>
+      <w:r>
+        <w:rPr>
+          <w:rFonts w:asciiTheme="majorBidi" w:hAnsiTheme="majorBidi" w:cstheme="majorBidi"/>
+        </w:rPr>
+        <w:t>Liu, F. T., Ting, K. M., Zhou, Z.-H. (2008). Isolation Forest. IEEE International Conference on Data Mining (ICDM).</w:t>
+      </w:r>
+    </w:p>
+    <w:p>
+      <w:pPr>
+        <w:pStyle w:val="Listepuces"/>
+        <w:spacing w:after="80"/>
+        <w:rPr>
+          <w:rFonts w:asciiTheme="majorBidi" w:hAnsiTheme="majorBidi" w:cstheme="majorBidi"/>
+        </w:rPr>
+      </w:pPr>
+      <w:r>
+        <w:rPr>
+          <w:rFonts w:asciiTheme="majorBidi" w:hAnsiTheme="majorBidi" w:cstheme="majorBidi"/>
+        </w:rPr>
+        <w:t>Breiman, L. (2001). Random Forests. Machine Learning, 45(1), 5-32.</w:t>
+      </w:r>
+    </w:p>
+    <w:p>
+      <w:pPr>
+        <w:pStyle w:val="Listepuces"/>
+        <w:spacing w:after="80"/>
+        <w:rPr>
+          <w:rFonts w:asciiTheme="majorBidi" w:hAnsiTheme="majorBidi" w:cstheme="majorBidi"/>
+          <w:lang w:val="fr-FR"/>
+        </w:rPr>
+      </w:pPr>
+      <w:r>
+        <w:rPr>
+          <w:rFonts w:asciiTheme="majorBidi" w:hAnsiTheme="majorBidi" w:cstheme="majorBidi"/>
+        </w:rPr>
+        <w:t xml:space="preserve">Allen, R. G., Pereira, L. S., Raes, D., Smith, M. (1998). Crop evapotranspiration — Guidelines for computing crop water requirements. </w:t>
+      </w:r>
+      <w:r>
+        <w:rPr>
+          <w:rFonts w:asciiTheme="majorBidi" w:hAnsiTheme="majorBidi" w:cstheme="majorBidi"/>
+          <w:lang w:val="fr-FR"/>
+        </w:rPr>
+        <w:t>FAO Irrigation and Drainage Paper 56, FAO.</w:t>
+      </w:r>
+    </w:p>
+    <w:p>
+      <w:pPr>
+        <w:pStyle w:val="Listepuces"/>
+        <w:spacing w:after="80"/>
+        <w:rPr>
+          <w:rFonts w:asciiTheme="majorBidi" w:hAnsiTheme="majorBidi" w:cstheme="majorBidi"/>
+          <w:lang w:val="fr-FR"/>
+        </w:rPr>
+      </w:pPr>
+      <w:r>
+        <w:rPr>
+          <w:rFonts w:asciiTheme="majorBidi" w:hAnsiTheme="majorBidi" w:cstheme="majorBidi"/>
+          <w:lang w:val="fr-FR"/>
+        </w:rPr>
+        <w:t>Documentation Leaflet.js — https://leafletjs.com/</w:t>
+      </w:r>
+    </w:p>
+    <w:p>
+      <w:pPr>
+        <w:pStyle w:val="Listepuces"/>
+        <w:spacing w:after="80"/>
+        <w:rPr>
+          <w:rFonts w:asciiTheme="majorBidi" w:hAnsiTheme="majorBidi" w:cstheme="majorBidi"/>
           <w:lang w:val="fr-FR"/>
         </w:rPr>
       </w:pPr>
@@ -12281,7 +15764,7 @@
           <w:lang w:val="fr-FR"/>
         </w:rPr>
       </w:pPr>
-      <w:bookmarkStart w:id="49" w:name="_Toc235311148"/>
+      <w:bookmarkStart w:id="52" w:name="_Toc235449966"/>
       <w:r>
         <w:rPr>
           <w:lang w:val="fr-FR"/>
@@ -12289,7 +15772,7 @@
         <w:lastRenderedPageBreak/>
         <w:t>Annexes</w:t>
       </w:r>
-      <w:bookmarkEnd w:id="49"/>
+      <w:bookmarkEnd w:id="52"/>
     </w:p>
     <w:p>
       <w:pPr>
@@ -12298,14 +15781,14 @@
           <w:lang w:val="fr-FR"/>
         </w:rPr>
       </w:pPr>
-      <w:bookmarkStart w:id="50" w:name="_Toc235311149"/>
+      <w:bookmarkStart w:id="53" w:name="_Toc235449967"/>
       <w:r>
         <w:rPr>
           <w:lang w:val="fr-FR"/>
         </w:rPr>
         <w:t>Annexe A — Structure du projet</w:t>
       </w:r>
-      <w:bookmarkEnd w:id="50"/>
+      <w:bookmarkEnd w:id="53"/>
     </w:p>
     <w:p>
       <w:pPr>
@@ -12396,11 +15879,11 @@
       <w:pPr>
         <w:pStyle w:val="Titre2"/>
       </w:pPr>
-      <w:bookmarkStart w:id="51" w:name="_Toc235311150"/>
+      <w:bookmarkStart w:id="54" w:name="_Toc235449968"/>
       <w:r>
         <w:t>Annexe B — Liste des abréviations</w:t>
       </w:r>
-      <w:bookmarkEnd w:id="51"/>
+      <w:bookmarkEnd w:id="54"/>
     </w:p>
     <w:tbl>
       <w:tblPr>
@@ -13070,7 +16553,7 @@
         <w:color w:val="595959"/>
         <w:sz w:val="18"/>
       </w:rPr>
-      <w:t>3</w:t>
+      <w:t>5</w:t>
     </w:r>
     <w:r>
       <w:rPr>
@@ -13113,7 +16596,7 @@
         <w:color w:val="595959"/>
         <w:sz w:val="18"/>
       </w:rPr>
-      <w:t>32</w:t>
+      <w:t>35</w:t>
     </w:r>
     <w:r>
       <w:rPr>
@@ -25498,6 +28981,23 @@
       <w:u w:val="single"/>
     </w:rPr>
   </w:style>
+  <w:style w:type="paragraph" w:styleId="NormalWeb">
+    <w:name w:val="Normal (Web)"/>
+    <w:basedOn w:val="Normal"/>
+    <w:uiPriority w:val="99"/>
+    <w:semiHidden/>
+    <w:unhideWhenUsed/>
+    <w:rsid w:val="00FB465C"/>
+    <w:pPr>
+      <w:spacing w:before="100" w:beforeAutospacing="1" w:after="100" w:afterAutospacing="1" w:line="240" w:lineRule="auto"/>
+    </w:pPr>
+    <w:rPr>
+      <w:rFonts w:ascii="Times New Roman" w:eastAsia="Times New Roman" w:hAnsi="Times New Roman" w:cs="Times New Roman"/>
+      <w:sz w:val="24"/>
+      <w:szCs w:val="24"/>
+      <w:lang w:val="fr-FR" w:eastAsia="fr-FR"/>
+    </w:rPr>
+  </w:style>
 </w:styles>
 </file>
 
@@ -25826,7 +29326,7 @@
 </file>
 
 <file path=customXml/itemProps1.xml><?xml version="1.0" encoding="utf-8"?>
-<ds:datastoreItem xmlns:ds="http://schemas.openxmlformats.org/officeDocument/2006/customXml" ds:itemID="{AEEBF6F7-7153-461A-8F7A-8FB6FAAC70EE}">
+<ds:datastoreItem xmlns:ds="http://schemas.openxmlformats.org/officeDocument/2006/customXml" ds:itemID="{ED1AC402-0884-4B85-922E-B8AB86A0598A}">
   <ds:schemaRefs>
     <ds:schemaRef ds:uri="http://schemas.openxmlformats.org/officeDocument/2006/bibliography"/>
   </ds:schemaRefs>
